--- a/drafts/04/04-ВУ-НЮ/25-ПТ-Світла ПТ-Марка.docx
+++ b/drafts/04/04-ВУ-НЮ/25-ПТ-Світла ПТ-Марка.docx
@@ -54,7 +54,7 @@
       </w:pPr>
       <w:r>
         <w:rPr>
-          <w:rFonts w:ascii="Segoe UI Symbol" w:eastAsia="Quattrocento Sans" w:hAnsi="Segoe UI Symbol" w:cs="Segoe UI Symbol"/>
+          <w:rFonts w:ascii="Times New Roman" w:eastAsia="Quattrocento Sans" w:hAnsi="Times New Roman" w:cs="Quattrocento Sans"/>
           <w:color w:val="FF0000"/>
           <w:sz w:val="24"/>
           <w:szCs w:val="24"/>
@@ -94,6 +94,7 @@
         <w:rPr>
           <w:rFonts w:ascii="Times New Roman" w:hAnsi="Times New Roman" w:cs="Times New Roman"/>
           <w:b/>
+          <w:sz w:val="24"/>
         </w:rPr>
         <w:t>ВЕЧІРНЯ</w:t>
       </w:r>
@@ -378,17 +379,50 @@
           <w:szCs w:val="24"/>
           <w:u w:val="single"/>
         </w:rPr>
-        <w:t>Як щезає дим, нехай вони щезнуть, як від вогн</w:t>
-      </w:r>
-      <w:r>
-        <w:rPr>
-          <w:rFonts w:ascii="Times New Roman" w:hAnsi="Times New Roman"/>
-          <w:color w:val="000000"/>
+        <w:t>Як щезає дим, нехай вони щезнуть, як від вогню топиться віск.</w:t>
+      </w:r>
+    </w:p>
+    <w:p>
+      <w:pPr>
+        <w:shd w:val="clear" w:color="auto" w:fill="FFFFFF"/>
+        <w:spacing w:after="120"/>
+        <w:jc w:val="both"/>
+        <w:rPr>
+          <w:rFonts w:ascii="Times New Roman" w:hAnsi="Times New Roman"/>
           <w:sz w:val="24"/>
           <w:szCs w:val="24"/>
           <w:u w:val="single"/>
         </w:rPr>
-        <w:t>ю топиться віск.</w:t>
+      </w:pPr>
+      <w:r>
+        <w:rPr>
+          <w:rFonts w:ascii="Times New Roman" w:hAnsi="Times New Roman"/>
+          <w:i/>
+          <w:color w:val="FF0000"/>
+          <w:sz w:val="24"/>
+          <w:szCs w:val="24"/>
+        </w:rPr>
+        <w:t>Стих 3:</w:t>
+      </w:r>
+      <w:r>
+        <w:rPr>
+          <w:rFonts w:ascii="Times New Roman" w:hAnsi="Times New Roman"/>
+          <w:i/>
+          <w:color w:val="000000"/>
+          <w:sz w:val="24"/>
+          <w:szCs w:val="24"/>
+        </w:rPr>
+        <w:t xml:space="preserve"> </w:t>
+      </w:r>
+      <w:r>
+        <w:rPr>
+          <w:rFonts w:ascii="Times New Roman" w:hAnsi="Times New Roman"/>
+          <w:color w:val="000000"/>
+          <w:sz w:val="24"/>
+          <w:szCs w:val="24"/>
+          <w:u w:val="single"/>
+        </w:rPr>
+        <w:t>Так нехай погибнуть грішники від лиця Божого, а праведники нехай звеселяться.</w:t>
       </w:r>
     </w:p>
     <w:p>
@@ -398,6 +432,7 @@
         <w:jc w:val="both"/>
         <w:rPr>
           <w:rFonts w:ascii="Times New Roman" w:hAnsi="Times New Roman"/>
+          <w:i/>
           <w:sz w:val="24"/>
           <w:szCs w:val="24"/>
           <w:u w:val="single"/>
@@ -411,7 +446,7 @@
           <w:sz w:val="24"/>
           <w:szCs w:val="24"/>
         </w:rPr>
-        <w:t>Стих 3:</w:t>
+        <w:t>Стих 4:</w:t>
       </w:r>
       <w:r>
         <w:rPr>
@@ -431,7 +466,7 @@
           <w:szCs w:val="24"/>
           <w:u w:val="single"/>
         </w:rPr>
-        <w:t>Так нехай погибнуть грішники від лиця Божого, а праведники нехай звеселяться.</w:t>
+        <w:t>Це день, що його створив Господь, тож радіймо і веселімся в нім.</w:t>
       </w:r>
     </w:p>
     <w:p>
@@ -441,50 +476,6 @@
         <w:jc w:val="both"/>
         <w:rPr>
           <w:rFonts w:ascii="Times New Roman" w:hAnsi="Times New Roman"/>
-          <w:i/>
-          <w:sz w:val="24"/>
-          <w:szCs w:val="24"/>
-          <w:u w:val="single"/>
-        </w:rPr>
-      </w:pPr>
-      <w:r>
-        <w:rPr>
-          <w:rFonts w:ascii="Times New Roman" w:hAnsi="Times New Roman"/>
-          <w:i/>
-          <w:color w:val="FF0000"/>
-          <w:sz w:val="24"/>
-          <w:szCs w:val="24"/>
-        </w:rPr>
-        <w:t>Стих 4:</w:t>
-      </w:r>
-      <w:r>
-        <w:rPr>
-          <w:rFonts w:ascii="Times New Roman" w:hAnsi="Times New Roman"/>
-          <w:i/>
-          <w:color w:val="000000"/>
-          <w:sz w:val="24"/>
-          <w:szCs w:val="24"/>
-        </w:rPr>
-        <w:t xml:space="preserve"> </w:t>
-      </w:r>
-      <w:r>
-        <w:rPr>
-          <w:rFonts w:ascii="Times New Roman" w:hAnsi="Times New Roman"/>
-          <w:color w:val="000000"/>
-          <w:sz w:val="24"/>
-          <w:szCs w:val="24"/>
-          <w:u w:val="single"/>
-        </w:rPr>
-        <w:t>Це день, що його створив Господь, тож радіймо і веселімся в нім.</w:t>
-      </w:r>
-    </w:p>
-    <w:p>
-      <w:pPr>
-        <w:shd w:val="clear" w:color="auto" w:fill="FFFFFF"/>
-        <w:spacing w:after="120"/>
-        <w:jc w:val="both"/>
-        <w:rPr>
-          <w:rFonts w:ascii="Times New Roman" w:hAnsi="Times New Roman"/>
           <w:b/>
           <w:sz w:val="24"/>
           <w:szCs w:val="24"/>
@@ -517,17 +508,7 @@
           <w:sz w:val="24"/>
           <w:szCs w:val="24"/>
         </w:rPr>
-        <w:t>. Амін</w:t>
-      </w:r>
-      <w:r>
-        <w:rPr>
-          <w:rFonts w:ascii="Times New Roman" w:hAnsi="Times New Roman"/>
-          <w:b/>
-          <w:color w:val="000000"/>
-          <w:sz w:val="24"/>
-          <w:szCs w:val="24"/>
-        </w:rPr>
-        <w:t>ь.</w:t>
+        <w:t>. Амінь.</w:t>
       </w:r>
     </w:p>
     <w:p>
@@ -842,20 +823,19 @@
       <w:r>
         <w:rPr>
           <w:rFonts w:ascii="Times New Roman" w:hAnsi="Times New Roman"/>
-          <w:color w:val="000000"/>
-          <w:sz w:val="24"/>
-          <w:szCs w:val="24"/>
-        </w:rPr>
-        <w:t>За с</w:t>
-      </w:r>
-      <w:r>
-        <w:rPr>
-          <w:rFonts w:ascii="Times New Roman" w:hAnsi="Times New Roman"/>
-          <w:color w:val="000000"/>
-          <w:sz w:val="24"/>
-          <w:szCs w:val="24"/>
-        </w:rPr>
-        <w:t xml:space="preserve">вятішого вселенського архиєрея Франциска, папу Римського, і за блаженнішого патріярха нашого Святослава, і за преосвященнішого архиєпископа і митрополита нашого кир </w:t>
+          <w:sz w:val="24"/>
+          <w:szCs w:val="24"/>
+        </w:rPr>
+        <w:t>За</w:t>
+      </w:r>
+      <w:r>
+        <w:rPr>
+          <w:rFonts w:ascii="Times New Roman" w:hAnsi="Times New Roman"/>
+          <w:color w:val="000000"/>
+          <w:sz w:val="24"/>
+          <w:szCs w:val="24"/>
+        </w:rPr>
+        <w:t xml:space="preserve"> блаженнішого патріярха нашого Святослава, і за преосвященнішого архиєпископа і митрополита нашого кир </w:t>
       </w:r>
       <w:r>
         <w:rPr>
@@ -913,16 +893,7 @@
           <w:sz w:val="24"/>
           <w:szCs w:val="24"/>
         </w:rPr>
-        <w:t xml:space="preserve"> чесне пресвітерство, у Христі дияконство,</w:t>
-      </w:r>
-      <w:r>
-        <w:rPr>
-          <w:rFonts w:ascii="Times New Roman" w:hAnsi="Times New Roman"/>
-          <w:color w:val="000000"/>
-          <w:sz w:val="24"/>
-          <w:szCs w:val="24"/>
-        </w:rPr>
-        <w:t xml:space="preserve"> за весь причет і людей Господеві помолімся.</w:t>
+        <w:t xml:space="preserve"> чесне пресвітерство, у Христі дияконство, за весь причет і людей Господеві помолімся.</w:t>
       </w:r>
     </w:p>
     <w:p>
@@ -990,7 +961,126 @@
           <w:sz w:val="24"/>
           <w:szCs w:val="24"/>
         </w:rPr>
+        <w:t>Вірні:</w:t>
+      </w:r>
+      <w:r>
+        <w:rPr>
+          <w:rFonts w:ascii="Times New Roman" w:hAnsi="Times New Roman"/>
+          <w:color w:val="000000"/>
+          <w:sz w:val="24"/>
+          <w:szCs w:val="24"/>
+        </w:rPr>
+        <w:t xml:space="preserve"> Го́споди, поми́луй.</w:t>
+      </w:r>
+    </w:p>
+    <w:p>
+      <w:pPr>
+        <w:spacing w:after="120"/>
+        <w:rPr>
+          <w:rFonts w:ascii="Times New Roman" w:hAnsi="Times New Roman"/>
+          <w:sz w:val="24"/>
+          <w:szCs w:val="24"/>
+        </w:rPr>
+      </w:pPr>
+      <w:r>
+        <w:rPr>
+          <w:rFonts w:ascii="Times New Roman" w:hAnsi="Times New Roman"/>
+          <w:color w:val="000000"/>
+          <w:sz w:val="24"/>
+          <w:szCs w:val="24"/>
+        </w:rPr>
         <w:lastRenderedPageBreak/>
+        <w:t xml:space="preserve">За місто це </w:t>
+      </w:r>
+      <w:r>
+        <w:rPr>
+          <w:rFonts w:ascii="Times New Roman" w:hAnsi="Times New Roman"/>
+          <w:sz w:val="24"/>
+          <w:szCs w:val="24"/>
+        </w:rPr>
+        <w:t>(</w:t>
+      </w:r>
+      <w:r>
+        <w:rPr>
+          <w:rFonts w:ascii="Times New Roman" w:hAnsi="Times New Roman"/>
+          <w:i/>
+          <w:color w:val="FF0000"/>
+          <w:sz w:val="24"/>
+          <w:szCs w:val="24"/>
+        </w:rPr>
+        <w:t>або</w:t>
+      </w:r>
+      <w:r>
+        <w:rPr>
+          <w:rFonts w:ascii="Times New Roman" w:hAnsi="Times New Roman"/>
+          <w:color w:val="FF0000"/>
+          <w:sz w:val="24"/>
+          <w:szCs w:val="24"/>
+        </w:rPr>
+        <w:t xml:space="preserve"> </w:t>
+      </w:r>
+      <w:r>
+        <w:rPr>
+          <w:rFonts w:ascii="Times New Roman" w:hAnsi="Times New Roman"/>
+          <w:sz w:val="24"/>
+          <w:szCs w:val="24"/>
+        </w:rPr>
+        <w:t xml:space="preserve">за село це, </w:t>
+      </w:r>
+      <w:r>
+        <w:rPr>
+          <w:rFonts w:ascii="Times New Roman" w:hAnsi="Times New Roman"/>
+          <w:i/>
+          <w:color w:val="FF0000"/>
+          <w:sz w:val="24"/>
+          <w:szCs w:val="24"/>
+        </w:rPr>
+        <w:t>або</w:t>
+      </w:r>
+      <w:r>
+        <w:rPr>
+          <w:rFonts w:ascii="Times New Roman" w:hAnsi="Times New Roman"/>
+          <w:color w:val="FF0000"/>
+          <w:sz w:val="24"/>
+          <w:szCs w:val="24"/>
+        </w:rPr>
+        <w:t xml:space="preserve"> </w:t>
+      </w:r>
+      <w:r>
+        <w:rPr>
+          <w:rFonts w:ascii="Times New Roman" w:hAnsi="Times New Roman"/>
+          <w:sz w:val="24"/>
+          <w:szCs w:val="24"/>
+        </w:rPr>
+        <w:t>за святу обитель цю)</w:t>
+      </w:r>
+      <w:r>
+        <w:rPr>
+          <w:rFonts w:ascii="Times New Roman" w:hAnsi="Times New Roman"/>
+          <w:color w:val="000000"/>
+          <w:sz w:val="24"/>
+          <w:szCs w:val="24"/>
+        </w:rPr>
+        <w:t>, і за кожне село, місто, країну, і за тих, що вірою живуть у них, Господеві помолімся.</w:t>
+      </w:r>
+    </w:p>
+    <w:p>
+      <w:pPr>
+        <w:spacing w:after="120"/>
+        <w:rPr>
+          <w:rFonts w:ascii="Times New Roman" w:hAnsi="Times New Roman"/>
+          <w:sz w:val="24"/>
+          <w:szCs w:val="24"/>
+        </w:rPr>
+      </w:pPr>
+      <w:r>
+        <w:rPr>
+          <w:rFonts w:ascii="Times New Roman" w:hAnsi="Times New Roman"/>
+          <w:i/>
+          <w:color w:val="FF4400"/>
+          <w:sz w:val="24"/>
+          <w:szCs w:val="24"/>
+        </w:rPr>
         <w:t>Вірні:</w:t>
       </w:r>
       <w:r>
@@ -1019,78 +1109,7 @@
           <w:sz w:val="24"/>
           <w:szCs w:val="24"/>
         </w:rPr>
-        <w:t xml:space="preserve">За місто це </w:t>
-      </w:r>
-      <w:r>
-        <w:rPr>
-          <w:rFonts w:ascii="Times New Roman" w:hAnsi="Times New Roman"/>
-          <w:sz w:val="24"/>
-          <w:szCs w:val="24"/>
-        </w:rPr>
-        <w:t>(</w:t>
-      </w:r>
-      <w:r>
-        <w:rPr>
-          <w:rFonts w:ascii="Times New Roman" w:hAnsi="Times New Roman"/>
-          <w:i/>
-          <w:color w:val="FF0000"/>
-          <w:sz w:val="24"/>
-          <w:szCs w:val="24"/>
-        </w:rPr>
-        <w:t>або</w:t>
-      </w:r>
-      <w:r>
-        <w:rPr>
-          <w:rFonts w:ascii="Times New Roman" w:hAnsi="Times New Roman"/>
-          <w:color w:val="FF0000"/>
-          <w:sz w:val="24"/>
-          <w:szCs w:val="24"/>
-        </w:rPr>
-        <w:t xml:space="preserve"> </w:t>
-      </w:r>
-      <w:r>
-        <w:rPr>
-          <w:rFonts w:ascii="Times New Roman" w:hAnsi="Times New Roman"/>
-          <w:sz w:val="24"/>
-          <w:szCs w:val="24"/>
-        </w:rPr>
-        <w:t xml:space="preserve">за село це, </w:t>
-      </w:r>
-      <w:r>
-        <w:rPr>
-          <w:rFonts w:ascii="Times New Roman" w:hAnsi="Times New Roman"/>
-          <w:i/>
-          <w:color w:val="FF0000"/>
-          <w:sz w:val="24"/>
-          <w:szCs w:val="24"/>
-        </w:rPr>
-        <w:t>або</w:t>
-      </w:r>
-      <w:r>
-        <w:rPr>
-          <w:rFonts w:ascii="Times New Roman" w:hAnsi="Times New Roman"/>
-          <w:color w:val="FF0000"/>
-          <w:sz w:val="24"/>
-          <w:szCs w:val="24"/>
-        </w:rPr>
-        <w:t xml:space="preserve"> </w:t>
-      </w:r>
-      <w:r>
-        <w:rPr>
-          <w:rFonts w:ascii="Times New Roman" w:hAnsi="Times New Roman"/>
-          <w:sz w:val="24"/>
-          <w:szCs w:val="24"/>
-        </w:rPr>
-        <w:t>за святу обитель цю)</w:t>
-      </w:r>
-      <w:r>
-        <w:rPr>
-          <w:rFonts w:ascii="Times New Roman" w:hAnsi="Times New Roman"/>
-          <w:color w:val="000000"/>
-          <w:sz w:val="24"/>
-          <w:szCs w:val="24"/>
-        </w:rPr>
-        <w:t>, і за кожне село, місто, країну, і за тих, що вірою живуть у них, Господеві помолімся.</w:t>
+        <w:t>За добре поліття, за врожай плодів земних і часи мирні Господеві помолімся.</w:t>
       </w:r>
     </w:p>
     <w:p>
@@ -1138,7 +1157,7 @@
           <w:sz w:val="24"/>
           <w:szCs w:val="24"/>
         </w:rPr>
-        <w:t>За добре поліття, за врожай плодів земних і часи мирні Господеві помолімся.</w:t>
+        <w:t>За тих, що плавають, подорожують, за недужих, страждаючих, полонених – і за спасення їх Господеві помолімся.</w:t>
       </w:r>
     </w:p>
     <w:p>
@@ -1186,16 +1205,7 @@
           <w:sz w:val="24"/>
           <w:szCs w:val="24"/>
         </w:rPr>
-        <w:t>За тих, що плавають, подорожують, за н</w:t>
-      </w:r>
-      <w:r>
-        <w:rPr>
-          <w:rFonts w:ascii="Times New Roman" w:hAnsi="Times New Roman"/>
-          <w:color w:val="000000"/>
-          <w:sz w:val="24"/>
-          <w:szCs w:val="24"/>
-        </w:rPr>
-        <w:t>едужих, страждаючих, полонених – і за спасення їх Господеві помолімся.</w:t>
+        <w:t>Щоб визволитися нам від усякої скорботи, гніву й нужди, Господеві помолімся.</w:t>
       </w:r>
     </w:p>
     <w:p>
@@ -1239,66 +1249,10 @@
       <w:r>
         <w:rPr>
           <w:rFonts w:ascii="Times New Roman" w:hAnsi="Times New Roman"/>
-          <w:color w:val="000000"/>
-          <w:sz w:val="24"/>
-          <w:szCs w:val="24"/>
-        </w:rPr>
-        <w:t>Щоб визволитися нам від усякої скорботи, гніву й нужди, Господеві помолімся.</w:t>
-      </w:r>
-    </w:p>
-    <w:p>
-      <w:pPr>
-        <w:spacing w:after="120"/>
-        <w:rPr>
-          <w:rFonts w:ascii="Times New Roman" w:hAnsi="Times New Roman"/>
-          <w:sz w:val="24"/>
-          <w:szCs w:val="24"/>
-        </w:rPr>
-      </w:pPr>
-      <w:r>
-        <w:rPr>
-          <w:rFonts w:ascii="Times New Roman" w:hAnsi="Times New Roman"/>
-          <w:i/>
-          <w:color w:val="FF4400"/>
-          <w:sz w:val="24"/>
-          <w:szCs w:val="24"/>
-        </w:rPr>
-        <w:t>Вірні:</w:t>
-      </w:r>
-      <w:r>
-        <w:rPr>
-          <w:rFonts w:ascii="Times New Roman" w:hAnsi="Times New Roman"/>
-          <w:color w:val="000000"/>
-          <w:sz w:val="24"/>
-          <w:szCs w:val="24"/>
-        </w:rPr>
-        <w:t xml:space="preserve"> Го́споди, поми́луй.</w:t>
-      </w:r>
-    </w:p>
-    <w:p>
-      <w:pPr>
-        <w:spacing w:after="120"/>
-        <w:rPr>
-          <w:rFonts w:ascii="Times New Roman" w:hAnsi="Times New Roman"/>
-          <w:sz w:val="24"/>
-          <w:szCs w:val="24"/>
-        </w:rPr>
-      </w:pPr>
-      <w:r>
-        <w:rPr>
-          <w:rFonts w:ascii="Times New Roman" w:hAnsi="Times New Roman"/>
-          <w:sz w:val="24"/>
-          <w:szCs w:val="24"/>
-        </w:rPr>
-        <w:t>Заступи, спаси, помилуй і охорони нас, Боже, Твоєю бла</w:t>
-      </w:r>
-      <w:r>
-        <w:rPr>
-          <w:rFonts w:ascii="Times New Roman" w:hAnsi="Times New Roman"/>
-          <w:sz w:val="24"/>
-          <w:szCs w:val="24"/>
-        </w:rPr>
-        <w:t>годаттю</w:t>
+          <w:sz w:val="24"/>
+          <w:szCs w:val="24"/>
+        </w:rPr>
+        <w:t>Заступи, спаси, помилуй і охорони нас, Боже, Твоєю благодаттю</w:t>
       </w:r>
     </w:p>
     <w:p>
@@ -1542,245 +1496,218 @@
           <w:sz w:val="24"/>
           <w:szCs w:val="24"/>
         </w:rPr>
-        <w:t>Неха́й піднесе́ться моли́тва моя́,* мов кади́ло п</w:t>
-      </w:r>
+        <w:t>Неха́й піднесе́ться моли́тва моя́,* мов кади́ло пе́ред Тобо́ю;* підно́шення рук мої́х,* як же́ртва вечі́рня.* Ви́слухай мене́, Го́споди.</w:t>
+      </w:r>
+    </w:p>
+    <w:p>
+      <w:pPr>
+        <w:spacing w:after="120"/>
+        <w:jc w:val="both"/>
+        <w:rPr>
+          <w:rFonts w:ascii="Times New Roman" w:hAnsi="Times New Roman"/>
+          <w:sz w:val="24"/>
+          <w:szCs w:val="24"/>
+        </w:rPr>
+      </w:pPr>
+      <w:r>
+        <w:rPr>
+          <w:rFonts w:ascii="Times New Roman" w:eastAsia="Arial Unicode MS" w:hAnsi="Times New Roman" w:cs="Arial Unicode MS"/>
+          <w:sz w:val="24"/>
+          <w:szCs w:val="24"/>
+        </w:rPr>
+        <w:t>Поста́в, Го́споди, мої́м уста́м сторо́жу;* до двере́й губ мої́х − ва́рту!</w:t>
+      </w:r>
+    </w:p>
+    <w:p>
+      <w:pPr>
+        <w:spacing w:after="120"/>
+        <w:jc w:val="both"/>
+        <w:rPr>
+          <w:rFonts w:ascii="Times New Roman" w:hAnsi="Times New Roman"/>
+          <w:sz w:val="24"/>
+          <w:szCs w:val="24"/>
+        </w:rPr>
+      </w:pPr>
+      <w:r>
+        <w:rPr>
+          <w:rFonts w:ascii="Times New Roman" w:hAnsi="Times New Roman"/>
+          <w:sz w:val="24"/>
+          <w:szCs w:val="24"/>
+        </w:rPr>
+        <w:t>Не дай схили́тися се́рцеві моє́му* до чо́гось зло́го.</w:t>
+      </w:r>
+    </w:p>
+    <w:p>
+      <w:pPr>
+        <w:spacing w:after="120"/>
+        <w:jc w:val="both"/>
+        <w:rPr>
+          <w:rFonts w:ascii="Times New Roman" w:hAnsi="Times New Roman"/>
+          <w:sz w:val="24"/>
+          <w:szCs w:val="24"/>
+        </w:rPr>
+      </w:pPr>
+      <w:r>
+        <w:rPr>
+          <w:rFonts w:ascii="Times New Roman" w:hAnsi="Times New Roman"/>
+          <w:sz w:val="24"/>
+          <w:szCs w:val="24"/>
+        </w:rPr>
+        <w:t>Ані чини́ти лихі́ вчи́нки з людьми́, що тво́рять беззако́ння,* – ні ла́сощів ї́хніх я не хо́чу ї́сти.</w:t>
+      </w:r>
+    </w:p>
+    <w:p>
+      <w:pPr>
+        <w:spacing w:after="120"/>
+        <w:jc w:val="both"/>
+        <w:rPr>
+          <w:rFonts w:ascii="Times New Roman" w:hAnsi="Times New Roman"/>
+          <w:sz w:val="24"/>
+          <w:szCs w:val="24"/>
+        </w:rPr>
+      </w:pPr>
+      <w:r>
+        <w:rPr>
+          <w:rFonts w:ascii="Times New Roman" w:hAnsi="Times New Roman"/>
+          <w:sz w:val="24"/>
+          <w:szCs w:val="24"/>
+        </w:rPr>
+        <w:t>Неха́й пра́ведник по-до́брому б’є мене́ й виправля́є,* а олі́я грі́шного неха́й не нама́стить голови́ моє́ї.</w:t>
+      </w:r>
+    </w:p>
+    <w:p>
+      <w:pPr>
+        <w:spacing w:after="120"/>
+        <w:jc w:val="both"/>
+        <w:rPr>
+          <w:rFonts w:ascii="Times New Roman" w:hAnsi="Times New Roman"/>
+          <w:sz w:val="24"/>
+          <w:szCs w:val="24"/>
+        </w:rPr>
+      </w:pPr>
+      <w:r>
+        <w:rPr>
+          <w:rFonts w:ascii="Times New Roman" w:hAnsi="Times New Roman"/>
+          <w:sz w:val="24"/>
+          <w:szCs w:val="24"/>
+        </w:rPr>
+        <w:t>Я все-таки́ моли́тимусь,* незважа́ючи на ї́хні злі вчи́нки.</w:t>
+      </w:r>
+    </w:p>
+    <w:p>
+      <w:pPr>
+        <w:spacing w:after="120"/>
+        <w:jc w:val="both"/>
+        <w:rPr>
+          <w:rFonts w:ascii="Times New Roman" w:hAnsi="Times New Roman"/>
+          <w:sz w:val="24"/>
+          <w:szCs w:val="24"/>
+        </w:rPr>
+      </w:pPr>
+      <w:r>
+        <w:rPr>
+          <w:rFonts w:ascii="Times New Roman" w:hAnsi="Times New Roman"/>
+          <w:sz w:val="24"/>
+          <w:szCs w:val="24"/>
+        </w:rPr>
+        <w:t>Якщо́ су́ддів ї́хніх ски́нуть в уще́лини ске́лі,* то почу́ють, що слова́ мої́ лю́бі.</w:t>
+      </w:r>
+    </w:p>
+    <w:p>
+      <w:pPr>
+        <w:spacing w:after="120"/>
+        <w:jc w:val="both"/>
+        <w:rPr>
+          <w:rFonts w:ascii="Times New Roman" w:hAnsi="Times New Roman"/>
+          <w:sz w:val="24"/>
+          <w:szCs w:val="24"/>
+        </w:rPr>
+      </w:pPr>
+      <w:r>
+        <w:rPr>
+          <w:rFonts w:ascii="Times New Roman" w:hAnsi="Times New Roman"/>
+          <w:sz w:val="24"/>
+          <w:szCs w:val="24"/>
+        </w:rPr>
+        <w:t>Немо́вби хтось розби́в і розри́в зе́млю,* розки́дано ї́хні ко́сті пе́ред а́дом.</w:t>
+      </w:r>
+    </w:p>
+    <w:p>
+      <w:pPr>
+        <w:spacing w:after="120"/>
+        <w:jc w:val="both"/>
+        <w:rPr>
+          <w:rFonts w:ascii="Times New Roman" w:hAnsi="Times New Roman"/>
+          <w:sz w:val="24"/>
+          <w:szCs w:val="24"/>
+        </w:rPr>
+      </w:pPr>
+      <w:r>
+        <w:rPr>
+          <w:rFonts w:ascii="Times New Roman" w:hAnsi="Times New Roman"/>
+          <w:sz w:val="24"/>
+          <w:szCs w:val="24"/>
+        </w:rPr>
+        <w:t>Бо до Те́бе, Го́споди, мій Бо́же, мої́ о́чі;* до Те́бе прибіга́ю, не губи́ душі́ моє́ї.</w:t>
+      </w:r>
+    </w:p>
+    <w:p>
+      <w:pPr>
+        <w:spacing w:after="120"/>
+        <w:jc w:val="both"/>
+        <w:rPr>
+          <w:rFonts w:ascii="Times New Roman" w:hAnsi="Times New Roman"/>
+          <w:sz w:val="24"/>
+          <w:szCs w:val="24"/>
+        </w:rPr>
+      </w:pPr>
+      <w:r>
+        <w:rPr>
+          <w:rFonts w:ascii="Times New Roman" w:hAnsi="Times New Roman"/>
+          <w:sz w:val="24"/>
+          <w:szCs w:val="24"/>
+        </w:rPr>
+        <w:t>Збережи́ мене́ від пе́тлі, що її́ наста́вили на ме́не,* і від сильця́ тих, що тво́рять беззако́ння.</w:t>
+      </w:r>
+    </w:p>
+    <w:p>
+      <w:pPr>
+        <w:spacing w:after="120"/>
+        <w:jc w:val="both"/>
+        <w:rPr>
+          <w:rFonts w:ascii="Times New Roman" w:hAnsi="Times New Roman"/>
+          <w:sz w:val="24"/>
+          <w:szCs w:val="24"/>
+        </w:rPr>
+      </w:pPr>
+      <w:r>
+        <w:rPr>
+          <w:rFonts w:ascii="Times New Roman" w:hAnsi="Times New Roman"/>
+          <w:sz w:val="24"/>
+          <w:szCs w:val="24"/>
+        </w:rPr>
+        <w:t>Неха́й грі́шники впаду́ть у вла́сні сі́ті всі ра́зом,* а я пройду́ безпе́чно.</w:t>
+      </w:r>
+    </w:p>
+    <w:p>
+      <w:pPr>
+        <w:spacing w:after="120"/>
+        <w:jc w:val="center"/>
+        <w:rPr>
+          <w:rFonts w:ascii="Times New Roman" w:hAnsi="Times New Roman"/>
+          <w:sz w:val="24"/>
+          <w:szCs w:val="24"/>
+        </w:rPr>
+      </w:pPr>
       <w:r>
         <w:rPr>
           <w:rFonts w:ascii="Times New Roman" w:hAnsi="Times New Roman"/>
           <w:b/>
-          <w:color w:val="000000"/>
-          <w:sz w:val="24"/>
-          <w:szCs w:val="24"/>
-        </w:rPr>
-        <w:t>е́ред Тобо́ю;* підно́шення рук мої́х,* як же́ртва вечі́рня.* Ви́слухай мене́, Го́споди.</w:t>
-      </w:r>
-    </w:p>
-    <w:p>
-      <w:pPr>
-        <w:spacing w:after="120"/>
-        <w:jc w:val="both"/>
-        <w:rPr>
-          <w:rFonts w:ascii="Times New Roman" w:hAnsi="Times New Roman"/>
-          <w:sz w:val="24"/>
-          <w:szCs w:val="24"/>
-        </w:rPr>
-      </w:pPr>
-      <w:r>
-        <w:rPr>
-          <w:rFonts w:ascii="Times New Roman" w:eastAsia="Arial Unicode MS" w:hAnsi="Times New Roman"/>
-          <w:sz w:val="24"/>
-          <w:szCs w:val="24"/>
-        </w:rPr>
-        <w:t>Поста́в, Го́споди, мої́м уста́м сторо́жу;* до двере́й губ мої́х − ва́рту!</w:t>
-      </w:r>
-    </w:p>
-    <w:p>
-      <w:pPr>
-        <w:spacing w:after="120"/>
-        <w:jc w:val="both"/>
-        <w:rPr>
-          <w:rFonts w:ascii="Times New Roman" w:hAnsi="Times New Roman"/>
-          <w:sz w:val="24"/>
-          <w:szCs w:val="24"/>
-        </w:rPr>
-      </w:pPr>
-      <w:r>
-        <w:rPr>
-          <w:rFonts w:ascii="Times New Roman" w:hAnsi="Times New Roman"/>
-          <w:sz w:val="24"/>
-          <w:szCs w:val="24"/>
-        </w:rPr>
-        <w:t>Не дай схили́тися се́рцеві моє́му* до чо́гось зло́го.</w:t>
-      </w:r>
-    </w:p>
-    <w:p>
-      <w:pPr>
-        <w:spacing w:after="120"/>
-        <w:jc w:val="both"/>
-        <w:rPr>
-          <w:rFonts w:ascii="Times New Roman" w:hAnsi="Times New Roman"/>
-          <w:sz w:val="24"/>
-          <w:szCs w:val="24"/>
-        </w:rPr>
-      </w:pPr>
-      <w:r>
-        <w:rPr>
-          <w:rFonts w:ascii="Times New Roman" w:hAnsi="Times New Roman"/>
-          <w:sz w:val="24"/>
-          <w:szCs w:val="24"/>
-        </w:rPr>
-        <w:t>Ані чини́ти лихі́ вчи́нки з людьми́, що тво́рять беззако́ння,* – ні ла́сощів ї́хніх я не хо́чу ї́сти.</w:t>
-      </w:r>
-    </w:p>
-    <w:p>
-      <w:pPr>
-        <w:spacing w:after="120"/>
-        <w:jc w:val="both"/>
-        <w:rPr>
-          <w:rFonts w:ascii="Times New Roman" w:hAnsi="Times New Roman"/>
-          <w:sz w:val="24"/>
-          <w:szCs w:val="24"/>
-        </w:rPr>
-      </w:pPr>
-      <w:r>
-        <w:rPr>
-          <w:rFonts w:ascii="Times New Roman" w:hAnsi="Times New Roman"/>
-          <w:sz w:val="24"/>
-          <w:szCs w:val="24"/>
-        </w:rPr>
-        <w:t>Неха́й пра́ведник по-до́брому б’є мене́ й виправля́є,* а олі́я грі́шного неха́й не нама́стить голови</w:t>
-      </w:r>
-      <w:r>
-        <w:rPr>
-          <w:rFonts w:ascii="Times New Roman" w:hAnsi="Times New Roman"/>
-          <w:sz w:val="24"/>
-          <w:szCs w:val="24"/>
-        </w:rPr>
-        <w:t>́ моє́ї.</w:t>
-      </w:r>
-    </w:p>
-    <w:p>
-      <w:pPr>
-        <w:spacing w:after="120"/>
-        <w:jc w:val="both"/>
-        <w:rPr>
-          <w:rFonts w:ascii="Times New Roman" w:hAnsi="Times New Roman"/>
-          <w:sz w:val="24"/>
-          <w:szCs w:val="24"/>
-        </w:rPr>
-      </w:pPr>
-      <w:r>
-        <w:rPr>
-          <w:rFonts w:ascii="Times New Roman" w:hAnsi="Times New Roman"/>
-          <w:sz w:val="24"/>
-          <w:szCs w:val="24"/>
-        </w:rPr>
-        <w:t>Я все-таки́ моли́тимусь,* незважа́ючи на ї́хні злі вчи́нки.</w:t>
-      </w:r>
-    </w:p>
-    <w:p>
-      <w:pPr>
-        <w:spacing w:after="120"/>
-        <w:jc w:val="both"/>
-        <w:rPr>
-          <w:rFonts w:ascii="Times New Roman" w:hAnsi="Times New Roman"/>
-          <w:sz w:val="24"/>
-          <w:szCs w:val="24"/>
-        </w:rPr>
-      </w:pPr>
-      <w:r>
-        <w:rPr>
-          <w:rFonts w:ascii="Times New Roman" w:hAnsi="Times New Roman"/>
-          <w:sz w:val="24"/>
-          <w:szCs w:val="24"/>
-        </w:rPr>
-        <w:t>Якщо́ су́ддів ї́хніх ски́нуть в уще́лини ске́лі,* то почу́ють, що слова́ мої́ лю́бі.</w:t>
-      </w:r>
-    </w:p>
-    <w:p>
-      <w:pPr>
-        <w:spacing w:after="120"/>
-        <w:jc w:val="both"/>
-        <w:rPr>
-          <w:rFonts w:ascii="Times New Roman" w:hAnsi="Times New Roman"/>
-          <w:sz w:val="24"/>
-          <w:szCs w:val="24"/>
-        </w:rPr>
-      </w:pPr>
-      <w:r>
-        <w:rPr>
-          <w:rFonts w:ascii="Times New Roman" w:hAnsi="Times New Roman"/>
-          <w:sz w:val="24"/>
-          <w:szCs w:val="24"/>
-        </w:rPr>
-        <w:t>Немо́вби хтось розби́в і розри́в зе́млю,* розки́дано ї́хні ко́сті пе́ред а́дом.</w:t>
-      </w:r>
-    </w:p>
-    <w:p>
-      <w:pPr>
-        <w:spacing w:after="120"/>
-        <w:jc w:val="both"/>
-        <w:rPr>
-          <w:rFonts w:ascii="Times New Roman" w:hAnsi="Times New Roman"/>
-          <w:sz w:val="24"/>
-          <w:szCs w:val="24"/>
-        </w:rPr>
-      </w:pPr>
-      <w:r>
-        <w:rPr>
-          <w:rFonts w:ascii="Times New Roman" w:hAnsi="Times New Roman"/>
-          <w:sz w:val="24"/>
-          <w:szCs w:val="24"/>
-        </w:rPr>
-        <w:t>Бо до Те́бе, Го́споди,</w:t>
-      </w:r>
-      <w:r>
-        <w:rPr>
-          <w:rFonts w:ascii="Times New Roman" w:hAnsi="Times New Roman"/>
-          <w:sz w:val="24"/>
-          <w:szCs w:val="24"/>
-        </w:rPr>
-        <w:t xml:space="preserve"> мій Бо́же, мої́ о́чі;* до Те́бе прибіга́ю, не губи́ душі́ моє́ї.</w:t>
-      </w:r>
-    </w:p>
-    <w:p>
-      <w:pPr>
-        <w:spacing w:after="120"/>
-        <w:jc w:val="both"/>
-        <w:rPr>
-          <w:rFonts w:ascii="Times New Roman" w:hAnsi="Times New Roman"/>
-          <w:sz w:val="24"/>
-          <w:szCs w:val="24"/>
-        </w:rPr>
-      </w:pPr>
-      <w:r>
-        <w:rPr>
-          <w:rFonts w:ascii="Times New Roman" w:hAnsi="Times New Roman"/>
-          <w:sz w:val="24"/>
-          <w:szCs w:val="24"/>
-        </w:rPr>
-        <w:t>Збережи́ мене́ від пе́тлі, що її́ наста́вили на ме́не,* і від сильця́ тих, що тво́рять беззако́ння.</w:t>
-      </w:r>
-    </w:p>
-    <w:p>
-      <w:pPr>
-        <w:spacing w:after="120"/>
-        <w:jc w:val="both"/>
-        <w:rPr>
-          <w:rFonts w:ascii="Times New Roman" w:hAnsi="Times New Roman"/>
-          <w:sz w:val="24"/>
-          <w:szCs w:val="24"/>
-        </w:rPr>
-      </w:pPr>
-      <w:r>
-        <w:rPr>
-          <w:rFonts w:ascii="Times New Roman" w:hAnsi="Times New Roman"/>
-          <w:sz w:val="24"/>
-          <w:szCs w:val="24"/>
-        </w:rPr>
-        <w:t>Неха́й грі́шники впаду́ть у вла́сні сі́ті всі ра́зом,* а я пройду́ безпе́чно.</w:t>
-      </w:r>
-    </w:p>
-    <w:p>
-      <w:pPr>
-        <w:spacing w:after="120"/>
-        <w:jc w:val="center"/>
-        <w:rPr>
-          <w:rFonts w:ascii="Times New Roman" w:hAnsi="Times New Roman"/>
-          <w:sz w:val="24"/>
-          <w:szCs w:val="24"/>
-        </w:rPr>
-      </w:pPr>
-      <w:r>
-        <w:rPr>
-          <w:rFonts w:ascii="Times New Roman" w:hAnsi="Times New Roman"/>
-          <w:b/>
-          <w:i/>
-          <w:color w:val="FF0000"/>
-          <w:sz w:val="24"/>
-          <w:szCs w:val="24"/>
-        </w:rPr>
-        <w:lastRenderedPageBreak/>
+          <w:i/>
+          <w:color w:val="FF0000"/>
+          <w:sz w:val="24"/>
+          <w:szCs w:val="24"/>
+        </w:rPr>
         <w:t>Псалом 141</w:t>
       </w:r>
     </w:p>
@@ -1800,15 +1727,7 @@
           <w:sz w:val="24"/>
           <w:szCs w:val="24"/>
         </w:rPr>
-        <w:t>Я</w:t>
-      </w:r>
-      <w:r>
-        <w:rPr>
-          <w:rFonts w:ascii="Times New Roman" w:hAnsi="Times New Roman"/>
-          <w:sz w:val="24"/>
-          <w:szCs w:val="24"/>
-        </w:rPr>
-        <w:t xml:space="preserve"> го́лосом мої́м до Го́спода взива́ю,* я го́лосом мої́м до Го́спода молю́ся.</w:t>
+        <w:t>Я го́лосом мої́м до Го́спода взива́ю,* я го́лосом мої́м до Го́спода молю́ся.</w:t>
       </w:r>
     </w:p>
     <w:p>
@@ -1846,15 +1765,7 @@
           <w:sz w:val="24"/>
           <w:szCs w:val="24"/>
         </w:rPr>
-        <w:t xml:space="preserve">Коли́ триво́житься в мені́ дух мій, Ти знає́ш мою́ сте́жку.* На доро́зі, де я ступа́ю, та́йно розста́вили сильце́ </w:t>
-      </w:r>
-      <w:r>
-        <w:rPr>
-          <w:rFonts w:ascii="Times New Roman" w:hAnsi="Times New Roman"/>
-          <w:sz w:val="24"/>
-          <w:szCs w:val="24"/>
-        </w:rPr>
-        <w:t>на ме́не.</w:t>
+        <w:t>Коли́ триво́житься в мені́ дух мій, Ти знає́ш мою́ сте́жку.* На доро́зі, де я ступа́ю, та́йно розста́вили сильце́ на ме́не.</w:t>
       </w:r>
     </w:p>
     <w:p>
@@ -1907,7 +1818,7 @@
       </w:pPr>
       <w:r>
         <w:rPr>
-          <w:rFonts w:ascii="Times New Roman" w:eastAsia="Arial Unicode MS" w:hAnsi="Times New Roman"/>
+          <w:rFonts w:ascii="Times New Roman" w:eastAsia="Arial Unicode MS" w:hAnsi="Times New Roman" w:cs="Arial Unicode MS"/>
           <w:sz w:val="24"/>
           <w:szCs w:val="24"/>
         </w:rPr>
@@ -1969,6 +1880,7 @@
           <w:b/>
           <w:i/>
           <w:color w:val="FF0000"/>
+          <w:sz w:val="24"/>
         </w:rPr>
         <w:t>Стихири</w:t>
       </w:r>
@@ -2039,15 +1951,7 @@
           <w:sz w:val="24"/>
           <w:szCs w:val="24"/>
         </w:rPr>
-        <w:t xml:space="preserve"> Перемогу маючи над адом,* на хрест зійшов ти, </w:t>
-      </w:r>
-      <w:r>
-        <w:rPr>
-          <w:rFonts w:ascii="Times New Roman" w:hAnsi="Times New Roman"/>
-          <w:sz w:val="24"/>
-          <w:szCs w:val="24"/>
-        </w:rPr>
-        <w:t>Христе,* щоб воскресити з собою тих, що в темряві смерти перебували.* Вільний від смерти, всесильний Спасе,* що життя виливаєш із свого світла, помилуй нас!</w:t>
+        <w:t xml:space="preserve"> Перемогу маючи над адом,* на хрест зійшов ти, Христе,* щоб воскресити з собою тих, що в темряві смерти перебували.* Вільний від смерти, всесильний Спасе,* що життя виливаєш із свого світла, помилуй нас!</w:t>
       </w:r>
     </w:p>
     <w:p>
@@ -2106,15 +2010,7 @@
           <w:sz w:val="24"/>
           <w:szCs w:val="24"/>
         </w:rPr>
-        <w:t>Нині Христос смерть переміг* і, я</w:t>
-      </w:r>
-      <w:r>
-        <w:rPr>
-          <w:rFonts w:ascii="Times New Roman" w:hAnsi="Times New Roman"/>
-          <w:sz w:val="24"/>
-          <w:szCs w:val="24"/>
-        </w:rPr>
-        <w:t>к прорік, воскрес і радість світові дарував,* щоб усі ми, кличучи, таку пісню співали:* Джерело життя, неприступне світло,* всесильний Спасе, помилуй нас!</w:t>
+        <w:t>Нині Христос смерть переміг* і, як прорік, воскрес і радість світові дарував,* щоб усі ми, кличучи, таку пісню співали:* Джерело життя, неприступне світло,* всесильний Спасе, помилуй нас!</w:t>
       </w:r>
     </w:p>
     <w:p>
@@ -2198,15 +2094,7 @@
           <w:sz w:val="24"/>
           <w:szCs w:val="24"/>
         </w:rPr>
-        <w:t>Від тебе, Господ</w:t>
-      </w:r>
-      <w:r>
-        <w:rPr>
-          <w:rFonts w:ascii="Times New Roman" w:hAnsi="Times New Roman"/>
-          <w:sz w:val="24"/>
-          <w:szCs w:val="24"/>
-        </w:rPr>
-        <w:t>и, присутнього в усьому творінні,* куди нам грішним утікати?* На небесах бо сам живеш, в аді ж переміг смерть.* У морські глибини? Та й там твоя рука, Владико!* Тож до тебе прибігаємо і, припадаючи, молимось:* Воскреслий із мертвих, помилуй нас!</w:t>
+        <w:t>Від тебе, Господи, присутнього в усьому творінні,* куди нам грішним утікати?* На небесах бо сам живеш, в аді ж переміг смерть.* У морські глибини? Та й там твоя рука, Владико!* Тож до тебе прибігаємо і, припадаючи, молимось:* Воскреслий із мертвих, помилуй нас!</w:t>
       </w:r>
     </w:p>
     <w:p>
@@ -2305,7 +2193,66 @@
           <w:szCs w:val="24"/>
           <w:u w:val="single"/>
         </w:rPr>
-        <w:t xml:space="preserve">Коли ти, Господи, зважатимеш на беззаконня,* то хто встоїться, </w:t>
+        <w:t>Коли ти, Господи, зважатимеш на беззаконня,* то хто встоїться, Господи. Та в тебе є прощення.</w:t>
+      </w:r>
+    </w:p>
+    <w:p>
+      <w:pPr>
+        <w:spacing w:after="120"/>
+        <w:jc w:val="both"/>
+        <w:rPr>
+          <w:rFonts w:ascii="Times New Roman" w:hAnsi="Times New Roman"/>
+          <w:sz w:val="24"/>
+          <w:szCs w:val="24"/>
+        </w:rPr>
+      </w:pPr>
+      <w:r>
+        <w:rPr>
+          <w:rFonts w:ascii="Times New Roman" w:hAnsi="Times New Roman"/>
+          <w:i/>
+          <w:color w:val="FF0000"/>
+          <w:sz w:val="24"/>
+          <w:szCs w:val="24"/>
+        </w:rPr>
+        <w:t>(г. 1, подібний: Небесних хорів):</w:t>
+      </w:r>
+      <w:r>
+        <w:rPr>
+          <w:rFonts w:ascii="Times New Roman" w:hAnsi="Times New Roman"/>
+          <w:sz w:val="24"/>
+          <w:szCs w:val="24"/>
+        </w:rPr>
+        <w:t xml:space="preserve"> Богогласних проречень літописця* і Єгипту наставника великого* достойно оспіваймо, вірні, взиваючи:* «Марку мудрий, вченнями і молитвами твоїми,* до не схвильованого життя всіх нас,* як Апостол, провадь!»</w:t>
+      </w:r>
+    </w:p>
+    <w:p>
+      <w:pPr>
+        <w:spacing w:after="120"/>
+        <w:jc w:val="both"/>
+        <w:rPr>
+          <w:rFonts w:ascii="Times New Roman" w:hAnsi="Times New Roman"/>
+          <w:sz w:val="24"/>
+          <w:szCs w:val="24"/>
+        </w:rPr>
+      </w:pPr>
+      <w:r>
+        <w:rPr>
+          <w:rFonts w:ascii="Times New Roman" w:hAnsi="Times New Roman"/>
+          <w:i/>
+          <w:color w:val="FF0000"/>
+          <w:sz w:val="24"/>
+          <w:szCs w:val="24"/>
+        </w:rPr>
+        <w:t>Стих:</w:t>
+      </w:r>
+      <w:r>
+        <w:rPr>
+          <w:rFonts w:ascii="Times New Roman" w:hAnsi="Times New Roman"/>
+          <w:i/>
+          <w:sz w:val="24"/>
+          <w:szCs w:val="24"/>
+        </w:rPr>
+        <w:t xml:space="preserve"> </w:t>
       </w:r>
       <w:r>
         <w:rPr>
@@ -2314,44 +2261,26 @@
           <w:szCs w:val="24"/>
           <w:u w:val="single"/>
         </w:rPr>
-        <w:t>Господи. Та в тебе є прощення.</w:t>
-      </w:r>
-    </w:p>
-    <w:p>
-      <w:pPr>
-        <w:spacing w:after="120"/>
-        <w:jc w:val="both"/>
-        <w:rPr>
-          <w:rFonts w:ascii="Times New Roman" w:hAnsi="Times New Roman"/>
-          <w:sz w:val="24"/>
-          <w:szCs w:val="24"/>
-        </w:rPr>
-      </w:pPr>
-      <w:r>
-        <w:rPr>
-          <w:rFonts w:ascii="Times New Roman" w:hAnsi="Times New Roman"/>
-          <w:i/>
-          <w:color w:val="FF0000"/>
-          <w:sz w:val="24"/>
-          <w:szCs w:val="24"/>
-        </w:rPr>
-        <w:t>(г. 1, подібний: Небесних хорів):</w:t>
-      </w:r>
-      <w:r>
-        <w:rPr>
-          <w:rFonts w:ascii="Times New Roman" w:hAnsi="Times New Roman"/>
-          <w:sz w:val="24"/>
-          <w:szCs w:val="24"/>
-        </w:rPr>
-        <w:t xml:space="preserve"> Богогласних проречень літописця* і Єгипту наставника великого* достойно оспіваймо, вірні, взиваючи:* «Марку мудрий, вченнями і молитвами твоїми,* до не схвильованого життя всіх нас,* як Апост</w:t>
-      </w:r>
-      <w:r>
-        <w:rPr>
-          <w:rFonts w:ascii="Times New Roman" w:hAnsi="Times New Roman"/>
-          <w:sz w:val="24"/>
-          <w:szCs w:val="24"/>
-        </w:rPr>
-        <w:t>ол, провадь!»</w:t>
+        <w:t>За́для І́мени Твого́ наді́юсь на Те́бе, Го́споди, наді́ється душа́ моя́ на сло́во Твоє́;* наді́ється душа́ моя́ на Го́спода.</w:t>
+      </w:r>
+    </w:p>
+    <w:p>
+      <w:pPr>
+        <w:spacing w:after="120"/>
+        <w:jc w:val="both"/>
+        <w:rPr>
+          <w:rFonts w:ascii="Times New Roman" w:hAnsi="Times New Roman"/>
+          <w:sz w:val="24"/>
+          <w:szCs w:val="24"/>
+        </w:rPr>
+      </w:pPr>
+      <w:r>
+        <w:rPr>
+          <w:rFonts w:ascii="Times New Roman" w:hAnsi="Times New Roman"/>
+          <w:sz w:val="24"/>
+          <w:szCs w:val="24"/>
+        </w:rPr>
+        <w:t>Супутником став ти обраного Знаряддя* і з ним пройшов усю Македонію,* а в Римі учнем ставши Петра,* солодкомовним тлумачем ти виявився,* і постраждавши Богодостойно, спочив єси в Єгипті,* Марку всемудрий.</w:t>
       </w:r>
     </w:p>
     <w:p>
@@ -2390,34 +2319,26 @@
           <w:szCs w:val="24"/>
           <w:u w:val="single"/>
         </w:rPr>
-        <w:t>За́для І́мени Твого́ наді́юсь на Те́бе, Го́споди, наді́ється душа́ моя́ на сло́во Твоє́;* наді́ється душа́ моя́ на Го́спода.</w:t>
-      </w:r>
-    </w:p>
-    <w:p>
-      <w:pPr>
-        <w:spacing w:after="120"/>
-        <w:jc w:val="both"/>
-        <w:rPr>
-          <w:rFonts w:ascii="Times New Roman" w:hAnsi="Times New Roman"/>
-          <w:sz w:val="24"/>
-          <w:szCs w:val="24"/>
-        </w:rPr>
-      </w:pPr>
-      <w:r>
-        <w:rPr>
-          <w:rFonts w:ascii="Times New Roman" w:hAnsi="Times New Roman"/>
-          <w:sz w:val="24"/>
-          <w:szCs w:val="24"/>
-        </w:rPr>
-        <w:t>Супутником став ти обраного Знаряддя* і з ним пройшов усю Македонію,* а в Римі учнем ставши Петра,* солодкомовн</w:t>
-      </w:r>
-      <w:r>
-        <w:rPr>
-          <w:rFonts w:ascii="Times New Roman" w:hAnsi="Times New Roman"/>
-          <w:sz w:val="24"/>
-          <w:szCs w:val="24"/>
-        </w:rPr>
-        <w:t>им тлумачем ти виявився,* і постраждавши Богодостойно, спочив єси в Єгипті,* Марку всемудрий.</w:t>
+        <w:t>Від ра́нньої сторо́жі до но́чі від ра́нньої сторо́жі* неха́й упова́є Ізра́їль на Го́спода.</w:t>
+      </w:r>
+    </w:p>
+    <w:p>
+      <w:pPr>
+        <w:spacing w:after="120"/>
+        <w:jc w:val="both"/>
+        <w:rPr>
+          <w:rFonts w:ascii="Times New Roman" w:hAnsi="Times New Roman"/>
+          <w:sz w:val="24"/>
+          <w:szCs w:val="24"/>
+        </w:rPr>
+      </w:pPr>
+      <w:r>
+        <w:rPr>
+          <w:rFonts w:ascii="Times New Roman" w:hAnsi="Times New Roman"/>
+          <w:sz w:val="24"/>
+          <w:szCs w:val="24"/>
+        </w:rPr>
+        <w:t>Висохлі і випалені душі оживив ти* світлими дощами Євангелія.* Тим-то днесь, божественний Марку,* пам’ять твою радісно* торжествує і восхваляє з нами Олександрія,* поклоняючись твоїм мощам.</w:t>
       </w:r>
     </w:p>
     <w:p>
@@ -2456,55 +2377,81 @@
           <w:szCs w:val="24"/>
           <w:u w:val="single"/>
         </w:rPr>
-        <w:t>Від ра́нньої сторо́жі до но́чі від ра́нньої сторо́жі* неха́й упова́є Ізра́їль на Го́спода.</w:t>
-      </w:r>
-    </w:p>
-    <w:p>
-      <w:pPr>
-        <w:spacing w:after="120"/>
-        <w:jc w:val="both"/>
-        <w:rPr>
-          <w:rFonts w:ascii="Times New Roman" w:hAnsi="Times New Roman"/>
-          <w:sz w:val="24"/>
-          <w:szCs w:val="24"/>
-        </w:rPr>
-      </w:pPr>
-      <w:r>
-        <w:rPr>
-          <w:rFonts w:ascii="Times New Roman" w:hAnsi="Times New Roman"/>
-          <w:sz w:val="24"/>
-          <w:szCs w:val="24"/>
-        </w:rPr>
-        <w:t>Висохлі і випалені душі оживив ти* світлими дощами Євангелія.* Ти</w:t>
-      </w:r>
-      <w:r>
-        <w:rPr>
-          <w:rFonts w:ascii="Times New Roman" w:hAnsi="Times New Roman"/>
-          <w:sz w:val="24"/>
-          <w:szCs w:val="24"/>
-        </w:rPr>
-        <w:t>м-то днесь, божественний Марку,* пам’ять твою радісно* торжествує і восхваляє з нами Олександрія,* поклоняючись твоїм мощам.</w:t>
-      </w:r>
-    </w:p>
-    <w:p>
-      <w:pPr>
-        <w:spacing w:after="120"/>
-        <w:jc w:val="both"/>
-        <w:rPr>
-          <w:rFonts w:ascii="Times New Roman" w:hAnsi="Times New Roman"/>
-          <w:sz w:val="24"/>
-          <w:szCs w:val="24"/>
-        </w:rPr>
-      </w:pPr>
-      <w:r>
-        <w:rPr>
-          <w:rFonts w:ascii="Times New Roman" w:hAnsi="Times New Roman"/>
-          <w:i/>
-          <w:color w:val="FF0000"/>
-          <w:sz w:val="24"/>
-          <w:szCs w:val="24"/>
-        </w:rPr>
-        <w:lastRenderedPageBreak/>
+        <w:t>Бо в Го́спода ми́лість і відку́плення вели́ке в Ньо́го;* Він ви́зволить Ізра́їля від усьо́го беззако́ння його́.</w:t>
+      </w:r>
+    </w:p>
+    <w:p>
+      <w:pPr>
+        <w:spacing w:after="120"/>
+        <w:jc w:val="both"/>
+        <w:rPr>
+          <w:rFonts w:ascii="Times New Roman" w:hAnsi="Times New Roman"/>
+          <w:sz w:val="24"/>
+          <w:szCs w:val="24"/>
+        </w:rPr>
+      </w:pPr>
+      <w:r>
+        <w:rPr>
+          <w:rFonts w:ascii="Times New Roman" w:hAnsi="Times New Roman"/>
+          <w:i/>
+          <w:color w:val="FF0000"/>
+          <w:sz w:val="24"/>
+          <w:szCs w:val="24"/>
+        </w:rPr>
+        <w:t>(г. 1, подібний: Преславні мученики):</w:t>
+      </w:r>
+      <w:r>
+        <w:rPr>
+          <w:rFonts w:ascii="Times New Roman" w:hAnsi="Times New Roman"/>
+          <w:sz w:val="24"/>
+          <w:szCs w:val="24"/>
+        </w:rPr>
+        <w:t xml:space="preserve"> Марку всеблаженний,* ти пив з пресолодкого потоку,* мов пресвітло чиста ріка миру,* що випливає з Едему,* зрошуючи водами* Євангельської твоєї проповіді* лице землі,* церковні спільноти напоюючи* Богонатхненними вченнями.</w:t>
+      </w:r>
+    </w:p>
+    <w:p>
+      <w:pPr>
+        <w:spacing w:after="120"/>
+        <w:jc w:val="center"/>
+        <w:rPr>
+          <w:rFonts w:ascii="Times New Roman" w:hAnsi="Times New Roman"/>
+          <w:b/>
+          <w:i/>
+          <w:color w:val="FF0000"/>
+          <w:sz w:val="24"/>
+          <w:szCs w:val="24"/>
+        </w:rPr>
+      </w:pPr>
+      <w:r>
+        <w:rPr>
+          <w:rFonts w:ascii="Times New Roman" w:hAnsi="Times New Roman"/>
+          <w:b/>
+          <w:i/>
+          <w:color w:val="FF0000"/>
+          <w:sz w:val="24"/>
+          <w:szCs w:val="24"/>
+        </w:rPr>
+        <w:t>Псалом 116</w:t>
+      </w:r>
+    </w:p>
+    <w:p>
+      <w:pPr>
+        <w:spacing w:after="120"/>
+        <w:jc w:val="both"/>
+        <w:rPr>
+          <w:rFonts w:ascii="Times New Roman" w:hAnsi="Times New Roman"/>
+          <w:sz w:val="24"/>
+          <w:szCs w:val="24"/>
+        </w:rPr>
+      </w:pPr>
+      <w:r>
+        <w:rPr>
+          <w:rFonts w:ascii="Times New Roman" w:hAnsi="Times New Roman"/>
+          <w:i/>
+          <w:color w:val="FF0000"/>
+          <w:sz w:val="24"/>
+          <w:szCs w:val="24"/>
+        </w:rPr>
         <w:t>Стих:</w:t>
       </w:r>
       <w:r>
@@ -2523,57 +2470,138 @@
           <w:szCs w:val="24"/>
           <w:u w:val="single"/>
         </w:rPr>
-        <w:t>Бо в Го́спода ми́лість і відку́плення вели́ке в Ньо́го;* Він ви́зволить Ізра́їля від усьо́го беззако́ння його́.</w:t>
-      </w:r>
-    </w:p>
-    <w:p>
-      <w:pPr>
-        <w:spacing w:after="120"/>
-        <w:jc w:val="both"/>
-        <w:rPr>
-          <w:rFonts w:ascii="Times New Roman" w:hAnsi="Times New Roman"/>
-          <w:sz w:val="24"/>
-          <w:szCs w:val="24"/>
-        </w:rPr>
-      </w:pPr>
-      <w:r>
-        <w:rPr>
-          <w:rFonts w:ascii="Times New Roman" w:hAnsi="Times New Roman"/>
-          <w:i/>
-          <w:color w:val="FF0000"/>
-          <w:sz w:val="24"/>
-          <w:szCs w:val="24"/>
-        </w:rPr>
-        <w:t>(г. 1, подібн</w:t>
-      </w:r>
-      <w:r>
-        <w:rPr>
-          <w:rFonts w:ascii="Times New Roman" w:hAnsi="Times New Roman"/>
-          <w:i/>
-          <w:color w:val="FF0000"/>
-          <w:sz w:val="24"/>
-          <w:szCs w:val="24"/>
-        </w:rPr>
-        <w:t>ий: Преславні мученики):</w:t>
-      </w:r>
-      <w:r>
-        <w:rPr>
-          <w:rFonts w:ascii="Times New Roman" w:hAnsi="Times New Roman"/>
-          <w:sz w:val="24"/>
-          <w:szCs w:val="24"/>
-        </w:rPr>
-        <w:t xml:space="preserve"> Марку всеблаженний,* ти пив з пресолодкого потоку,* мов пресвітло чиста ріка миру,* що випливає з Едему,* зрошуючи водами* Євангельської твоєї проповіді* лице землі,* церковні спільноти напоюючи* Богонатхненними вченнями.</w:t>
-      </w:r>
-    </w:p>
-    <w:p>
-      <w:pPr>
-        <w:spacing w:after="120"/>
-        <w:jc w:val="center"/>
+        <w:t>Хвалі́те Го́спода всі наро́ди!* Прославля́йте Його́ всі лю́ди!</w:t>
+      </w:r>
+    </w:p>
+    <w:p>
+      <w:pPr>
+        <w:spacing w:after="120"/>
+        <w:jc w:val="both"/>
+        <w:rPr>
+          <w:rFonts w:ascii="Times New Roman" w:hAnsi="Times New Roman"/>
+          <w:sz w:val="24"/>
+          <w:szCs w:val="24"/>
+        </w:rPr>
+      </w:pPr>
+      <w:r>
+        <w:rPr>
+          <w:rFonts w:ascii="Times New Roman" w:hAnsi="Times New Roman"/>
+          <w:sz w:val="24"/>
+          <w:szCs w:val="24"/>
+        </w:rPr>
+        <w:t>Марку всеоспіваний,* колись Мойсей* потопив єгиптян у морі,* але ти, всемудрий,* виловив їх з моря облуди* силою Того,* Хто прийшов до них у тілі* і рукотворних їхніх низложив* високим раменом.</w:t>
+      </w:r>
+    </w:p>
+    <w:p>
+      <w:pPr>
+        <w:spacing w:after="120"/>
+        <w:jc w:val="both"/>
+        <w:rPr>
+          <w:rFonts w:ascii="Times New Roman" w:hAnsi="Times New Roman"/>
+          <w:sz w:val="24"/>
+          <w:szCs w:val="24"/>
+        </w:rPr>
+      </w:pPr>
+      <w:r>
+        <w:rPr>
+          <w:rFonts w:ascii="Times New Roman" w:hAnsi="Times New Roman"/>
+          <w:i/>
+          <w:color w:val="FF0000"/>
+          <w:sz w:val="24"/>
+          <w:szCs w:val="24"/>
+        </w:rPr>
+        <w:t>Стих:</w:t>
+      </w:r>
+      <w:r>
+        <w:rPr>
+          <w:rFonts w:ascii="Times New Roman" w:hAnsi="Times New Roman"/>
+          <w:i/>
+          <w:sz w:val="24"/>
+          <w:szCs w:val="24"/>
+        </w:rPr>
+        <w:t xml:space="preserve"> </w:t>
+      </w:r>
+      <w:r>
+        <w:rPr>
+          <w:rFonts w:ascii="Times New Roman" w:hAnsi="Times New Roman"/>
+          <w:sz w:val="24"/>
+          <w:szCs w:val="24"/>
+          <w:u w:val="single"/>
+        </w:rPr>
+        <w:t>Вели́ке бо до нас Його́ милосе́рдя,* і ві́рність Го́спода пові́ки.</w:t>
+      </w:r>
+    </w:p>
+    <w:p>
+      <w:pPr>
+        <w:spacing w:after="120"/>
+        <w:jc w:val="both"/>
+        <w:rPr>
+          <w:rFonts w:ascii="Times New Roman" w:hAnsi="Times New Roman"/>
+          <w:sz w:val="24"/>
+          <w:szCs w:val="24"/>
+        </w:rPr>
+      </w:pPr>
+      <w:r>
+        <w:rPr>
+          <w:rFonts w:ascii="Times New Roman" w:hAnsi="Times New Roman"/>
+          <w:sz w:val="24"/>
+          <w:szCs w:val="24"/>
+        </w:rPr>
+        <w:t>О Марку всесвященний!* Живучи у світлі Духа,* ти весь був духовний;* і нині, всебагатий,* незглибимим спогляданням Владики* й осяяний блаженством* у стані обоження,* здобув ти в кончині* бажану основу таїнства.</w:t>
+      </w:r>
+    </w:p>
+    <w:p>
+      <w:pPr>
+        <w:spacing w:after="120"/>
+        <w:jc w:val="both"/>
+        <w:rPr>
+          <w:rFonts w:ascii="Times New Roman" w:hAnsi="Times New Roman"/>
+          <w:sz w:val="24"/>
+          <w:szCs w:val="24"/>
+        </w:rPr>
+      </w:pPr>
+      <w:r>
         <w:rPr>
           <w:rFonts w:ascii="Times New Roman" w:hAnsi="Times New Roman"/>
           <w:b/>
-          <w:i/>
-          <w:color w:val="FF0000"/>
+          <w:sz w:val="24"/>
+          <w:szCs w:val="24"/>
+        </w:rPr>
+        <w:t>Слава:</w:t>
+      </w:r>
+      <w:r>
+        <w:rPr>
+          <w:rFonts w:ascii="Times New Roman" w:hAnsi="Times New Roman"/>
+          <w:sz w:val="24"/>
+          <w:szCs w:val="24"/>
+        </w:rPr>
+        <w:t xml:space="preserve"> </w:t>
+      </w:r>
+      <w:r>
+        <w:rPr>
+          <w:rFonts w:ascii="Times New Roman" w:hAnsi="Times New Roman"/>
+          <w:i/>
+          <w:color w:val="FF0000"/>
+          <w:sz w:val="24"/>
+          <w:szCs w:val="24"/>
+        </w:rPr>
+        <w:t xml:space="preserve">(г. 6): </w:t>
+      </w:r>
+      <w:r>
+        <w:rPr>
+          <w:rFonts w:ascii="Times New Roman" w:hAnsi="Times New Roman"/>
+          <w:sz w:val="24"/>
+          <w:szCs w:val="24"/>
+        </w:rPr>
+        <w:t>Пролилася благодать із уст твоїх,* Марку апостоле,* і став єси пастирем Христової Церкви,* навчаючи словесних овець* вірувати в Тройцю єдиносущну* в єдиному Божестві.</w:t>
+      </w:r>
+    </w:p>
+    <w:p>
+      <w:pPr>
+        <w:spacing w:after="120"/>
+        <w:jc w:val="both"/>
+        <w:rPr>
+          <w:rFonts w:ascii="Times New Roman" w:hAnsi="Times New Roman"/>
           <w:sz w:val="24"/>
           <w:szCs w:val="24"/>
         </w:rPr>
@@ -2582,49 +2610,14 @@
         <w:rPr>
           <w:rFonts w:ascii="Times New Roman" w:hAnsi="Times New Roman"/>
           <w:b/>
-          <w:i/>
-          <w:color w:val="FF0000"/>
-          <w:sz w:val="24"/>
-          <w:szCs w:val="24"/>
-        </w:rPr>
-        <w:t>Псалом 11</w:t>
-      </w:r>
-      <w:r>
-        <w:rPr>
-          <w:rFonts w:ascii="Times New Roman" w:hAnsi="Times New Roman"/>
-          <w:b/>
-          <w:i/>
-          <w:color w:val="FF0000"/>
-          <w:sz w:val="24"/>
-          <w:szCs w:val="24"/>
-        </w:rPr>
-        <w:t>6</w:t>
-      </w:r>
-    </w:p>
-    <w:p>
-      <w:pPr>
-        <w:spacing w:after="120"/>
-        <w:jc w:val="both"/>
-        <w:rPr>
-          <w:rFonts w:ascii="Times New Roman" w:hAnsi="Times New Roman"/>
-          <w:sz w:val="24"/>
-          <w:szCs w:val="24"/>
-        </w:rPr>
-      </w:pPr>
-      <w:r>
-        <w:rPr>
-          <w:rFonts w:ascii="Times New Roman" w:hAnsi="Times New Roman"/>
-          <w:i/>
-          <w:color w:val="FF0000"/>
-          <w:sz w:val="24"/>
-          <w:szCs w:val="24"/>
-        </w:rPr>
-        <w:t>Стих:</w:t>
-      </w:r>
-      <w:r>
-        <w:rPr>
-          <w:rFonts w:ascii="Times New Roman" w:hAnsi="Times New Roman"/>
-          <w:i/>
+          <w:sz w:val="24"/>
+          <w:szCs w:val="24"/>
+        </w:rPr>
+        <w:t>І нині</w:t>
+      </w:r>
+      <w:r>
+        <w:rPr>
+          <w:rFonts w:ascii="Times New Roman" w:hAnsi="Times New Roman"/>
           <w:sz w:val="24"/>
           <w:szCs w:val="24"/>
         </w:rPr>
@@ -2633,182 +2626,6 @@
       <w:r>
         <w:rPr>
           <w:rFonts w:ascii="Times New Roman" w:hAnsi="Times New Roman"/>
-          <w:sz w:val="24"/>
-          <w:szCs w:val="24"/>
-          <w:u w:val="single"/>
-        </w:rPr>
-        <w:t>Хвалі́те Го́спода всі наро́ди!* Прославля́йте Його́ всі лю́ди!</w:t>
-      </w:r>
-    </w:p>
-    <w:p>
-      <w:pPr>
-        <w:spacing w:after="120"/>
-        <w:jc w:val="both"/>
-        <w:rPr>
-          <w:rFonts w:ascii="Times New Roman" w:hAnsi="Times New Roman"/>
-          <w:sz w:val="24"/>
-          <w:szCs w:val="24"/>
-        </w:rPr>
-      </w:pPr>
-      <w:r>
-        <w:rPr>
-          <w:rFonts w:ascii="Times New Roman" w:hAnsi="Times New Roman"/>
-          <w:sz w:val="24"/>
-          <w:szCs w:val="24"/>
-        </w:rPr>
-        <w:t xml:space="preserve">Марку всеоспіваний,* колись Мойсей* потопив єгиптян у морі,* але ти, всемудрий,* виловив їх з моря облуди* силою Того,* Хто прийшов до них у тілі* і рукотворних їхніх низложив* високим </w:t>
-      </w:r>
-      <w:r>
-        <w:rPr>
-          <w:rFonts w:ascii="Times New Roman" w:hAnsi="Times New Roman"/>
-          <w:sz w:val="24"/>
-          <w:szCs w:val="24"/>
-        </w:rPr>
-        <w:t>раменом.</w:t>
-      </w:r>
-    </w:p>
-    <w:p>
-      <w:pPr>
-        <w:spacing w:after="120"/>
-        <w:jc w:val="both"/>
-        <w:rPr>
-          <w:rFonts w:ascii="Times New Roman" w:hAnsi="Times New Roman"/>
-          <w:sz w:val="24"/>
-          <w:szCs w:val="24"/>
-        </w:rPr>
-      </w:pPr>
-      <w:r>
-        <w:rPr>
-          <w:rFonts w:ascii="Times New Roman" w:hAnsi="Times New Roman"/>
-          <w:i/>
-          <w:color w:val="FF0000"/>
-          <w:sz w:val="24"/>
-          <w:szCs w:val="24"/>
-        </w:rPr>
-        <w:t>Стих:</w:t>
-      </w:r>
-      <w:r>
-        <w:rPr>
-          <w:rFonts w:ascii="Times New Roman" w:hAnsi="Times New Roman"/>
-          <w:i/>
-          <w:sz w:val="24"/>
-          <w:szCs w:val="24"/>
-        </w:rPr>
-        <w:t xml:space="preserve"> </w:t>
-      </w:r>
-      <w:r>
-        <w:rPr>
-          <w:rFonts w:ascii="Times New Roman" w:hAnsi="Times New Roman"/>
-          <w:sz w:val="24"/>
-          <w:szCs w:val="24"/>
-          <w:u w:val="single"/>
-        </w:rPr>
-        <w:t>Вели́ке бо до нас Його́ милосе́рдя,* і ві́рність Го́спода пові́ки.</w:t>
-      </w:r>
-    </w:p>
-    <w:p>
-      <w:pPr>
-        <w:spacing w:after="120"/>
-        <w:jc w:val="both"/>
-        <w:rPr>
-          <w:rFonts w:ascii="Times New Roman" w:hAnsi="Times New Roman"/>
-          <w:sz w:val="24"/>
-          <w:szCs w:val="24"/>
-        </w:rPr>
-      </w:pPr>
-      <w:r>
-        <w:rPr>
-          <w:rFonts w:ascii="Times New Roman" w:hAnsi="Times New Roman"/>
-          <w:sz w:val="24"/>
-          <w:szCs w:val="24"/>
-        </w:rPr>
-        <w:t>О Марку всесвященний!* Живучи у світлі Духа,* ти весь був духовний;* і нині, всебагатий,* незглибимим спогляданням Владики* й осяяний блаженством* у стані обоження,* здобув т</w:t>
-      </w:r>
-      <w:r>
-        <w:rPr>
-          <w:rFonts w:ascii="Times New Roman" w:hAnsi="Times New Roman"/>
-          <w:sz w:val="24"/>
-          <w:szCs w:val="24"/>
-        </w:rPr>
-        <w:t>и в кончині* бажану основу таїнства.</w:t>
-      </w:r>
-    </w:p>
-    <w:p>
-      <w:pPr>
-        <w:spacing w:after="120"/>
-        <w:jc w:val="both"/>
-        <w:rPr>
-          <w:rFonts w:ascii="Times New Roman" w:hAnsi="Times New Roman"/>
-          <w:sz w:val="24"/>
-          <w:szCs w:val="24"/>
-        </w:rPr>
-      </w:pPr>
-      <w:r>
-        <w:rPr>
-          <w:rFonts w:ascii="Times New Roman" w:hAnsi="Times New Roman"/>
-          <w:b/>
-          <w:sz w:val="24"/>
-          <w:szCs w:val="24"/>
-        </w:rPr>
-        <w:t>Слава:</w:t>
-      </w:r>
-      <w:r>
-        <w:rPr>
-          <w:rFonts w:ascii="Times New Roman" w:hAnsi="Times New Roman"/>
-          <w:sz w:val="24"/>
-          <w:szCs w:val="24"/>
-        </w:rPr>
-        <w:t xml:space="preserve"> </w:t>
-      </w:r>
-      <w:r>
-        <w:rPr>
-          <w:rFonts w:ascii="Times New Roman" w:hAnsi="Times New Roman"/>
-          <w:i/>
-          <w:color w:val="FF0000"/>
-          <w:sz w:val="24"/>
-          <w:szCs w:val="24"/>
-        </w:rPr>
-        <w:t xml:space="preserve">(г. 6): </w:t>
-      </w:r>
-      <w:r>
-        <w:rPr>
-          <w:rFonts w:ascii="Times New Roman" w:hAnsi="Times New Roman"/>
-          <w:sz w:val="24"/>
-          <w:szCs w:val="24"/>
-        </w:rPr>
-        <w:t>Пролилася благодать із уст твоїх,* Марку апостоле,* і став єси пастирем Христової Церкви,* навчаючи словесних овець* вірувати в Тройцю єдиносущну* в єдиному Божестві.</w:t>
-      </w:r>
-    </w:p>
-    <w:p>
-      <w:pPr>
-        <w:spacing w:after="120"/>
-        <w:jc w:val="both"/>
-        <w:rPr>
-          <w:rFonts w:ascii="Times New Roman" w:hAnsi="Times New Roman"/>
-          <w:sz w:val="24"/>
-          <w:szCs w:val="24"/>
-        </w:rPr>
-      </w:pPr>
-      <w:r>
-        <w:rPr>
-          <w:rFonts w:ascii="Times New Roman" w:hAnsi="Times New Roman"/>
-          <w:b/>
-          <w:sz w:val="24"/>
-          <w:szCs w:val="24"/>
-        </w:rPr>
-        <w:t>І нині</w:t>
-      </w:r>
-      <w:r>
-        <w:rPr>
-          <w:rFonts w:ascii="Times New Roman" w:hAnsi="Times New Roman"/>
-          <w:sz w:val="24"/>
-          <w:szCs w:val="24"/>
-        </w:rPr>
-        <w:t xml:space="preserve"> </w:t>
-      </w:r>
-      <w:r>
-        <w:rPr>
-          <w:rFonts w:ascii="Times New Roman" w:hAnsi="Times New Roman"/>
           <w:i/>
           <w:color w:val="FF0000"/>
           <w:sz w:val="24"/>
@@ -2822,23 +2639,7 @@
           <w:sz w:val="24"/>
           <w:szCs w:val="24"/>
         </w:rPr>
-        <w:t xml:space="preserve"> Хто ж тебе не прославлятиме, Пресвята Діво?* Або хто не оспівувати</w:t>
-      </w:r>
-      <w:r>
-        <w:rPr>
-          <w:rFonts w:ascii="Times New Roman" w:hAnsi="Times New Roman"/>
-          <w:sz w:val="24"/>
-          <w:szCs w:val="24"/>
-        </w:rPr>
-        <w:t>ме твого пречистого різдва?* Син бо єдинородний, що предвічно засяяв від Отця,* той вийшов з тебе, Чиста, воплотившись несказанно.* Бувши з природи Богом, став задля нас правдивою людиною;* неподільний на дві особи,* але пізнавальний у двох незлитих природ</w:t>
-      </w:r>
-      <w:r>
-        <w:rPr>
-          <w:rFonts w:ascii="Times New Roman" w:hAnsi="Times New Roman"/>
-          <w:sz w:val="24"/>
-          <w:szCs w:val="24"/>
-        </w:rPr>
-        <w:t>ах.* Його моли, чиста Всеблаженна,* щоб помилував душі наші.</w:t>
+        <w:t xml:space="preserve"> Хто ж тебе не прославлятиме, Пресвята Діво?* Або хто не оспівуватиме твого пречистого різдва?* Син бо єдинородний, що предвічно засяяв від Отця,* той вийшов з тебе, Чиста, воплотившись несказанно.* Бувши з природи Богом, став задля нас правдивою людиною;* неподільний на дві особи,* але пізнавальний у двох незлитих природах.* Його моли, чиста Всеблаженна,* щоб помилував душі наші.</w:t>
       </w:r>
     </w:p>
     <w:p>
@@ -2946,15 +2747,7 @@
           <w:sz w:val="24"/>
           <w:szCs w:val="24"/>
         </w:rPr>
-        <w:t>Благий Людинолюбче Царю, що все благословляєш! Молимось Тобі наполегливо, серцем сокрушеним і духом смиренним: Благослови на</w:t>
-      </w:r>
-      <w:r>
-        <w:rPr>
-          <w:rFonts w:ascii="Times New Roman" w:hAnsi="Times New Roman"/>
-          <w:sz w:val="24"/>
-          <w:szCs w:val="24"/>
-        </w:rPr>
-        <w:t>ші входи і виходи, Христе, істинний Боже наш. Бо прихід Твій і вознесіння, і пожиття з людьми завжди благословенне: нині і повсякчас, і на віки віків. Амінь.</w:t>
+        <w:t>Благий Людинолюбче Царю, що все благословляєш! Молимось Тобі наполегливо, серцем сокрушеним і духом смиренним: Благослови наші входи і виходи, Христе, істинний Боже наш. Бо прихід Твій і вознесіння, і пожиття з людьми завжди благословенне: нині і повсякчас, і на віки віків. Амінь.</w:t>
       </w:r>
     </w:p>
     <w:p>
@@ -3006,16 +2799,7 @@
           <w:sz w:val="24"/>
           <w:szCs w:val="24"/>
         </w:rPr>
-        <w:t xml:space="preserve">Благослови, владико, святий </w:t>
-      </w:r>
-      <w:r>
-        <w:rPr>
-          <w:rFonts w:ascii="Times New Roman" w:hAnsi="Times New Roman"/>
-          <w:color w:val="000000"/>
-          <w:sz w:val="24"/>
-          <w:szCs w:val="24"/>
-        </w:rPr>
-        <w:t xml:space="preserve">вхід. </w:t>
+        <w:t xml:space="preserve">Благослови, владико, святий вхід. </w:t>
       </w:r>
     </w:p>
     <w:p>
@@ -3132,15 +2916,7 @@
           <w:sz w:val="24"/>
           <w:szCs w:val="24"/>
         </w:rPr>
-        <w:t>Сві́тло ти́хе свято́ї сла́ви безсме́ртного Отця́ небе́сного, свято́го, блаже́нного, Ісу́се Хри́сте, дожи́вши до за́ходу со́нця, ба́чивши сві́тло вечі́рнє, сла́вимо Отця́, і Си́на, і Свято́го Ду́ха – Бо́га. Досто́йно є повсякча́с прославля́ти Тебе́ голоса́м</w:t>
-      </w:r>
-      <w:r>
-        <w:rPr>
-          <w:rFonts w:ascii="Times New Roman" w:hAnsi="Times New Roman"/>
-          <w:sz w:val="24"/>
-          <w:szCs w:val="24"/>
-        </w:rPr>
-        <w:t>и побо́жними, Си́ну Бо́жий, що життя́ дає́ш усьому́ сві́ту, тому́ світ уве́сь сла́вить Тебе́.</w:t>
+        <w:t>Сві́тло ти́хе свято́ї сла́ви безсме́ртного Отця́ небе́сного, свято́го, блаже́нного, Ісу́се Хри́сте, дожи́вши до за́ходу со́нця, ба́чивши сві́тло вечі́рнє, сла́вимо Отця́, і Си́на, і Свято́го Ду́ха – Бо́га. Досто́йно є повсякча́с прославля́ти Тебе́ голоса́ми побо́жними, Си́ну Бо́жий, що життя́ дає́ш усьому́ сві́ту, тому́ світ уве́сь сла́вить Тебе́.</w:t>
       </w:r>
     </w:p>
     <w:p>
@@ -3226,15 +3002,7 @@
           <w:sz w:val="24"/>
           <w:szCs w:val="24"/>
         </w:rPr>
-        <w:t>Премудрість, будьмо уважн</w:t>
-      </w:r>
-      <w:r>
-        <w:rPr>
-          <w:rFonts w:ascii="Times New Roman" w:hAnsi="Times New Roman"/>
-          <w:sz w:val="24"/>
-          <w:szCs w:val="24"/>
-        </w:rPr>
-        <w:t>і!</w:t>
+        <w:t>Премудрість, будьмо уважні!</w:t>
       </w:r>
     </w:p>
     <w:p>
@@ -3267,6 +3035,7 @@
           <w:b/>
           <w:i/>
           <w:color w:val="FF0000"/>
+          <w:sz w:val="24"/>
         </w:rPr>
         <w:t>Прокімен</w:t>
       </w:r>
@@ -3275,6 +3044,7 @@
           <w:rFonts w:ascii="Times New Roman" w:hAnsi="Times New Roman"/>
           <w:i/>
           <w:color w:val="FF0000"/>
+          <w:sz w:val="24"/>
         </w:rPr>
         <w:t>:</w:t>
       </w:r>
@@ -3359,7 +3129,7 @@
       </w:r>
       <w:r>
         <w:rPr>
-          <w:rFonts w:ascii="Times New Roman" w:eastAsia="Gungsuh" w:hAnsi="Times New Roman"/>
+          <w:rFonts w:ascii="Times New Roman" w:eastAsia="Gungsuh" w:hAnsi="Times New Roman" w:cs="Gungsuh"/>
           <w:color w:val="000000"/>
           <w:sz w:val="24"/>
           <w:szCs w:val="24"/>
@@ -3486,6 +3256,7 @@
           <w:b/>
           <w:i/>
           <w:color w:val="FF0000"/>
+          <w:sz w:val="24"/>
         </w:rPr>
         <w:t>Читання</w:t>
       </w:r>
@@ -3624,48 +3395,12 @@
       </w:pPr>
       <w:r>
         <w:rPr>
-          <w:rFonts w:ascii="Times New Roman" w:eastAsia="Gungsuh" w:hAnsi="Times New Roman"/>
-          <w:color w:val="000000"/>
-          <w:sz w:val="24"/>
-          <w:szCs w:val="24"/>
-        </w:rPr>
-        <w:t>Яків, слуга Бога й Господа Ісуса Христа, дванадцятьом поколінням, що у розсіянні, привіт! Уважайте за найвищу радість, мої брати, коли підлягаєте різноманітним спокусам. Ви знаєте, що іспит вашої віри виробляє витривалість, за витривалістю ж нехай слідом і</w:t>
-      </w:r>
-      <w:r>
-        <w:rPr>
-          <w:rFonts w:ascii="Times New Roman" w:eastAsia="Gungsuh" w:hAnsi="Times New Roman"/>
-          <w:color w:val="000000"/>
-          <w:sz w:val="24"/>
-          <w:szCs w:val="24"/>
-        </w:rPr>
-        <w:t>де чин досконалий, щоб ви були досконалі та бездоганні й щоб нічого вам не бракувало. Коли ж комусь із вас мудрости бракує, нехай просить у Бога, який дає всім щедро й за це не докоряє, і вона йому дасться. Тільки ж хай просить із вірою, без жадного ваганн</w:t>
-      </w:r>
-      <w:r>
-        <w:rPr>
-          <w:rFonts w:ascii="Times New Roman" w:eastAsia="Gungsuh" w:hAnsi="Times New Roman"/>
-          <w:color w:val="000000"/>
-          <w:sz w:val="24"/>
-          <w:szCs w:val="24"/>
-        </w:rPr>
-        <w:t>я; бо хто вагається, той подібний до морської хвилі, що її здіймає і коливає на всі боки вітер. Така людина нехай собі не уявляє, що прийме щось від Господа; − людина з подвійною душею, непостійна у всіх своїх дорогах. Хай брат низького стану хвалиться сво</w:t>
-      </w:r>
-      <w:r>
-        <w:rPr>
-          <w:rFonts w:ascii="Times New Roman" w:eastAsia="Gungsuh" w:hAnsi="Times New Roman"/>
-          <w:color w:val="000000"/>
-          <w:sz w:val="24"/>
-          <w:szCs w:val="24"/>
-        </w:rPr>
-        <w:t>їм вивищенням, а багатий − пониженням своїм, бо й він промине так, мов цвіт трави. Зійшло бо пекуче сонце й траву висушило, і цвіт її впав, і краса виду її зникла. Так і багатий у своїх заходах зів'яне. Блаженний чоловік, що перетриває пробу, бо він, як бу</w:t>
-      </w:r>
-      <w:r>
-        <w:rPr>
-          <w:rFonts w:ascii="Times New Roman" w:eastAsia="Gungsuh" w:hAnsi="Times New Roman"/>
-          <w:color w:val="000000"/>
-          <w:sz w:val="24"/>
-          <w:szCs w:val="24"/>
-        </w:rPr>
-        <w:t>де випробуваний, дістане вінець життя, що Господь обіцяв тим, які його люблять.</w:t>
+          <w:rFonts w:ascii="Times New Roman" w:eastAsia="Gungsuh" w:hAnsi="Times New Roman" w:cs="Gungsuh"/>
+          <w:color w:val="000000"/>
+          <w:sz w:val="24"/>
+          <w:szCs w:val="24"/>
+        </w:rPr>
+        <w:t>Яків, слуга Бога й Господа Ісуса Христа, дванадцятьом поколінням, що у розсіянні, привіт! Уважайте за найвищу радість, мої брати, коли підлягаєте різноманітним спокусам. Ви знаєте, що іспит вашої віри виробляє витривалість, за витривалістю ж нехай слідом іде чин досконалий, щоб ви були досконалі та бездоганні й щоб нічого вам не бракувало. Коли ж комусь із вас мудрости бракує, нехай просить у Бога, який дає всім щедро й за це не докоряє, і вона йому дасться. Тільки ж хай просить із вірою, без жадного вагання; бо хто вагається, той подібний до морської хвилі, що її здіймає і коливає на всі боки вітер. Така людина нехай собі не уявляє, що прийме щось від Господа; − людина з подвійною душею, непостійна у всіх своїх дорогах. Хай брат низького стану хвалиться своїм вивищенням, а багатий − пониженням своїм, бо й він промине так, мов цвіт трави. Зійшло бо пекуче сонце й траву висушило, і цвіт її впав, і краса виду її зникла. Так і багатий у своїх заходах зів'яне. Блаженний чоловік, що перетриває пробу, бо він, як буде випробуваний, дістане вінець життя, що Господь обіцяв тим, які його люблять.</w:t>
       </w:r>
       <w:r>
         <w:rPr>
@@ -3816,60 +3551,11 @@
       </w:r>
       <w:r>
         <w:rPr>
-          <w:rFonts w:ascii="Times New Roman" w:eastAsia="Gungsuh" w:hAnsi="Times New Roman"/>
-          <w:sz w:val="24"/>
-          <w:szCs w:val="24"/>
-        </w:rPr>
-        <w:t>Ніхто спокушуваний нехай не каже: Бог мене спокушає; бо Бог не може бути спокушуваний злом, і сам він не спокушає нікого; кожний спокушається своєю власною пожадливістю, яка його притягає і зводить. А потім пожадливість, завагітнівши, породжує гріх; гріх ж</w:t>
-      </w:r>
-      <w:r>
-        <w:rPr>
-          <w:rFonts w:ascii="Times New Roman" w:eastAsia="Gungsuh" w:hAnsi="Times New Roman"/>
-          <w:sz w:val="24"/>
-          <w:szCs w:val="24"/>
-        </w:rPr>
-        <w:t>е, здійснений, − породжує смерть. Не вводьте, мої любі брати, самих себе в оману. Всяке добре даяння й усякий досконалий дар згори сходить від Отця світла, в якого нема ані зміни, ані тіні переміни. Він забажав нас породити словом правди, щоб ми були немов</w:t>
-      </w:r>
-      <w:r>
-        <w:rPr>
-          <w:rFonts w:ascii="Times New Roman" w:eastAsia="Gungsuh" w:hAnsi="Times New Roman"/>
-          <w:sz w:val="24"/>
-          <w:szCs w:val="24"/>
-        </w:rPr>
-        <w:t xml:space="preserve"> первістками його створінь. Знайте, мої улюблені брати: хай кожен буде скорий до слухання, повільний до говорення, непоквапний до гніву, бо гнів людини не чинить справедливости Божої. Тому, відкинувши всякий бруд та останок злоби, прийміть з покірністю пос</w:t>
-      </w:r>
-      <w:r>
-        <w:rPr>
-          <w:rFonts w:ascii="Times New Roman" w:eastAsia="Gungsuh" w:hAnsi="Times New Roman"/>
-          <w:sz w:val="24"/>
-          <w:szCs w:val="24"/>
-        </w:rPr>
-        <w:t>аджене слово, що може спасти ваші душі. Будьте виконавцями слова, а не лише слухачами, самі себе обманюючи. Бо хто лише слухає слово, але його не чинить, той подібний до чоловіка, що розглядає у дзеркалі обличчя, яке має від природи: ледве поглянув на само</w:t>
-      </w:r>
-      <w:r>
-        <w:rPr>
-          <w:rFonts w:ascii="Times New Roman" w:eastAsia="Gungsuh" w:hAnsi="Times New Roman"/>
-          <w:sz w:val="24"/>
-          <w:szCs w:val="24"/>
-        </w:rPr>
-        <w:t>го себе, відійшов і зараз же забув, який він. Хто ж пильно заглядає в досконалий закон свободи й у ньому перебуває, − не як слухач-забудько, а як виконавець діла, − той щасливий у ділі своїм. Коли хтось уявляє собі, що він побожний, а не стримує язика, лиш</w:t>
-      </w:r>
-      <w:r>
-        <w:rPr>
-          <w:rFonts w:ascii="Times New Roman" w:eastAsia="Gungsuh" w:hAnsi="Times New Roman"/>
-          <w:sz w:val="24"/>
-          <w:szCs w:val="24"/>
-        </w:rPr>
-        <w:t xml:space="preserve"> обманює своє серце, побожність того марна. Чиста побожність і безплямна перед Богом і </w:t>
-      </w:r>
-      <w:r>
-        <w:rPr>
-          <w:rFonts w:ascii="Times New Roman" w:eastAsia="Gungsuh" w:hAnsi="Times New Roman"/>
-          <w:sz w:val="24"/>
-          <w:szCs w:val="24"/>
-        </w:rPr>
-        <w:lastRenderedPageBreak/>
-        <w:t>Отцем ось у чому полягає: відвідувати сиріт та вдовиць у їхнім горі і чистим берегти себе від світу.</w:t>
+          <w:rFonts w:ascii="Times New Roman" w:eastAsia="Gungsuh" w:hAnsi="Times New Roman" w:cs="Gungsuh"/>
+          <w:sz w:val="24"/>
+          <w:szCs w:val="24"/>
+        </w:rPr>
+        <w:t>Ніхто спокушуваний нехай не каже: Бог мене спокушає; бо Бог не може бути спокушуваний злом, і сам він не спокушає нікого; кожний спокушається своєю власною пожадливістю, яка його притягає і зводить. А потім пожадливість, завагітнівши, породжує гріх; гріх же, здійснений, − породжує смерть. Не вводьте, мої любі брати, самих себе в оману. Всяке добре даяння й усякий досконалий дар згори сходить від Отця світла, в якого нема ані зміни, ані тіні переміни. Він забажав нас породити словом правди, щоб ми були немов первістками його створінь. Знайте, мої улюблені брати: хай кожен буде скорий до слухання, повільний до говорення, непоквапний до гніву, бо гнів людини не чинить справедливости Божої. Тому, відкинувши всякий бруд та останок злоби, прийміть з покірністю посаджене слово, що може спасти ваші душі. Будьте виконавцями слова, а не лише слухачами, самі себе обманюючи. Бо хто лише слухає слово, але його не чинить, той подібний до чоловіка, що розглядає у дзеркалі обличчя, яке має від природи: ледве поглянув на самого себе, відійшов і зараз же забув, який він. Хто ж пильно заглядає в досконалий закон свободи й у ньому перебуває, − не як слухач-забудько, а як виконавець діла, − той щасливий у ділі своїм. Коли хтось уявляє собі, що він побожний, а не стримує язика, лиш обманює своє серце, побожність того марна. Чиста побожність і безплямна перед Богом і Отцем ось у чому полягає: відвідувати сиріт та вдовиць у їхнім горі і чистим берегти себе від світу.</w:t>
       </w:r>
       <w:r>
         <w:rPr>
@@ -3955,15 +3641,7 @@
           <w:sz w:val="24"/>
           <w:szCs w:val="24"/>
         </w:rPr>
-        <w:t>Соборного послання Яков</w:t>
-      </w:r>
-      <w:r>
-        <w:rPr>
-          <w:rFonts w:ascii="Times New Roman" w:hAnsi="Times New Roman"/>
-          <w:sz w:val="24"/>
-          <w:szCs w:val="24"/>
-        </w:rPr>
-        <w:t>ого читання</w:t>
+        <w:t>Соборного послання Якового читання</w:t>
       </w:r>
     </w:p>
     <w:p>
@@ -4034,57 +3712,12 @@
       </w:r>
       <w:r>
         <w:rPr>
-          <w:rFonts w:ascii="Times New Roman" w:eastAsia="Gungsuh" w:hAnsi="Times New Roman"/>
-          <w:color w:val="000000"/>
-          <w:sz w:val="24"/>
-          <w:szCs w:val="24"/>
-        </w:rPr>
-        <w:t>Брати мої, не зважаючи на особи, майте віру в Господа нашого, Ісуса Христа прославленого. Бо коли до вашого зібрання ввійде чоловік із золотим перснем, у пишних шатах, увійде і вбогий у брудній одежині, а ви глянет</w:t>
-      </w:r>
-      <w:r>
-        <w:rPr>
-          <w:rFonts w:ascii="Times New Roman" w:eastAsia="Gungsuh" w:hAnsi="Times New Roman"/>
-          <w:color w:val="000000"/>
-          <w:sz w:val="24"/>
-          <w:szCs w:val="24"/>
-        </w:rPr>
-        <w:t>е на того, що носить пишні шати, і скажете йому: «Ти сідай тут вигідно», а вбогому скажете: «Ти стань отам або сідай на моїм підніжку», − то хіба ви тим не утворюєте різниці між собою і не стаєте суддями з нікчемними думками? Слухайте, брати мої любі: Хіба</w:t>
-      </w:r>
-      <w:r>
-        <w:rPr>
-          <w:rFonts w:ascii="Times New Roman" w:eastAsia="Gungsuh" w:hAnsi="Times New Roman"/>
-          <w:color w:val="000000"/>
-          <w:sz w:val="24"/>
-          <w:szCs w:val="24"/>
-        </w:rPr>
-        <w:t xml:space="preserve"> не вбогих цього світу Бог вибрав як багатих вірою і як наслідників Царства, що його він обіцяв тим, які його люблять? Ви ж зневажаєте вбогого! Хіба то не багаті вас гнітять і не вони тягнуть вас на судилища? Хіба то не вони ганьблять те гарне ім'я, яким н</w:t>
-      </w:r>
-      <w:r>
-        <w:rPr>
-          <w:rFonts w:ascii="Times New Roman" w:eastAsia="Gungsuh" w:hAnsi="Times New Roman"/>
-          <w:color w:val="000000"/>
-          <w:sz w:val="24"/>
-          <w:szCs w:val="24"/>
-        </w:rPr>
-        <w:t>азивано вас? Коли, отже, виконуєте закон царський за писанням: «Люби ближнього свого, як себе самого», − ви добре робите. А коли зважаєте на особи, то чините гріх, закон засуджує вас як переступників. Бо хто ввесь закон дотримає, а прогрішиться лише в одно</w:t>
-      </w:r>
-      <w:r>
-        <w:rPr>
-          <w:rFonts w:ascii="Times New Roman" w:eastAsia="Gungsuh" w:hAnsi="Times New Roman"/>
-          <w:color w:val="000000"/>
-          <w:sz w:val="24"/>
-          <w:szCs w:val="24"/>
-        </w:rPr>
-        <w:t xml:space="preserve">му, − стає у всьому винуватий. Бо хто сказав: «Не чини перелюбу», сказав також: «Не вбивай». Коли ж не чиниш перелюбу, але вбиваєш, ти стаєш порушником закону. Говоріть так і робіть так, як люди, що мають бути суджені законом свободи. Бо суд немилосердний </w:t>
-      </w:r>
-      <w:r>
-        <w:rPr>
-          <w:rFonts w:ascii="Times New Roman" w:eastAsia="Gungsuh" w:hAnsi="Times New Roman"/>
-          <w:color w:val="000000"/>
-          <w:sz w:val="24"/>
-          <w:szCs w:val="24"/>
-        </w:rPr>
-        <w:t xml:space="preserve">для того, хто не чинить милосердя. Милосердя ж понад суд. </w:t>
+          <w:rFonts w:ascii="Times New Roman" w:eastAsia="Gungsuh" w:hAnsi="Times New Roman" w:cs="Gungsuh"/>
+          <w:color w:val="000000"/>
+          <w:sz w:val="24"/>
+          <w:szCs w:val="24"/>
+        </w:rPr>
+        <w:t xml:space="preserve">Брати мої, не зважаючи на особи, майте віру в Господа нашого, Ісуса Христа прославленого. Бо коли до вашого зібрання ввійде чоловік із золотим перснем, у пишних шатах, увійде і вбогий у брудній одежині, а ви глянете на того, що носить пишні шати, і скажете йому: «Ти сідай тут вигідно», а вбогому скажете: «Ти стань отам або сідай на моїм підніжку», − то хіба ви тим не утворюєте різниці між собою і не стаєте суддями з нікчемними думками? Слухайте, брати мої любі: Хіба не вбогих цього світу Бог вибрав як багатих вірою і як наслідників Царства, що його він обіцяв тим, які його люблять? Ви ж зневажаєте вбогого! Хіба то не багаті вас гнітять і не вони тягнуть вас на судилища? Хіба то не вони ганьблять те гарне ім'я, яким називано вас? Коли, отже, виконуєте закон царський за писанням: «Люби ближнього свого, як себе самого», − ви добре робите. А коли зважаєте на особи, то чините гріх, закон засуджує вас як переступників. Бо хто ввесь закон дотримає, а прогрішиться лише в одному, − стає у всьому винуватий. Бо хто сказав: «Не чини перелюбу», сказав також: «Не вбивай». Коли ж не чиниш перелюбу, але вбиваєш, ти стаєш порушником закону. Говоріть так і робіть так, як люди, що мають бути суджені законом свободи. Бо суд немилосердний для того, хто не чинить милосердя. Милосердя ж понад суд. </w:t>
       </w:r>
       <w:r>
         <w:rPr>
@@ -4129,6 +3762,7 @@
           <w:b/>
           <w:i/>
           <w:color w:val="FF0000"/>
+          <w:sz w:val="24"/>
         </w:rPr>
         <w:t>Єктенія усильного благання</w:t>
       </w:r>
@@ -4318,15 +3952,7 @@
           <w:sz w:val="24"/>
           <w:szCs w:val="24"/>
         </w:rPr>
-        <w:t>Ще молимось за святішого вселенського архи</w:t>
-      </w:r>
-      <w:r>
-        <w:rPr>
-          <w:rFonts w:ascii="Times New Roman" w:hAnsi="Times New Roman"/>
-          <w:sz w:val="24"/>
-          <w:szCs w:val="24"/>
-        </w:rPr>
-        <w:t xml:space="preserve">єрея Франциска, папу Римського, і за блаженнішого патріярха нашого Святослава, і за преосвященнішого архиєпископа і митрополита нашого кир </w:t>
+        <w:t xml:space="preserve">Ще молимось за блаженнішого патріярха нашого Святослава, і за преосвященнішого архиєпископа і митрополита нашого кир </w:t>
       </w:r>
       <w:r>
         <w:rPr>
@@ -4380,15 +4006,7 @@
           <w:sz w:val="24"/>
           <w:szCs w:val="24"/>
         </w:rPr>
-        <w:t xml:space="preserve"> за тих, що служать і послужили у святім храмі цьому, і за отців наш</w:t>
-      </w:r>
-      <w:r>
-        <w:rPr>
-          <w:rFonts w:ascii="Times New Roman" w:hAnsi="Times New Roman"/>
-          <w:sz w:val="24"/>
-          <w:szCs w:val="24"/>
-        </w:rPr>
-        <w:t>их духовних, і всіх у Христі братів і сестер наших.</w:t>
+        <w:t xml:space="preserve"> за тих, що служать і послужили у святім храмі цьому, і за отців наших духовних, і всіх у Христі братів і сестер наших.</w:t>
       </w:r>
     </w:p>
     <w:p>
@@ -4500,15 +4118,7 @@
           <w:sz w:val="24"/>
           <w:szCs w:val="24"/>
         </w:rPr>
-        <w:t>Ще молимось за тут присутніх людей, що очікують від Тебе велико</w:t>
-      </w:r>
-      <w:r>
-        <w:rPr>
-          <w:rFonts w:ascii="Times New Roman" w:hAnsi="Times New Roman"/>
-          <w:sz w:val="24"/>
-          <w:szCs w:val="24"/>
-        </w:rPr>
-        <w:t>ї і багатої милости, за тих, що творять нам милостиню, і за всіх православних християн.</w:t>
+        <w:t>Ще молимось за тут присутніх людей, що очікують від Тебе великої і багатої милости, за тих, що творять нам милостиню, і за всіх православних християн.</w:t>
       </w:r>
     </w:p>
     <w:p>
@@ -4635,6 +4245,7 @@
           <w:b/>
           <w:i/>
           <w:color w:val="FF0000"/>
+          <w:sz w:val="24"/>
         </w:rPr>
         <w:t>Сподоби, Господи</w:t>
       </w:r>
@@ -4712,15 +4323,7 @@
           <w:sz w:val="24"/>
           <w:szCs w:val="24"/>
         </w:rPr>
-        <w:t>Благословенний ти, Господи,* навчи</w:t>
-      </w:r>
-      <w:r>
-        <w:rPr>
-          <w:rFonts w:ascii="Times New Roman" w:hAnsi="Times New Roman"/>
-          <w:sz w:val="24"/>
-          <w:szCs w:val="24"/>
-        </w:rPr>
-        <w:t xml:space="preserve"> мене установ твоїх.</w:t>
+        <w:t>Благословенний ти, Господи,* навчи мене установ твоїх.</w:t>
       </w:r>
     </w:p>
     <w:p>
@@ -4815,15 +4418,7 @@
           <w:sz w:val="24"/>
           <w:szCs w:val="24"/>
         </w:rPr>
-        <w:t>Тобі належ</w:t>
-      </w:r>
-      <w:r>
-        <w:rPr>
-          <w:rFonts w:ascii="Times New Roman" w:hAnsi="Times New Roman"/>
-          <w:sz w:val="24"/>
-          <w:szCs w:val="24"/>
-        </w:rPr>
-        <w:t>ить слава:* Отцю, і Сину, і Святому Духові:</w:t>
+        <w:t>Тобі належить слава:* Отцю, і Сину, і Святому Духові:</w:t>
       </w:r>
     </w:p>
     <w:p>
@@ -4874,6 +4469,7 @@
           <w:b/>
           <w:i/>
           <w:color w:val="FF0000"/>
+          <w:sz w:val="24"/>
         </w:rPr>
         <w:t>Прохальна єктенія</w:t>
       </w:r>
@@ -4988,15 +4584,7 @@
           <w:sz w:val="24"/>
           <w:szCs w:val="24"/>
         </w:rPr>
-        <w:t>Господи, помилуй</w:t>
-      </w:r>
-      <w:r>
-        <w:rPr>
-          <w:rFonts w:ascii="Times New Roman" w:hAnsi="Times New Roman"/>
-          <w:sz w:val="24"/>
-          <w:szCs w:val="24"/>
-        </w:rPr>
-        <w:t>.</w:t>
+        <w:t>Господи, помилуй.</w:t>
       </w:r>
     </w:p>
     <w:p>
@@ -5291,15 +4879,7 @@
           <w:sz w:val="24"/>
           <w:szCs w:val="24"/>
         </w:rPr>
-        <w:t xml:space="preserve">Пресвяту, пречисту, преблагословенну, славну Владичицю нашу Богородицю і приснодіву </w:t>
-      </w:r>
-      <w:r>
-        <w:rPr>
-          <w:rFonts w:ascii="Times New Roman" w:hAnsi="Times New Roman"/>
-          <w:sz w:val="24"/>
-          <w:szCs w:val="24"/>
-        </w:rPr>
-        <w:t>Марію, з усіма святими пом’янувши, самих себе, і один одного, і все життя наше Христу Богові віддаймо.</w:t>
+        <w:t>Пресвяту, пречисту, преблагословенну, славну Владичицю нашу Богородицю і приснодіву Марію, з усіма святими пом’янувши, самих себе, і один одного, і все життя наше Христу Богові віддаймо.</w:t>
       </w:r>
     </w:p>
     <w:p>
@@ -5356,36 +4936,27 @@
           <w:sz w:val="24"/>
           <w:szCs w:val="24"/>
         </w:rPr>
-        <w:t xml:space="preserve"> Бо Ти – Бог милости, ласк і людинолюбности, і Тобі славу возсилаємо, Отцю, і Сину, і Святому Духові, нині, і повсякчас</w:t>
-      </w:r>
-      <w:r>
-        <w:rPr>
-          <w:rFonts w:ascii="Times New Roman" w:hAnsi="Times New Roman"/>
-          <w:sz w:val="24"/>
-          <w:szCs w:val="24"/>
-        </w:rPr>
-        <w:t>, і на віки віків.</w:t>
-      </w:r>
-    </w:p>
-    <w:p>
-      <w:pPr>
-        <w:spacing w:after="120"/>
-        <w:jc w:val="both"/>
-        <w:rPr>
-          <w:rFonts w:ascii="Times New Roman" w:hAnsi="Times New Roman"/>
-          <w:sz w:val="24"/>
-          <w:szCs w:val="24"/>
-        </w:rPr>
-      </w:pPr>
-      <w:r>
-        <w:rPr>
-          <w:rFonts w:ascii="Times New Roman" w:hAnsi="Times New Roman"/>
-          <w:i/>
-          <w:color w:val="FF0000"/>
-          <w:sz w:val="24"/>
-          <w:szCs w:val="24"/>
-        </w:rPr>
-        <w:lastRenderedPageBreak/>
+        <w:t xml:space="preserve"> Бо Ти – Бог милости, ласк і людинолюбности, і Тобі славу возсилаємо, Отцю, і Сину, і Святому Духові, нині, і повсякчас, і на віки віків.</w:t>
+      </w:r>
+    </w:p>
+    <w:p>
+      <w:pPr>
+        <w:spacing w:after="120"/>
+        <w:jc w:val="both"/>
+        <w:rPr>
+          <w:rFonts w:ascii="Times New Roman" w:hAnsi="Times New Roman"/>
+          <w:sz w:val="24"/>
+          <w:szCs w:val="24"/>
+        </w:rPr>
+      </w:pPr>
+      <w:r>
+        <w:rPr>
+          <w:rFonts w:ascii="Times New Roman" w:hAnsi="Times New Roman"/>
+          <w:i/>
+          <w:color w:val="FF0000"/>
+          <w:sz w:val="24"/>
+          <w:szCs w:val="24"/>
+        </w:rPr>
         <w:t>Вірні:</w:t>
       </w:r>
       <w:r>
@@ -5556,23 +5127,7 @@
           <w:sz w:val="24"/>
           <w:szCs w:val="24"/>
         </w:rPr>
-        <w:t xml:space="preserve"> Господи, Боже наш, що прихилив небо і зійшов на спасіння людського роду! Зглянься на слуг Твоїх</w:t>
-      </w:r>
-      <w:r>
-        <w:rPr>
-          <w:rFonts w:ascii="Times New Roman" w:hAnsi="Times New Roman"/>
-          <w:sz w:val="24"/>
-          <w:szCs w:val="24"/>
-        </w:rPr>
-        <w:t xml:space="preserve"> і на спадкоємство Твоє, бо перед Тобою, страшним і людинолюбним Суддею, слуги Твої схилили свої голови і зігнули свої шиї, не від людей очікуючи допомоги, але на Твою надіючись милість і Твого очікуючи спасіння; тож оберігай їх повсякчасно, і в цей вечір,</w:t>
-      </w:r>
-      <w:r>
-        <w:rPr>
-          <w:rFonts w:ascii="Times New Roman" w:hAnsi="Times New Roman"/>
-          <w:sz w:val="24"/>
-          <w:szCs w:val="24"/>
-        </w:rPr>
-        <w:t xml:space="preserve"> і в прийдешню ніч збережи від усякого ворога, і від будь-якого зазіхання диявольського, і від думок марних, і спогадів лукавих.</w:t>
+        <w:t xml:space="preserve"> Господи, Боже наш, що прихилив небо і зійшов на спасіння людського роду! Зглянься на слуг Твоїх і на спадкоємство Твоє, бо перед Тобою, страшним і людинолюбним Суддею, слуги Твої схилили свої голови і зігнули свої шиї, не від людей очікуючи допомоги, але на Твою надіючись милість і Твого очікуючи спасіння; тож оберігай їх повсякчасно, і в цей вечір, і в прийдешню ніч збережи від усякого ворога, і від будь-якого зазіхання диявольського, і від думок марних, і спогадів лукавих.</w:t>
       </w:r>
     </w:p>
     <w:p>
@@ -5600,15 +5155,7 @@
           <w:sz w:val="24"/>
           <w:szCs w:val="24"/>
         </w:rPr>
-        <w:t xml:space="preserve"> Нехай буде влада царства Твого благословенна і дуже прославлена: Отця, і Сина, і Святого Духа, нині і повсякчас, і н</w:t>
-      </w:r>
-      <w:r>
-        <w:rPr>
-          <w:rFonts w:ascii="Times New Roman" w:hAnsi="Times New Roman"/>
-          <w:sz w:val="24"/>
-          <w:szCs w:val="24"/>
-        </w:rPr>
-        <w:t>а віки віків.</w:t>
+        <w:t xml:space="preserve"> Нехай буде влада царства Твого благословенна і дуже прославлена: Отця, і Сина, і Святого Духа, нині і повсякчас, і на віки віків.</w:t>
       </w:r>
     </w:p>
     <w:p>
@@ -5725,6 +5272,7 @@
           <w:b/>
           <w:i/>
           <w:color w:val="FF0000"/>
+          <w:sz w:val="24"/>
         </w:rPr>
         <w:t>Стихири Пасхи</w:t>
       </w:r>
@@ -5841,67 +5389,129 @@
           <w:szCs w:val="24"/>
           <w:u w:val="single"/>
         </w:rPr>
-        <w:t xml:space="preserve">Як щезає </w:t>
-      </w:r>
-      <w:r>
-        <w:rPr>
-          <w:rFonts w:ascii="Times New Roman" w:hAnsi="Times New Roman"/>
+        <w:t>Як щезає дим,* хай вони щезнуть.</w:t>
+      </w:r>
+    </w:p>
+    <w:p>
+      <w:pPr>
+        <w:spacing w:after="120"/>
+        <w:jc w:val="both"/>
+        <w:rPr>
+          <w:rFonts w:ascii="Times New Roman" w:hAnsi="Times New Roman"/>
+          <w:color w:val="000000"/>
+          <w:sz w:val="24"/>
+          <w:szCs w:val="24"/>
+        </w:rPr>
+      </w:pPr>
+      <w:r>
+        <w:rPr>
+          <w:rFonts w:ascii="Times New Roman" w:hAnsi="Times New Roman"/>
+          <w:color w:val="000000"/>
+          <w:sz w:val="24"/>
+          <w:szCs w:val="24"/>
+        </w:rPr>
+        <w:t>Прийдіте після видіння, жінки благовісниці,* і скажіть Сіонові:* Прийми від нас радісну новину* про Воскресіння Христове!* Веселися, торжествуй* і радуйся, Єрусалиме,* побачивши Царя Христа,* що немов жених із гробу виходить.</w:t>
+      </w:r>
+    </w:p>
+    <w:p>
+      <w:pPr>
+        <w:spacing w:after="120"/>
+        <w:jc w:val="both"/>
+        <w:rPr>
+          <w:rFonts w:ascii="Times New Roman" w:hAnsi="Times New Roman"/>
+          <w:i/>
           <w:color w:val="000000"/>
           <w:sz w:val="24"/>
           <w:szCs w:val="24"/>
           <w:u w:val="single"/>
         </w:rPr>
-        <w:t>дим,* хай вони щезнуть.</w:t>
-      </w:r>
-    </w:p>
-    <w:p>
-      <w:pPr>
-        <w:spacing w:after="120"/>
-        <w:jc w:val="both"/>
-        <w:rPr>
-          <w:rFonts w:ascii="Times New Roman" w:hAnsi="Times New Roman"/>
-          <w:color w:val="000000"/>
-          <w:sz w:val="24"/>
-          <w:szCs w:val="24"/>
-        </w:rPr>
-      </w:pPr>
-      <w:r>
-        <w:rPr>
-          <w:rFonts w:ascii="Times New Roman" w:hAnsi="Times New Roman"/>
-          <w:color w:val="000000"/>
-          <w:sz w:val="24"/>
-          <w:szCs w:val="24"/>
-        </w:rPr>
-        <w:t>Прийдіте після видіння, жінки благовісниці,* і скажіть Сіонові:* Прийми від нас радісну новину* про Воскресіння Христове!* Веселися, торжествуй* і радуйся, Єрусалиме,* побачивши Царя Христа,* що немов жених із гробу виходить.</w:t>
-      </w:r>
-    </w:p>
-    <w:p>
-      <w:pPr>
-        <w:spacing w:after="120"/>
-        <w:jc w:val="both"/>
-        <w:rPr>
-          <w:rFonts w:ascii="Times New Roman" w:hAnsi="Times New Roman"/>
-          <w:i/>
+      </w:pPr>
+      <w:r>
+        <w:rPr>
+          <w:rFonts w:ascii="Times New Roman" w:hAnsi="Times New Roman"/>
+          <w:i/>
+          <w:color w:val="FF0000"/>
+          <w:sz w:val="24"/>
+          <w:szCs w:val="24"/>
+        </w:rPr>
+        <w:t>Стих:</w:t>
+      </w:r>
+      <w:r>
+        <w:rPr>
+          <w:rFonts w:ascii="Times New Roman" w:hAnsi="Times New Roman"/>
+          <w:i/>
+          <w:color w:val="000000"/>
+          <w:sz w:val="24"/>
+          <w:szCs w:val="24"/>
+        </w:rPr>
+        <w:t xml:space="preserve"> </w:t>
+      </w:r>
+      <w:r>
+        <w:rPr>
+          <w:rFonts w:ascii="Times New Roman" w:hAnsi="Times New Roman"/>
           <w:color w:val="000000"/>
           <w:sz w:val="24"/>
           <w:szCs w:val="24"/>
           <w:u w:val="single"/>
         </w:rPr>
-      </w:pPr>
-      <w:r>
-        <w:rPr>
-          <w:rFonts w:ascii="Times New Roman" w:hAnsi="Times New Roman"/>
-          <w:i/>
-          <w:color w:val="FF0000"/>
-          <w:sz w:val="24"/>
-          <w:szCs w:val="24"/>
-        </w:rPr>
-        <w:t>Стих:</w:t>
-      </w:r>
-      <w:r>
-        <w:rPr>
-          <w:rFonts w:ascii="Times New Roman" w:hAnsi="Times New Roman"/>
-          <w:i/>
+        <w:t>Так нехай погибнуть грішники від лиця Божого,* а праведники хай звеселяться.</w:t>
+      </w:r>
+    </w:p>
+    <w:p>
+      <w:pPr>
+        <w:spacing w:after="120"/>
+        <w:jc w:val="both"/>
+        <w:rPr>
+          <w:rFonts w:ascii="Times New Roman" w:hAnsi="Times New Roman"/>
+          <w:color w:val="000000"/>
+          <w:sz w:val="24"/>
+          <w:szCs w:val="24"/>
+        </w:rPr>
+      </w:pPr>
+      <w:r>
+        <w:rPr>
+          <w:rFonts w:ascii="Times New Roman" w:hAnsi="Times New Roman"/>
+          <w:color w:val="000000"/>
+          <w:sz w:val="24"/>
+          <w:szCs w:val="24"/>
+        </w:rPr>
+        <w:t>Мироносиці жінки,* рано-вранці прийшовши* до гробу Життєдавця,* знайшли ангела* що сидів на камені,* а він, провістивши їм, так мовив:* Чому шукаєте Живого між померлими?* Чому оплакуєте у тлінні Нетлінного?* Ідіть, і проповідуйте його учням!</w:t>
+      </w:r>
+    </w:p>
+    <w:p>
+      <w:pPr>
+        <w:spacing w:after="120"/>
+        <w:jc w:val="both"/>
+        <w:rPr>
+          <w:rFonts w:ascii="Times New Roman" w:hAnsi="Times New Roman"/>
+          <w:color w:val="000000"/>
+          <w:sz w:val="24"/>
+          <w:szCs w:val="24"/>
+          <w:u w:val="single"/>
+        </w:rPr>
+      </w:pPr>
+      <w:r>
+        <w:rPr>
+          <w:rFonts w:ascii="Times New Roman" w:hAnsi="Times New Roman"/>
+          <w:i/>
+          <w:color w:val="FF0000"/>
+          <w:sz w:val="24"/>
+          <w:szCs w:val="24"/>
+        </w:rPr>
+        <w:t>Стих</w:t>
+      </w:r>
+      <w:r>
+        <w:rPr>
+          <w:rFonts w:ascii="Times New Roman" w:hAnsi="Times New Roman"/>
+          <w:color w:val="FF0000"/>
+          <w:sz w:val="24"/>
+          <w:szCs w:val="24"/>
+        </w:rPr>
+        <w:t>:</w:t>
+      </w:r>
+      <w:r>
+        <w:rPr>
+          <w:rFonts w:ascii="Times New Roman" w:hAnsi="Times New Roman"/>
           <w:color w:val="000000"/>
           <w:sz w:val="24"/>
           <w:szCs w:val="24"/>
@@ -5916,74 +5526,53 @@
           <w:szCs w:val="24"/>
           <w:u w:val="single"/>
         </w:rPr>
-        <w:t>Так нехай погибнуть грішники від лиця Божого,* а праведники хай звеселяться.</w:t>
-      </w:r>
-    </w:p>
-    <w:p>
-      <w:pPr>
-        <w:spacing w:after="120"/>
-        <w:jc w:val="both"/>
-        <w:rPr>
-          <w:rFonts w:ascii="Times New Roman" w:hAnsi="Times New Roman"/>
-          <w:color w:val="000000"/>
-          <w:sz w:val="24"/>
-          <w:szCs w:val="24"/>
-        </w:rPr>
-      </w:pPr>
-      <w:r>
-        <w:rPr>
-          <w:rFonts w:ascii="Times New Roman" w:hAnsi="Times New Roman"/>
-          <w:color w:val="000000"/>
-          <w:sz w:val="24"/>
-          <w:szCs w:val="24"/>
-        </w:rPr>
-        <w:t>Мироносиці жінки,* рано-вранці прийшовши* до гробу Життєдавця,* знайшли ангела* що сидів на камені,* а він, провістивши їм, так мовив:* Чому шукаєте Живого між померлими?* Чому оп</w:t>
-      </w:r>
-      <w:r>
-        <w:rPr>
-          <w:rFonts w:ascii="Times New Roman" w:hAnsi="Times New Roman"/>
-          <w:color w:val="000000"/>
-          <w:sz w:val="24"/>
-          <w:szCs w:val="24"/>
-        </w:rPr>
-        <w:t>лакуєте у тлінні Нетлінного?* Ідіть, і проповідуйте його учням!</w:t>
-      </w:r>
-    </w:p>
-    <w:p>
-      <w:pPr>
-        <w:spacing w:after="120"/>
-        <w:jc w:val="both"/>
-        <w:rPr>
-          <w:rFonts w:ascii="Times New Roman" w:hAnsi="Times New Roman"/>
-          <w:color w:val="000000"/>
-          <w:sz w:val="24"/>
-          <w:szCs w:val="24"/>
-          <w:u w:val="single"/>
-        </w:rPr>
-      </w:pPr>
-      <w:r>
-        <w:rPr>
-          <w:rFonts w:ascii="Times New Roman" w:hAnsi="Times New Roman"/>
-          <w:i/>
-          <w:color w:val="FF0000"/>
-          <w:sz w:val="24"/>
-          <w:szCs w:val="24"/>
-        </w:rPr>
-        <w:t>Стих</w:t>
-      </w:r>
-      <w:r>
-        <w:rPr>
-          <w:rFonts w:ascii="Times New Roman" w:hAnsi="Times New Roman"/>
-          <w:color w:val="FF0000"/>
-          <w:sz w:val="24"/>
-          <w:szCs w:val="24"/>
-        </w:rPr>
-        <w:t>:</w:t>
-      </w:r>
-      <w:r>
-        <w:rPr>
-          <w:rFonts w:ascii="Times New Roman" w:hAnsi="Times New Roman"/>
-          <w:color w:val="000000"/>
+        <w:t>Це день, що його створив Господь,* тож радіймо і веселімся в нім.</w:t>
+      </w:r>
+    </w:p>
+    <w:p>
+      <w:pPr>
+        <w:spacing w:after="120"/>
+        <w:jc w:val="both"/>
+        <w:rPr>
+          <w:rFonts w:ascii="Times New Roman" w:hAnsi="Times New Roman"/>
+          <w:color w:val="000000"/>
+          <w:sz w:val="24"/>
+          <w:szCs w:val="24"/>
+        </w:rPr>
+      </w:pPr>
+      <w:r>
+        <w:rPr>
+          <w:rFonts w:ascii="Times New Roman" w:hAnsi="Times New Roman"/>
+          <w:color w:val="000000"/>
+          <w:sz w:val="24"/>
+          <w:szCs w:val="24"/>
+        </w:rPr>
+        <w:t>Пасха красна,* Пасха Господня;* Пасха* Пасха преславная нам засіяла;* Пасха! Радісно одні одних обнімімо!* О Пасхо, визволення від скорбот!* Нині бо з гробу,* наче зо світлиці, засіяв Христос,* жінок же радістю наповнив, мовивши:* Проповідуйте апостолам.</w:t>
+      </w:r>
+    </w:p>
+    <w:p>
+      <w:pPr>
+        <w:spacing w:after="120"/>
+        <w:jc w:val="both"/>
+        <w:rPr>
+          <w:rFonts w:ascii="Times New Roman" w:hAnsi="Times New Roman"/>
+          <w:smallCaps/>
+          <w:sz w:val="24"/>
+          <w:szCs w:val="24"/>
+        </w:rPr>
+      </w:pPr>
+      <w:r>
+        <w:rPr>
+          <w:rFonts w:ascii="Times New Roman" w:hAnsi="Times New Roman"/>
+          <w:b/>
+          <w:sz w:val="24"/>
+          <w:szCs w:val="24"/>
+        </w:rPr>
+        <w:t>Слава:</w:t>
+      </w:r>
+      <w:r>
+        <w:rPr>
+          <w:rFonts w:ascii="Times New Roman" w:hAnsi="Times New Roman"/>
           <w:sz w:val="24"/>
           <w:szCs w:val="24"/>
         </w:rPr>
@@ -5992,51 +5581,29 @@
       <w:r>
         <w:rPr>
           <w:rFonts w:ascii="Times New Roman" w:hAnsi="Times New Roman"/>
-          <w:color w:val="000000"/>
-          <w:sz w:val="24"/>
-          <w:szCs w:val="24"/>
-          <w:u w:val="single"/>
-        </w:rPr>
-        <w:t>Це день, що його створив Господь,* тож радіймо і веселімся в нім.</w:t>
-      </w:r>
-    </w:p>
-    <w:p>
-      <w:pPr>
-        <w:spacing w:after="120"/>
-        <w:jc w:val="both"/>
-        <w:rPr>
-          <w:rFonts w:ascii="Times New Roman" w:hAnsi="Times New Roman"/>
-          <w:color w:val="000000"/>
-          <w:sz w:val="24"/>
-          <w:szCs w:val="24"/>
-        </w:rPr>
-      </w:pPr>
-      <w:r>
-        <w:rPr>
-          <w:rFonts w:ascii="Times New Roman" w:hAnsi="Times New Roman"/>
-          <w:color w:val="000000"/>
-          <w:sz w:val="24"/>
-          <w:szCs w:val="24"/>
-        </w:rPr>
-        <w:t>Пасха красна,* Пасха Господня;* Пасха* Пасха преславная нам засіяла;* Пасха! Радісно одні одних обнімімо!* О Пасхо, визв</w:t>
-      </w:r>
-      <w:r>
-        <w:rPr>
-          <w:rFonts w:ascii="Times New Roman" w:hAnsi="Times New Roman"/>
-          <w:color w:val="000000"/>
-          <w:sz w:val="24"/>
-          <w:szCs w:val="24"/>
-        </w:rPr>
-        <w:t>олення від скорбот!* Нині бо з гробу,* наче зо світлиці, засіяв Христос,* жінок же радістю наповнив, мовивши:* Проповідуйте апостолам.</w:t>
-      </w:r>
-    </w:p>
-    <w:p>
-      <w:pPr>
-        <w:spacing w:after="120"/>
-        <w:jc w:val="both"/>
-        <w:rPr>
-          <w:rFonts w:ascii="Times New Roman" w:hAnsi="Times New Roman"/>
-          <w:smallCaps/>
+          <w:i/>
+          <w:color w:val="FF0000"/>
+          <w:sz w:val="24"/>
+          <w:szCs w:val="24"/>
+        </w:rPr>
+        <w:t xml:space="preserve">(г. 8): </w:t>
+      </w:r>
+      <w:r>
+        <w:rPr>
+          <w:rFonts w:ascii="Times New Roman" w:hAnsi="Times New Roman"/>
+          <w:sz w:val="24"/>
+          <w:szCs w:val="24"/>
+        </w:rPr>
+        <w:t>Прийдіте, восхвалімо псалмами й піснеспівами* Марка – проповідника небесного тайновведення* і речника Євангелія!* Він бо явився рікою мисленного Раю,* напоюючи небесними зливами* душевні борозни* і показуючи їх плодоносними Христу Богові,* Який подає всім його молитвами* очищення, і просвічення,* і велику милість.</w:t>
+      </w:r>
+    </w:p>
+    <w:p>
+      <w:pPr>
+        <w:spacing w:after="120"/>
+        <w:jc w:val="both"/>
+        <w:rPr>
+          <w:rFonts w:ascii="Times New Roman" w:hAnsi="Times New Roman"/>
+          <w:color w:val="000000"/>
           <w:sz w:val="24"/>
           <w:szCs w:val="24"/>
         </w:rPr>
@@ -6045,53 +5612,49 @@
         <w:rPr>
           <w:rFonts w:ascii="Times New Roman" w:hAnsi="Times New Roman"/>
           <w:b/>
-          <w:sz w:val="24"/>
-          <w:szCs w:val="24"/>
-        </w:rPr>
-        <w:t>Слава:</w:t>
-      </w:r>
-      <w:r>
-        <w:rPr>
-          <w:rFonts w:ascii="Times New Roman" w:hAnsi="Times New Roman"/>
-          <w:sz w:val="24"/>
-          <w:szCs w:val="24"/>
-        </w:rPr>
-        <w:t xml:space="preserve"> </w:t>
-      </w:r>
-      <w:r>
-        <w:rPr>
-          <w:rFonts w:ascii="Times New Roman" w:hAnsi="Times New Roman"/>
-          <w:i/>
-          <w:color w:val="FF0000"/>
-          <w:sz w:val="24"/>
-          <w:szCs w:val="24"/>
-        </w:rPr>
-        <w:t xml:space="preserve">(г. 8): </w:t>
-      </w:r>
-      <w:r>
-        <w:rPr>
-          <w:rFonts w:ascii="Times New Roman" w:hAnsi="Times New Roman"/>
-          <w:sz w:val="24"/>
-          <w:szCs w:val="24"/>
-        </w:rPr>
-        <w:t xml:space="preserve">Прийдіте, восхвалімо псалмами й піснеспівами* Марка – проповідника небесного тайновведення* і речника Євангелія!* Він бо явився рікою мисленного Раю,* напоюючи небесними зливами* душевні борозни* і показуючи їх плодоносними Христу Богові,* Який подає всім </w:t>
-      </w:r>
-      <w:r>
-        <w:rPr>
-          <w:rFonts w:ascii="Times New Roman" w:hAnsi="Times New Roman"/>
-          <w:sz w:val="24"/>
-          <w:szCs w:val="24"/>
-        </w:rPr>
-        <w:t>його молитвами* очищення, і просвічення,* і велику милість.</w:t>
-      </w:r>
-    </w:p>
-    <w:p>
-      <w:pPr>
-        <w:spacing w:after="120"/>
-        <w:jc w:val="both"/>
-        <w:rPr>
-          <w:rFonts w:ascii="Times New Roman" w:hAnsi="Times New Roman"/>
-          <w:color w:val="000000"/>
+          <w:color w:val="000000"/>
+          <w:sz w:val="24"/>
+          <w:szCs w:val="24"/>
+        </w:rPr>
+        <w:t>І нині</w:t>
+      </w:r>
+      <w:r>
+        <w:rPr>
+          <w:rFonts w:ascii="Times New Roman" w:hAnsi="Times New Roman"/>
+          <w:color w:val="000000"/>
+          <w:sz w:val="24"/>
+          <w:szCs w:val="24"/>
+        </w:rPr>
+        <w:t xml:space="preserve">: </w:t>
+      </w:r>
+      <w:r>
+        <w:rPr>
+          <w:rFonts w:ascii="Times New Roman" w:hAnsi="Times New Roman"/>
+          <w:i/>
+          <w:color w:val="FF0000"/>
+          <w:sz w:val="24"/>
+          <w:szCs w:val="24"/>
+        </w:rPr>
+        <w:t xml:space="preserve">(г. 5): </w:t>
+      </w:r>
+      <w:r>
+        <w:rPr>
+          <w:rFonts w:ascii="Times New Roman" w:hAnsi="Times New Roman"/>
+          <w:color w:val="000000"/>
+          <w:sz w:val="24"/>
+          <w:szCs w:val="24"/>
+        </w:rPr>
+        <w:t>Воскресіння день!* Просвітімся торжеством* і одні одних обнімімо* та скажімо: Браття!* І тим, що ненавидять нас* простім все з Воскресінням,* і так усі заспіваймо:</w:t>
+      </w:r>
+    </w:p>
+    <w:p>
+      <w:pPr>
+        <w:spacing w:after="120"/>
+        <w:jc w:val="both"/>
+        <w:rPr>
+          <w:rFonts w:ascii="Times New Roman" w:hAnsi="Times New Roman"/>
+          <w:i/>
+          <w:color w:val="FF0000"/>
           <w:sz w:val="24"/>
           <w:szCs w:val="24"/>
         </w:rPr>
@@ -6104,69 +5667,7 @@
           <w:sz w:val="24"/>
           <w:szCs w:val="24"/>
         </w:rPr>
-        <w:t>І нині</w:t>
-      </w:r>
-      <w:r>
-        <w:rPr>
-          <w:rFonts w:ascii="Times New Roman" w:hAnsi="Times New Roman"/>
-          <w:color w:val="000000"/>
-          <w:sz w:val="24"/>
-          <w:szCs w:val="24"/>
-        </w:rPr>
-        <w:t xml:space="preserve">: </w:t>
-      </w:r>
-      <w:r>
-        <w:rPr>
-          <w:rFonts w:ascii="Times New Roman" w:hAnsi="Times New Roman"/>
-          <w:i/>
-          <w:color w:val="FF0000"/>
-          <w:sz w:val="24"/>
-          <w:szCs w:val="24"/>
-        </w:rPr>
-        <w:t xml:space="preserve">(г. 5): </w:t>
-      </w:r>
-      <w:r>
-        <w:rPr>
-          <w:rFonts w:ascii="Times New Roman" w:hAnsi="Times New Roman"/>
-          <w:color w:val="000000"/>
-          <w:sz w:val="24"/>
-          <w:szCs w:val="24"/>
-        </w:rPr>
-        <w:t>Воскресіння день!* Просвітімся торжеством* і одні одних обнімімо* та скажімо: Браття!* І тим, що ненавидять нас* простім все з Воскресінням,* і так усі заспіваймо:</w:t>
-      </w:r>
-    </w:p>
-    <w:p>
-      <w:pPr>
-        <w:spacing w:after="120"/>
-        <w:jc w:val="both"/>
-        <w:rPr>
-          <w:rFonts w:ascii="Times New Roman" w:hAnsi="Times New Roman"/>
-          <w:i/>
-          <w:color w:val="FF0000"/>
-          <w:sz w:val="24"/>
-          <w:szCs w:val="24"/>
-        </w:rPr>
-      </w:pPr>
-      <w:r>
-        <w:rPr>
-          <w:rFonts w:ascii="Times New Roman" w:hAnsi="Times New Roman"/>
-          <w:b/>
-          <w:color w:val="000000"/>
-          <w:sz w:val="24"/>
-          <w:szCs w:val="24"/>
-        </w:rPr>
-        <w:lastRenderedPageBreak/>
-        <w:t xml:space="preserve">Христос воскрес </w:t>
-      </w:r>
-      <w:r>
-        <w:rPr>
-          <w:rFonts w:ascii="Times New Roman" w:hAnsi="Times New Roman"/>
-          <w:b/>
-          <w:color w:val="000000"/>
-          <w:sz w:val="24"/>
-          <w:szCs w:val="24"/>
-        </w:rPr>
-        <w:t>із мертвих, смертю смерть подолав і тим, що в гробах, життя дарував</w:t>
+        <w:t>Христос воскрес із мертвих, смертю смерть подолав і тим, що в гробах, життя дарував</w:t>
       </w:r>
       <w:r>
         <w:rPr>
@@ -6268,15 +5769,7 @@
           <w:sz w:val="24"/>
           <w:szCs w:val="24"/>
         </w:rPr>
-        <w:t>У верховного Петра ти навчався,* апостолом Христовим був ти і, як сонце, засяяв ти країнам:* олександрійцям був ти прикрасою, блаженний,* Єгипет від лести чер</w:t>
-      </w:r>
-      <w:r>
-        <w:rPr>
-          <w:rFonts w:ascii="Times New Roman" w:hAnsi="Times New Roman"/>
-          <w:sz w:val="24"/>
-          <w:szCs w:val="24"/>
-        </w:rPr>
-        <w:t>ез тебе звільнився,* євангельським твоїм ученням просвітив ти все, як світло, стовпе церковний.* Ради цього, пам’ять твою вшановуючи, світло празнуємо, Марку богогласний.* Моли Бога, що Його ти благовістуєш,* щоб відпущення прогрішень подав душам нашим.</w:t>
+        <w:t>У верховного Петра ти навчався,* апостолом Христовим був ти і, як сонце, засяяв ти країнам:* олександрійцям був ти прикрасою, блаженний,* Єгипет від лести через тебе звільнився,* євангельським твоїм ученням просвітив ти все, як світло, стовпе церковний.* Ради цього, пам’ять твою вшановуючи, світло празнуємо, Марку богогласний.* Моли Бога, що Його ти благовістуєш,* щоб відпущення прогрішень подав душам нашим.</w:t>
       </w:r>
     </w:p>
     <w:p>
@@ -6296,16 +5789,7 @@
           <w:sz w:val="24"/>
           <w:szCs w:val="24"/>
         </w:rPr>
-        <w:t xml:space="preserve">І </w:t>
-      </w:r>
-      <w:r>
-        <w:rPr>
-          <w:rFonts w:ascii="Times New Roman" w:hAnsi="Times New Roman"/>
-          <w:b/>
-          <w:sz w:val="24"/>
-          <w:szCs w:val="24"/>
-        </w:rPr>
-        <w:t>нині:</w:t>
+        <w:t>І нині:</w:t>
       </w:r>
       <w:r>
         <w:rPr>
@@ -6521,7 +6005,16 @@
           <w:sz w:val="24"/>
           <w:szCs w:val="24"/>
         </w:rPr>
-        <w:t>Світи́ся, світи́ся, нови́й Єрусали́ме,* сла́ва бо Го</w:t>
+        <w:t>Світи́ся, світи́ся, нови́й Єрусали́ме,* сла́ва бо Госпо́дня на то</w:t>
+      </w:r>
+      <w:r>
+        <w:rPr>
+          <w:rFonts w:ascii="Times New Roman" w:hAnsi="Times New Roman"/>
+          <w:color w:val="000000"/>
+          <w:sz w:val="24"/>
+          <w:szCs w:val="24"/>
+        </w:rPr>
+        <w:t>́</w:t>
       </w:r>
       <w:r>
         <w:rPr>
@@ -6530,7 +6023,7 @@
           <w:sz w:val="24"/>
           <w:szCs w:val="24"/>
         </w:rPr>
-        <w:t>спо́дня на то</w:t>
+        <w:t>бі возсія́ла!* Раді́й ни</w:t>
       </w:r>
       <w:r>
         <w:rPr>
@@ -6548,24 +6041,6 @@
           <w:sz w:val="24"/>
           <w:szCs w:val="24"/>
         </w:rPr>
-        <w:t>бі возсія́ла!* Раді́й ни</w:t>
-      </w:r>
-      <w:r>
-        <w:rPr>
-          <w:rFonts w:ascii="Times New Roman" w:hAnsi="Times New Roman"/>
-          <w:color w:val="000000"/>
-          <w:sz w:val="24"/>
-          <w:szCs w:val="24"/>
-        </w:rPr>
-        <w:t>́</w:t>
-      </w:r>
-      <w:r>
-        <w:rPr>
-          <w:rFonts w:ascii="Times New Roman" w:hAnsi="Times New Roman"/>
-          <w:color w:val="333333"/>
-          <w:sz w:val="24"/>
-          <w:szCs w:val="24"/>
-        </w:rPr>
         <w:t>ні й весели́ся, Сіо́не.* А ти, чи́ста Богоро́дице, втіша́йся воскресі́нням Си́на свого́.</w:t>
       </w:r>
     </w:p>
@@ -6626,16 +6101,7 @@
           <w:sz w:val="24"/>
           <w:szCs w:val="24"/>
         </w:rPr>
-        <w:t xml:space="preserve"> Христос воскрес із мертвих, смертю смерть подолав* і тим, </w:t>
-      </w:r>
-      <w:r>
-        <w:rPr>
-          <w:rFonts w:ascii="Times New Roman" w:hAnsi="Times New Roman"/>
-          <w:color w:val="000000"/>
-          <w:sz w:val="24"/>
-          <w:szCs w:val="24"/>
-        </w:rPr>
-        <w:t xml:space="preserve">що в гробах, життя дарував. Господи, помилуй </w:t>
+        <w:t xml:space="preserve"> Христос воскрес із мертвих, смертю смерть подолав* і тим, що в гробах, життя дарував. Господи, помилуй </w:t>
       </w:r>
       <w:r>
         <w:rPr>
@@ -6682,15 +6148,7 @@
           <w:sz w:val="24"/>
           <w:szCs w:val="24"/>
         </w:rPr>
-        <w:t xml:space="preserve"> Христос, що воскрес із мертвих, смертю смерть подолав і тим, що в гробах, життя дарував, істинний Бог наш - молитвами пречистої Своєї Матері, святих, славних і всехвальних апостолі</w:t>
-      </w:r>
-      <w:r>
-        <w:rPr>
-          <w:rFonts w:ascii="Times New Roman" w:hAnsi="Times New Roman"/>
-          <w:sz w:val="24"/>
-          <w:szCs w:val="24"/>
-        </w:rPr>
-        <w:t xml:space="preserve">в, і святого, </w:t>
+        <w:t xml:space="preserve"> Христос, що воскрес із мертвих, смертю смерть подолав і тим, що в гробах, життя дарував, істинний Бог наш - молитвами пречистої Своєї Матері, святих, славних і всехвальних апостолів, і святого, </w:t>
       </w:r>
       <w:r>
         <w:rPr>
@@ -6920,16 +6378,7 @@
           <w:sz w:val="24"/>
           <w:szCs w:val="24"/>
         </w:rPr>
-        <w:t>І нам дарував життя вічн</w:t>
-      </w:r>
-      <w:r>
-        <w:rPr>
-          <w:rFonts w:ascii="Times New Roman" w:hAnsi="Times New Roman"/>
-          <w:color w:val="000000"/>
-          <w:sz w:val="24"/>
-          <w:szCs w:val="24"/>
-        </w:rPr>
-        <w:t>е, поклоняємось його на третій день воскресінню.</w:t>
+        <w:t>І нам дарував життя вічне, поклоняємось його на третій день воскресінню.</w:t>
       </w:r>
     </w:p>
     <w:p>
@@ -6958,6 +6407,7 @@
       <w:r>
         <w:rPr>
           <w:rFonts w:ascii="Times New Roman" w:hAnsi="Times New Roman"/>
+          <w:sz w:val="24"/>
         </w:rPr>
         <w:br w:type="page"/>
       </w:r>
@@ -6976,8 +6426,8 @@
         <w:rPr>
           <w:rFonts w:ascii="Times New Roman" w:hAnsi="Times New Roman" w:cs="Times New Roman"/>
           <w:b/>
-        </w:rPr>
-        <w:lastRenderedPageBreak/>
+          <w:sz w:val="24"/>
+        </w:rPr>
         <w:t>УТРЕНЯ</w:t>
       </w:r>
     </w:p>
@@ -7229,17 +6679,50 @@
           <w:szCs w:val="24"/>
           <w:u w:val="single"/>
         </w:rPr>
-        <w:t>Нехай воскресне Бог і розбіжаться вороги його,</w:t>
-      </w:r>
-      <w:r>
-        <w:rPr>
-          <w:rFonts w:ascii="Times New Roman" w:hAnsi="Times New Roman"/>
-          <w:color w:val="000000"/>
+        <w:t>Нехай воскресне Бог і розбіжаться вороги його, і нехай тікають від лиця його ті, що ненавидять його.</w:t>
+      </w:r>
+    </w:p>
+    <w:p>
+      <w:pPr>
+        <w:shd w:val="clear" w:color="auto" w:fill="FFFFFF"/>
+        <w:spacing w:after="120"/>
+        <w:jc w:val="both"/>
+        <w:rPr>
+          <w:rFonts w:ascii="Times New Roman" w:hAnsi="Times New Roman"/>
           <w:sz w:val="24"/>
           <w:szCs w:val="24"/>
           <w:u w:val="single"/>
         </w:rPr>
-        <w:t xml:space="preserve"> і нехай тікають від лиця його ті, що ненавидять його.</w:t>
+      </w:pPr>
+      <w:r>
+        <w:rPr>
+          <w:rFonts w:ascii="Times New Roman" w:hAnsi="Times New Roman"/>
+          <w:i/>
+          <w:color w:val="FF0000"/>
+          <w:sz w:val="24"/>
+          <w:szCs w:val="24"/>
+        </w:rPr>
+        <w:t>Стих 2:</w:t>
+      </w:r>
+      <w:r>
+        <w:rPr>
+          <w:rFonts w:ascii="Times New Roman" w:hAnsi="Times New Roman"/>
+          <w:i/>
+          <w:color w:val="000000"/>
+          <w:sz w:val="24"/>
+          <w:szCs w:val="24"/>
+        </w:rPr>
+        <w:t xml:space="preserve"> </w:t>
+      </w:r>
+      <w:r>
+        <w:rPr>
+          <w:rFonts w:ascii="Times New Roman" w:hAnsi="Times New Roman"/>
+          <w:color w:val="000000"/>
+          <w:sz w:val="24"/>
+          <w:szCs w:val="24"/>
+          <w:u w:val="single"/>
+        </w:rPr>
+        <w:t>Як щезає дим, нехай вони щезнуть, як від вогню топиться віск.</w:t>
       </w:r>
     </w:p>
     <w:p>
@@ -7249,6 +6732,7 @@
         <w:jc w:val="both"/>
         <w:rPr>
           <w:rFonts w:ascii="Times New Roman" w:hAnsi="Times New Roman"/>
+          <w:i/>
           <w:sz w:val="24"/>
           <w:szCs w:val="24"/>
           <w:u w:val="single"/>
@@ -7262,7 +6746,7 @@
           <w:sz w:val="24"/>
           <w:szCs w:val="24"/>
         </w:rPr>
-        <w:t>Стих 2:</w:t>
+        <w:t>Стих 3:</w:t>
       </w:r>
       <w:r>
         <w:rPr>
@@ -7282,7 +6766,7 @@
           <w:szCs w:val="24"/>
           <w:u w:val="single"/>
         </w:rPr>
-        <w:t>Як щезає дим, нехай вони щезнуть, як від вогню топиться віск.</w:t>
+        <w:t>Так нехай погибнуть грішники від лиця Божого, а праведники нехай звеселяться.</w:t>
       </w:r>
     </w:p>
     <w:p>
@@ -7292,7 +6776,6 @@
         <w:jc w:val="both"/>
         <w:rPr>
           <w:rFonts w:ascii="Times New Roman" w:hAnsi="Times New Roman"/>
-          <w:i/>
           <w:sz w:val="24"/>
           <w:szCs w:val="24"/>
           <w:u w:val="single"/>
@@ -7306,7 +6789,7 @@
           <w:sz w:val="24"/>
           <w:szCs w:val="24"/>
         </w:rPr>
-        <w:t>Стих 3:</w:t>
+        <w:t>Стих 4:</w:t>
       </w:r>
       <w:r>
         <w:rPr>
@@ -7326,60 +6809,7 @@
           <w:szCs w:val="24"/>
           <w:u w:val="single"/>
         </w:rPr>
-        <w:t>Так нехай погибнуть грішники від лиця Божого, а праведники нехай звеселяться.</w:t>
-      </w:r>
-    </w:p>
-    <w:p>
-      <w:pPr>
-        <w:shd w:val="clear" w:color="auto" w:fill="FFFFFF"/>
-        <w:spacing w:after="120"/>
-        <w:jc w:val="both"/>
-        <w:rPr>
-          <w:rFonts w:ascii="Times New Roman" w:hAnsi="Times New Roman"/>
-          <w:sz w:val="24"/>
-          <w:szCs w:val="24"/>
-          <w:u w:val="single"/>
-        </w:rPr>
-      </w:pPr>
-      <w:r>
-        <w:rPr>
-          <w:rFonts w:ascii="Times New Roman" w:hAnsi="Times New Roman"/>
-          <w:i/>
-          <w:color w:val="FF0000"/>
-          <w:sz w:val="24"/>
-          <w:szCs w:val="24"/>
-        </w:rPr>
-        <w:t>Стих 4:</w:t>
-      </w:r>
-      <w:r>
-        <w:rPr>
-          <w:rFonts w:ascii="Times New Roman" w:hAnsi="Times New Roman"/>
-          <w:i/>
-          <w:color w:val="000000"/>
-          <w:sz w:val="24"/>
-          <w:szCs w:val="24"/>
-        </w:rPr>
-        <w:t xml:space="preserve"> </w:t>
-      </w:r>
-      <w:r>
-        <w:rPr>
-          <w:rFonts w:ascii="Times New Roman" w:hAnsi="Times New Roman"/>
-          <w:color w:val="000000"/>
-          <w:sz w:val="24"/>
-          <w:szCs w:val="24"/>
-          <w:u w:val="single"/>
-        </w:rPr>
-        <w:t>Це день, що його створив Господь, тож</w:t>
-      </w:r>
-      <w:r>
-        <w:rPr>
-          <w:rFonts w:ascii="Times New Roman" w:hAnsi="Times New Roman"/>
-          <w:color w:val="000000"/>
-          <w:sz w:val="24"/>
-          <w:szCs w:val="24"/>
-          <w:u w:val="single"/>
-        </w:rPr>
-        <w:t xml:space="preserve"> радіймо і веселімся в нім.</w:t>
+        <w:t>Це день, що його створив Господь, тож радіймо і веселімся в нім.</w:t>
       </w:r>
     </w:p>
     <w:p>
@@ -7453,16 +6883,7 @@
           <w:sz w:val="24"/>
           <w:szCs w:val="24"/>
         </w:rPr>
-        <w:t>и країнам:* олександрійцям був ти прикрасою, блаженний,* Єгипет від лести через тебе звільнився,* євангельським твоїм ученням просвітив ти все, як світло, стовпе церковний.* Ради цього, пам’ять твою вшановуючи, світло празнуємо, Марку богогласний.* Моли Бо</w:t>
-      </w:r>
-      <w:r>
-        <w:rPr>
-          <w:rFonts w:ascii="Times New Roman" w:hAnsi="Times New Roman"/>
-          <w:color w:val="000000"/>
-          <w:sz w:val="24"/>
-          <w:szCs w:val="24"/>
-        </w:rPr>
-        <w:t>га, що Його ти благовістуєш,* щоб прогрішень відпущення подав душам нашим.</w:t>
+        <w:t>и країнам:* олександрійцям був ти прикрасою, блаженний,* Єгипет від лести через тебе звільнився,* євангельським твоїм ученням просвітив ти все, як світло, стовпе церковний.* Ради цього, пам’ять твою вшановуючи, світло празнуємо, Марку богогласний.* Моли Бога, що Його ти благовістуєш,* щоб прогрішень відпущення подав душам нашим.</w:t>
       </w:r>
     </w:p>
     <w:p>
@@ -7490,15 +6911,7 @@
           <w:sz w:val="24"/>
           <w:szCs w:val="24"/>
         </w:rPr>
-        <w:t xml:space="preserve"> Тебе, що стала посередницею спасіння роду нашого,* оспівуємо, Богородице Діво;* бо тілом, яке від тебе прийняв Син твій і Бог наш,* зазнав на хресті страждань* і визволив на</w:t>
-      </w:r>
-      <w:r>
-        <w:rPr>
-          <w:rFonts w:ascii="Times New Roman" w:hAnsi="Times New Roman"/>
-          <w:sz w:val="24"/>
-          <w:szCs w:val="24"/>
-        </w:rPr>
-        <w:t>с із тління, як людинолюбний.</w:t>
+        <w:t xml:space="preserve"> Тебе, що стала посередницею спасіння роду нашого,* оспівуємо, Богородице Діво;* бо тілом, яке від тебе прийняв Син твій і Бог наш,* зазнав на хресті страждань* і визволив нас із тління, як людинолюбний.</w:t>
       </w:r>
     </w:p>
     <w:p>
@@ -7651,16 +7064,7 @@
           <w:sz w:val="24"/>
           <w:szCs w:val="24"/>
         </w:rPr>
-        <w:t>За мир усього світу, добрий стан святих Божих церков і з’єднання всіх Го</w:t>
-      </w:r>
-      <w:r>
-        <w:rPr>
-          <w:rFonts w:ascii="Times New Roman" w:hAnsi="Times New Roman"/>
-          <w:color w:val="000000"/>
-          <w:sz w:val="24"/>
-          <w:szCs w:val="24"/>
-        </w:rPr>
-        <w:t>сподеві помолімся.</w:t>
+        <w:t>За мир усього світу, добрий стан святих Божих церков і з’єднання всіх Господеві помолімся.</w:t>
       </w:r>
     </w:p>
     <w:p>
@@ -7752,20 +7156,19 @@
       <w:r>
         <w:rPr>
           <w:rFonts w:ascii="Times New Roman" w:hAnsi="Times New Roman"/>
-          <w:color w:val="000000"/>
-          <w:sz w:val="24"/>
-          <w:szCs w:val="24"/>
-        </w:rPr>
-        <w:t>За святішого вселенського архиєрея Франциска, папу Римського, і за блаженнішого патріярха нашого Святослава, і за преосвящ</w:t>
-      </w:r>
-      <w:r>
-        <w:rPr>
-          <w:rFonts w:ascii="Times New Roman" w:hAnsi="Times New Roman"/>
-          <w:color w:val="000000"/>
-          <w:sz w:val="24"/>
-          <w:szCs w:val="24"/>
-        </w:rPr>
-        <w:t xml:space="preserve">еннішого архиєпископа і митрополита нашого кир </w:t>
+          <w:sz w:val="24"/>
+          <w:szCs w:val="24"/>
+        </w:rPr>
+        <w:t>За</w:t>
+      </w:r>
+      <w:r>
+        <w:rPr>
+          <w:rFonts w:ascii="Times New Roman" w:hAnsi="Times New Roman"/>
+          <w:color w:val="000000"/>
+          <w:sz w:val="24"/>
+          <w:szCs w:val="24"/>
+        </w:rPr>
+        <w:t xml:space="preserve"> блаженнішого патріярха нашого Святослава, і за преосвященнішого архиєпископа і митрополита нашого кир </w:t>
       </w:r>
       <w:r>
         <w:rPr>
@@ -7871,7 +7274,6 @@
           <w:sz w:val="24"/>
           <w:szCs w:val="24"/>
         </w:rPr>
-        <w:lastRenderedPageBreak/>
         <w:t>За Богом бережений народ наш, за правління і все військо Господеві помолімся.</w:t>
       </w:r>
     </w:p>
@@ -7982,15 +7384,7 @@
           <w:sz w:val="24"/>
           <w:szCs w:val="24"/>
         </w:rPr>
-        <w:t>за с</w:t>
-      </w:r>
-      <w:r>
-        <w:rPr>
-          <w:rFonts w:ascii="Times New Roman" w:hAnsi="Times New Roman"/>
-          <w:sz w:val="24"/>
-          <w:szCs w:val="24"/>
-        </w:rPr>
-        <w:t>вяту обитель цю)</w:t>
+        <w:t>за святу обитель цю)</w:t>
       </w:r>
       <w:r>
         <w:rPr>
@@ -8095,16 +7489,7 @@
           <w:sz w:val="24"/>
           <w:szCs w:val="24"/>
         </w:rPr>
-        <w:t>За тих, що плавають, п</w:t>
-      </w:r>
-      <w:r>
-        <w:rPr>
-          <w:rFonts w:ascii="Times New Roman" w:hAnsi="Times New Roman"/>
-          <w:color w:val="000000"/>
-          <w:sz w:val="24"/>
-          <w:szCs w:val="24"/>
-        </w:rPr>
-        <w:t>одорожують, за недужих, страждаючих, полонених – і за спасення їх Господеві помолімся.</w:t>
+        <w:t>За тих, що плавають, подорожують, за недужих, страждаючих, полонених – і за спасення їх Господеві помолімся.</w:t>
       </w:r>
     </w:p>
     <w:p>
@@ -8199,15 +7584,7 @@
           <w:sz w:val="24"/>
           <w:szCs w:val="24"/>
         </w:rPr>
-        <w:t>Заступи, спаси, помилуй і охорони нас,</w:t>
-      </w:r>
-      <w:r>
-        <w:rPr>
-          <w:rFonts w:ascii="Times New Roman" w:hAnsi="Times New Roman"/>
-          <w:sz w:val="24"/>
-          <w:szCs w:val="24"/>
-        </w:rPr>
-        <w:t xml:space="preserve"> Боже, Твоєю благодаттю</w:t>
+        <w:t>Заступи, спаси, помилуй і охорони нас, Боже, Твоєю благодаттю</w:t>
       </w:r>
     </w:p>
     <w:p>
@@ -8284,16 +7661,7 @@
           <w:sz w:val="24"/>
           <w:szCs w:val="24"/>
         </w:rPr>
-        <w:t xml:space="preserve"> Тобі́, Го́с</w:t>
-      </w:r>
-      <w:r>
-        <w:rPr>
-          <w:rFonts w:ascii="Times New Roman" w:hAnsi="Times New Roman"/>
-          <w:color w:val="000000"/>
-          <w:sz w:val="24"/>
-          <w:szCs w:val="24"/>
-        </w:rPr>
-        <w:t>поди.</w:t>
+        <w:t xml:space="preserve"> Тобі́, Го́споди.</w:t>
       </w:r>
     </w:p>
     <w:p>
@@ -8540,15 +7908,7 @@
           <w:sz w:val="24"/>
           <w:szCs w:val="24"/>
         </w:rPr>
-        <w:t>Благословенний Господь із Сіо</w:t>
-      </w:r>
-      <w:r>
-        <w:rPr>
-          <w:rFonts w:ascii="Times New Roman" w:hAnsi="Times New Roman"/>
-          <w:sz w:val="24"/>
-          <w:szCs w:val="24"/>
-        </w:rPr>
-        <w:t xml:space="preserve">ну, що перебуває в Єрусалимі. Алилуя </w:t>
+        <w:t xml:space="preserve">Благословенний Господь із Сіону, що перебуває в Єрусалимі. Алилуя </w:t>
       </w:r>
       <w:r>
         <w:rPr>
@@ -8762,6 +8122,7 @@
           <w:b/>
           <w:i/>
           <w:color w:val="FF0000"/>
+          <w:sz w:val="24"/>
         </w:rPr>
         <w:t>Величання</w:t>
       </w:r>
@@ -8919,7 +8280,6 @@
           <w:sz w:val="24"/>
           <w:szCs w:val="24"/>
         </w:rPr>
-        <w:lastRenderedPageBreak/>
         <w:t>Слава і нині</w:t>
       </w:r>
       <w:r>
@@ -8991,6 +8351,7 @@
           <w:b/>
           <w:i/>
           <w:color w:val="FF0000"/>
+          <w:sz w:val="24"/>
         </w:rPr>
         <w:t>Сідальний</w:t>
       </w:r>
@@ -9021,15 +8382,7 @@
           <w:sz w:val="24"/>
           <w:szCs w:val="24"/>
         </w:rPr>
-        <w:t>Неводом божественного слова,* уловив ти духовну рибу* і Богові нашому приніс її в дарі.* Бажаючи ж прийняти на</w:t>
-      </w:r>
-      <w:r>
-        <w:rPr>
-          <w:rFonts w:ascii="Times New Roman" w:hAnsi="Times New Roman"/>
-          <w:sz w:val="24"/>
-          <w:szCs w:val="24"/>
-        </w:rPr>
-        <w:t xml:space="preserve"> себе Христові рани,* ти став до нього подібним у стражданнях.* Тому, зібравшись нині, Апостоле славний,* шануємо святу твою пам'ять й однодушно виголошуємо:* Моли Христа Бога, щоб дарував прощення гріхів тим,* які з любов'ю славлять святу твою пам'ять.</w:t>
+        <w:t>Неводом божественного слова,* уловив ти духовну рибу* і Богові нашому приніс її в дарі.* Бажаючи ж прийняти на себе Христові рани,* ти став до нього подібним у стражданнях.* Тому, зібравшись нині, Апостоле славний,* шануємо святу твою пам'ять й однодушно виголошуємо:* Моли Христа Бога, щоб дарував прощення гріхів тим,* які з любов'ю славлять святу твою пам'ять.</w:t>
       </w:r>
     </w:p>
     <w:p>
@@ -9061,23 +8414,16 @@
           <w:b/>
           <w:i/>
           <w:color w:val="FF0000"/>
-        </w:rPr>
-        <w:t>С</w:t>
-      </w:r>
-      <w:r>
-        <w:rPr>
-          <w:rFonts w:ascii="Times New Roman" w:hAnsi="Times New Roman"/>
-          <w:b/>
-          <w:i/>
-          <w:color w:val="FF0000"/>
-        </w:rPr>
-        <w:t xml:space="preserve">тепенна пісня, </w:t>
-      </w:r>
-      <w:r>
-        <w:rPr>
-          <w:rFonts w:ascii="Times New Roman" w:hAnsi="Times New Roman"/>
-          <w:i/>
-          <w:color w:val="FF0000"/>
+          <w:sz w:val="24"/>
+        </w:rPr>
+        <w:t xml:space="preserve">Степенна пісня, </w:t>
+      </w:r>
+      <w:r>
+        <w:rPr>
+          <w:rFonts w:ascii="Times New Roman" w:hAnsi="Times New Roman"/>
+          <w:i/>
+          <w:color w:val="FF0000"/>
+          <w:sz w:val="24"/>
         </w:rPr>
         <w:t>глас 4</w:t>
       </w:r>
@@ -9338,6 +8684,7 @@
           <w:b/>
           <w:i/>
           <w:color w:val="FF0000"/>
+          <w:sz w:val="24"/>
         </w:rPr>
         <w:t>Прокімен</w:t>
       </w:r>
@@ -9365,7 +8712,7 @@
       </w:r>
       <w:r>
         <w:rPr>
-          <w:rFonts w:ascii="Times New Roman" w:eastAsia="Gungsuh" w:hAnsi="Times New Roman"/>
+          <w:rFonts w:ascii="Times New Roman" w:eastAsia="Gungsuh" w:hAnsi="Times New Roman" w:cs="Gungsuh"/>
           <w:b/>
           <w:sz w:val="24"/>
           <w:szCs w:val="24"/>
@@ -9503,15 +8850,7 @@
           <w:sz w:val="24"/>
           <w:szCs w:val="24"/>
         </w:rPr>
-        <w:t xml:space="preserve"> Бо ти святий єси, Боже наш, і в святині перебуваєш, і ми </w:t>
-      </w:r>
-      <w:r>
-        <w:rPr>
-          <w:rFonts w:ascii="Times New Roman" w:hAnsi="Times New Roman"/>
-          <w:sz w:val="24"/>
-          <w:szCs w:val="24"/>
-        </w:rPr>
-        <w:t>тобі славу возсилаємо: Отцю, і Сину, і Святому Духові, нині і повсякчас, і на віки віків.</w:t>
+        <w:t xml:space="preserve"> Бо ти святий єси, Боже наш, і в святині перебуваєш, і ми тобі славу возсилаємо: Отцю, і Сину, і Святому Духові, нині і повсякчас, і на віки віків.</w:t>
       </w:r>
     </w:p>
     <w:p>
@@ -9722,7 +9061,6 @@
           <w:sz w:val="24"/>
           <w:szCs w:val="24"/>
         </w:rPr>
-        <w:lastRenderedPageBreak/>
         <w:t>Вірні:</w:t>
       </w:r>
       <w:r>
@@ -9883,15 +9221,7 @@
           <w:sz w:val="24"/>
           <w:szCs w:val="24"/>
         </w:rPr>
-        <w:t>Від Йоана св</w:t>
-      </w:r>
-      <w:r>
-        <w:rPr>
-          <w:rFonts w:ascii="Times New Roman" w:hAnsi="Times New Roman"/>
-          <w:sz w:val="24"/>
-          <w:szCs w:val="24"/>
-        </w:rPr>
-        <w:t>ятого Євангелія читання.</w:t>
+        <w:t>Від Йоана святого Євангелія читання.</w:t>
       </w:r>
     </w:p>
     <w:p>
@@ -9980,55 +9310,7 @@
           <w:sz w:val="24"/>
           <w:szCs w:val="24"/>
         </w:rPr>
-        <w:t xml:space="preserve">У той час з'явився Ісус своїм учням, воскресши із мертвих, і каже Симонові Петрові: – Симоне Йонин! Чи любиш ти мене більш, ніж оці? Той йому відповів: – Так, Господи, ти знаєш, що я люблю тебе. Каже йому: – Паси мої ягнята! І знову, вдруге каже до нього: </w:t>
-      </w:r>
-      <w:r>
-        <w:rPr>
-          <w:rFonts w:ascii="Times New Roman" w:hAnsi="Times New Roman"/>
-          <w:sz w:val="24"/>
-          <w:szCs w:val="24"/>
-        </w:rPr>
-        <w:t xml:space="preserve">– Симоне Йонин! Чи любиш мене? Відповідає йому: – Так, Господи, ти знаєш, що я люблю тебе. І мовить йому: – Паси і мої вівці! Тоді він утретє йому каже: – Симоне Йонин! Чи любиш мене? Засмутився Петро, що втретє його питає: чи любиш мене? – і каже йому: – </w:t>
-      </w:r>
-      <w:r>
-        <w:rPr>
-          <w:rFonts w:ascii="Times New Roman" w:hAnsi="Times New Roman"/>
-          <w:sz w:val="24"/>
-          <w:szCs w:val="24"/>
-        </w:rPr>
-        <w:t xml:space="preserve">Господи, ти все знаєш, ти знаєш, що я люблю тебе! Каже йому Ісус: – Паси мої вівці! Істинно, істинно кажу тобі: Коли ти був молодший, підперізувався сам і ходив, куди сам хотів. А як постарієшся, простягнеш твої руки, і інший підпереже тебе і поведе, куди </w:t>
-      </w:r>
-      <w:r>
-        <w:rPr>
-          <w:rFonts w:ascii="Times New Roman" w:hAnsi="Times New Roman"/>
-          <w:sz w:val="24"/>
-          <w:szCs w:val="24"/>
-        </w:rPr>
-        <w:t xml:space="preserve">ти не хочеш. Сказав він це, вказуючи, якою смертю прославить Бога. І промовивши те, сказав йому Ісус: – Іди за мною! Обернувшись, Петро бачить, що за ним іде учень, якого любив Ісус і який під час вечері схилився був йому на груди і спитав: – Господи, хто </w:t>
-      </w:r>
-      <w:r>
-        <w:rPr>
-          <w:rFonts w:ascii="Times New Roman" w:hAnsi="Times New Roman"/>
-          <w:sz w:val="24"/>
-          <w:szCs w:val="24"/>
-        </w:rPr>
-        <w:t>той, що тебе зрадить? Побачивши його, Петро каже Ісусові: – Господи, а цей що? Каже до нього Ісус: –Якщо я хочу, щоб він лишився, поки прийду, що тобі до того? Ти йди за мною! І розійшлось це слово між братами, що той учень не вмре. Та не сказав йому Ісус,</w:t>
-      </w:r>
-      <w:r>
-        <w:rPr>
-          <w:rFonts w:ascii="Times New Roman" w:hAnsi="Times New Roman"/>
-          <w:sz w:val="24"/>
-          <w:szCs w:val="24"/>
-        </w:rPr>
-        <w:t xml:space="preserve"> що не вмре, лише так: якщо я хочу, щоб він лишився, поки прийду, що тобі до того? Це той учень, який те свідчить і який написав те; і знаємо, що його свідчення – правдиве. Є ще й багато іншого, що зробив Ісус, та якби воно було записане кожне зокрема, гад</w:t>
-      </w:r>
-      <w:r>
-        <w:rPr>
-          <w:rFonts w:ascii="Times New Roman" w:hAnsi="Times New Roman"/>
-          <w:sz w:val="24"/>
-          <w:szCs w:val="24"/>
-        </w:rPr>
-        <w:t xml:space="preserve">аю, що й самий світ по вмістив би написаних книг. Амінь. </w:t>
+        <w:t xml:space="preserve">У той час з'явився Ісус своїм учням, воскресши із мертвих, і каже Симонові Петрові: – Симоне Йонин! Чи любиш ти мене більш, ніж оці? Той йому відповів: – Так, Господи, ти знаєш, що я люблю тебе. Каже йому: – Паси мої ягнята! І знову, вдруге каже до нього: – Симоне Йонин! Чи любиш мене? Відповідає йому: – Так, Господи, ти знаєш, що я люблю тебе. І мовить йому: – Паси і мої вівці! Тоді він утретє йому каже: – Симоне Йонин! Чи любиш мене? Засмутився Петро, що втретє його питає: чи любиш мене? – і каже йому: – Господи, ти все знаєш, ти знаєш, що я люблю тебе! Каже йому Ісус: – Паси мої вівці! Істинно, істинно кажу тобі: Коли ти був молодший, підперізувався сам і ходив, куди сам хотів. А як постарієшся, простягнеш твої руки, і інший підпереже тебе і поведе, куди ти не хочеш. Сказав він це, вказуючи, якою смертю прославить Бога. І промовивши те, сказав йому Ісус: – Іди за мною! Обернувшись, Петро бачить, що за ним іде учень, якого любив Ісус і який під час вечері схилився був йому на груди і спитав: – Господи, хто той, що тебе зрадить? Побачивши його, Петро каже Ісусові: – Господи, а цей що? Каже до нього Ісус: –Якщо я хочу, щоб він лишився, поки прийду, що тобі до того? Ти йди за мною! І розійшлось це слово між братами, що той учень не вмре. Та не сказав йому Ісус, що не вмре, лише так: якщо я хочу, щоб він лишився, поки прийду, що тобі до того? Це той учень, який те свідчить і який написав те; і знаємо, що його свідчення – правдиве. Є ще й багато іншого, що зробив Ісус, та якби воно було записане кожне зокрема, гадаю, що й самий світ по вмістив би написаних книг. Амінь. </w:t>
       </w:r>
       <w:r>
         <w:rPr>
@@ -10101,6 +9383,7 @@
           <w:b/>
           <w:i/>
           <w:color w:val="FF0000"/>
+          <w:sz w:val="24"/>
         </w:rPr>
         <w:t>Воскресіння Христове</w:t>
       </w:r>
@@ -10131,15 +9414,7 @@
           <w:sz w:val="24"/>
           <w:szCs w:val="24"/>
         </w:rPr>
-        <w:t>Воскресіння Христове бачивши,* поклонімось святому Господу Ісусові,* єдиному безгрішному.* Хресту твоєму поклоняємось, Христе,* і святе воскресіння твоє величаємо і славимо,* бо ти – Бог наш,* крім тебе іншого не знаємо,* ім'я твоє призиваємо.* Прийдіть, у</w:t>
-      </w:r>
-      <w:r>
-        <w:rPr>
-          <w:rFonts w:ascii="Times New Roman" w:hAnsi="Times New Roman"/>
-          <w:sz w:val="24"/>
-          <w:szCs w:val="24"/>
-        </w:rPr>
-        <w:t>сі вірні,* поклонімось святому Христовому воскресінню,* це бо прийшла через хрест радість усьому світові.* Завжди благословляючи Господа,* славимо воскресіння його,* бо, розп'яття перетерпівши,* він смертю смерть переміг.</w:t>
+        <w:t>Воскресіння Христове бачивши,* поклонімось святому Господу Ісусові,* єдиному безгрішному.* Хресту твоєму поклоняємось, Христе,* і святе воскресіння твоє величаємо і славимо,* бо ти – Бог наш,* крім тебе іншого не знаємо,* ім'я твоє призиваємо.* Прийдіть, усі вірні,* поклонімось святому Христовому воскресінню,* це бо прийшла через хрест радість усьому світові.* Завжди благословляючи Господа,* славимо воскресіння його,* бо, розп'яття перетерпівши,* він смертю смерть переміг.</w:t>
       </w:r>
     </w:p>
     <w:p>
@@ -10194,15 +9469,7 @@
           <w:sz w:val="24"/>
           <w:szCs w:val="24"/>
         </w:rPr>
-        <w:t>Молитвами святого ап</w:t>
-      </w:r>
-      <w:r>
-        <w:rPr>
-          <w:rFonts w:ascii="Times New Roman" w:hAnsi="Times New Roman"/>
-          <w:sz w:val="24"/>
-          <w:szCs w:val="24"/>
-        </w:rPr>
-        <w:t>остола Марка,* Милостивий, очисти* безліч гріхів наших.</w:t>
+        <w:t>Молитвами святого апостола Марка,* Милостивий, очисти* безліч гріхів наших.</w:t>
       </w:r>
     </w:p>
     <w:p>
@@ -10291,17 +9558,7 @@
           <w:sz w:val="24"/>
           <w:szCs w:val="24"/>
         </w:rPr>
-        <w:t>(г. 6)</w:t>
-      </w:r>
-      <w:r>
-        <w:rPr>
-          <w:rFonts w:ascii="Times New Roman" w:hAnsi="Times New Roman"/>
-          <w:i/>
-          <w:color w:val="FF0000"/>
-          <w:sz w:val="24"/>
-          <w:szCs w:val="24"/>
-        </w:rPr>
-        <w:t xml:space="preserve">: </w:t>
+        <w:t xml:space="preserve">(г. 6): </w:t>
       </w:r>
       <w:r>
         <w:rPr>
@@ -10349,7 +9606,6 @@
           <w:sz w:val="24"/>
           <w:szCs w:val="24"/>
         </w:rPr>
-        <w:lastRenderedPageBreak/>
         <w:t xml:space="preserve">КАНОН </w:t>
       </w:r>
     </w:p>
@@ -10497,16 +9753,7 @@
           <w:sz w:val="24"/>
           <w:szCs w:val="24"/>
         </w:rPr>
-        <w:t>Очистьмо почування,* і побачимо Христа, осяяного неприступним світ</w:t>
-      </w:r>
-      <w:r>
-        <w:rPr>
-          <w:rFonts w:ascii="Times New Roman" w:hAnsi="Times New Roman"/>
-          <w:color w:val="000000"/>
-          <w:sz w:val="24"/>
-          <w:szCs w:val="24"/>
-        </w:rPr>
-        <w:t>лом воскресіння,* і щоб ясно почути, як він мовить: Радійте всі,* що пісню перемоги співаєте.</w:t>
+        <w:t>Очистьмо почування,* і побачимо Христа, осяяного неприступним світлом воскресіння,* і щоб ясно почути, як він мовить: Радійте всі,* що пісню перемоги співаєте.</w:t>
       </w:r>
     </w:p>
     <w:p>
@@ -10569,16 +9816,7 @@
           <w:sz w:val="24"/>
           <w:szCs w:val="24"/>
         </w:rPr>
-        <w:t xml:space="preserve">Небеса достойно нехай веселяться,* земля ж нехай радіє,* нехай святкує увесь видимий світ і невидимий,* Христос бо воскрес – </w:t>
-      </w:r>
-      <w:r>
-        <w:rPr>
-          <w:rFonts w:ascii="Times New Roman" w:hAnsi="Times New Roman"/>
-          <w:color w:val="000000"/>
-          <w:sz w:val="24"/>
-          <w:szCs w:val="24"/>
-        </w:rPr>
-        <w:t>радість вічна.</w:t>
+        <w:t>Небеса достойно нехай веселяться,* земля ж нехай радіє,* нехай святкує увесь видимий світ і невидимий,* Христос бо воскрес – радість вічна.</w:t>
       </w:r>
     </w:p>
     <w:p>
@@ -10768,16 +10006,7 @@
           <w:sz w:val="24"/>
           <w:szCs w:val="24"/>
         </w:rPr>
-        <w:t xml:space="preserve">Сьогодні все наповнилося світлом,* небо, земля і глибини підземні,* </w:t>
-      </w:r>
-      <w:r>
-        <w:rPr>
-          <w:rFonts w:ascii="Times New Roman" w:hAnsi="Times New Roman"/>
-          <w:color w:val="000000"/>
-          <w:sz w:val="24"/>
-          <w:szCs w:val="24"/>
-        </w:rPr>
-        <w:t>нехай же празнує вся вселенна Христове воскресіння*, в якому ми утверджуємось!</w:t>
+        <w:t>Сьогодні все наповнилося світлом,* небо, земля і глибини підземні,* нехай же празнує вся вселенна Христове воскресіння*, в якому ми утверджуємось!</w:t>
       </w:r>
     </w:p>
     <w:p>
@@ -10881,17 +10110,7 @@
           <w:sz w:val="24"/>
           <w:szCs w:val="24"/>
         </w:rPr>
-        <w:t xml:space="preserve">Прийдіть пиймо нове пиття, що не з каменя неплідного чудесно випливає, але з нетління джерела, </w:t>
-      </w:r>
-      <w:r>
-        <w:rPr>
-          <w:rFonts w:ascii="Times New Roman" w:hAnsi="Times New Roman"/>
-          <w:b/>
-          <w:color w:val="000000"/>
-          <w:sz w:val="24"/>
-          <w:szCs w:val="24"/>
-        </w:rPr>
-        <w:t>яке виточив із гробу Христос, в ньому ми утверджуємось.</w:t>
+        <w:t>Прийдіть пиймо нове пиття, що не з каменя неплідного чудесно випливає, але з нетління джерела, яке виточив із гробу Христос, в ньому ми утверджуємось.</w:t>
       </w:r>
       <w:r>
         <w:rPr>
@@ -10936,6 +10155,7 @@
           <w:b/>
           <w:i/>
           <w:color w:val="FF0000"/>
+          <w:sz w:val="24"/>
         </w:rPr>
         <w:t>Мала єктенія</w:t>
       </w:r>
@@ -11089,16 +10309,7 @@
           <w:sz w:val="24"/>
           <w:szCs w:val="24"/>
         </w:rPr>
-        <w:t xml:space="preserve">Пресвяту, пречисту, преблагословенну, </w:t>
-      </w:r>
-      <w:r>
-        <w:rPr>
-          <w:rFonts w:ascii="Times New Roman" w:hAnsi="Times New Roman"/>
-          <w:color w:val="000000"/>
-          <w:sz w:val="24"/>
-          <w:szCs w:val="24"/>
-        </w:rPr>
-        <w:t>славну Владичицю нашу Богородицю і приснодіву Марію, з усіма святими пом’янувши, самих себе, і один одного, і все життя наше Христу Богові віддаймо.</w:t>
+        <w:t>Пресвяту, пречисту, преблагословенну, славну Владичицю нашу Богородицю і приснодіву Марію, з усіма святими пом’янувши, самих себе, і один одного, і все життя наше Христу Богові віддаймо.</w:t>
       </w:r>
     </w:p>
     <w:p>
@@ -11247,7 +10458,6 @@
           <w:sz w:val="24"/>
           <w:szCs w:val="24"/>
         </w:rPr>
-        <w:lastRenderedPageBreak/>
         <w:t>Іпакой</w:t>
       </w:r>
       <w:r>
@@ -11276,15 +10486,7 @@
           <w:sz w:val="24"/>
           <w:szCs w:val="24"/>
         </w:rPr>
-        <w:t>Перед світанком, знайшовши камінь відвалений від гробу,* ті, що були з Марією, від ангел</w:t>
-      </w:r>
-      <w:r>
-        <w:rPr>
-          <w:rFonts w:ascii="Times New Roman" w:hAnsi="Times New Roman"/>
-          <w:sz w:val="24"/>
-          <w:szCs w:val="24"/>
-        </w:rPr>
-        <w:t xml:space="preserve">а почули:* Чому шукаєте серед мертвих, як людину, того,* хто в світлі вічному перебуває?* Погляньте на похоронні полотна,* поспішіте і світові звістіть,* що воскрес Господь, умертвивши смерть,* він бо </w:t>
+        <w:t xml:space="preserve">Перед світанком, знайшовши камінь відвалений від гробу,* ті, що були з Марією, від ангела почули:* Чому шукаєте серед мертвих, як людину, того,* хто в світлі вічному перебуває?* Погляньте на похоронні полотна,* поспішіте і світові звістіть,* що воскрес Господь, умертвивши смерть,* він бо </w:t>
       </w:r>
       <w:r>
         <w:rPr>
@@ -11371,7 +10573,228 @@
           <w:sz w:val="24"/>
           <w:szCs w:val="24"/>
         </w:rPr>
-        <w:t>На</w:t>
+        <w:t>На божественній сторожі богонатхнений Авакум хай стане з нами, і покаже світлоносця-ангела, що ясно звіщає: нині спасіння світові, бо воскрес Христос, як всемогутній.</w:t>
+      </w:r>
+    </w:p>
+    <w:p>
+      <w:pPr>
+        <w:shd w:val="clear" w:color="auto" w:fill="FFFFFF"/>
+        <w:spacing w:after="120"/>
+        <w:jc w:val="both"/>
+        <w:rPr>
+          <w:rFonts w:ascii="Times New Roman" w:hAnsi="Times New Roman"/>
+          <w:sz w:val="24"/>
+          <w:szCs w:val="24"/>
+        </w:rPr>
+      </w:pPr>
+      <w:r>
+        <w:rPr>
+          <w:rFonts w:ascii="Times New Roman" w:hAnsi="Times New Roman"/>
+          <w:i/>
+          <w:color w:val="FF0000"/>
+          <w:sz w:val="24"/>
+          <w:szCs w:val="24"/>
+        </w:rPr>
+        <w:t>Приспів:</w:t>
+      </w:r>
+      <w:r>
+        <w:rPr>
+          <w:rFonts w:ascii="Times New Roman" w:hAnsi="Times New Roman"/>
+          <w:i/>
+          <w:color w:val="000000"/>
+          <w:sz w:val="24"/>
+          <w:szCs w:val="24"/>
+        </w:rPr>
+        <w:t xml:space="preserve"> </w:t>
+      </w:r>
+      <w:r>
+        <w:rPr>
+          <w:rFonts w:ascii="Times New Roman" w:hAnsi="Times New Roman"/>
+          <w:color w:val="000000"/>
+          <w:sz w:val="24"/>
+          <w:szCs w:val="24"/>
+          <w:u w:val="single"/>
+        </w:rPr>
+        <w:t>Христос воскрес із мертвих.</w:t>
+      </w:r>
+    </w:p>
+    <w:p>
+      <w:pPr>
+        <w:shd w:val="clear" w:color="auto" w:fill="FFFFFF"/>
+        <w:spacing w:after="120"/>
+        <w:jc w:val="both"/>
+        <w:rPr>
+          <w:rFonts w:ascii="Times New Roman" w:hAnsi="Times New Roman"/>
+          <w:sz w:val="24"/>
+          <w:szCs w:val="24"/>
+        </w:rPr>
+      </w:pPr>
+      <w:r>
+        <w:rPr>
+          <w:rFonts w:ascii="Times New Roman" w:hAnsi="Times New Roman"/>
+          <w:color w:val="000000"/>
+          <w:sz w:val="24"/>
+          <w:szCs w:val="24"/>
+        </w:rPr>
+        <w:t>З дівственого лона з’явився первенець – Христос,* якого, як людину, Агнцем названо* і непорочним, бо не зазнав гріховної скверни.* Він – наша Пасха, і як Бог істинний – досконалим зветься.</w:t>
+      </w:r>
+    </w:p>
+    <w:p>
+      <w:pPr>
+        <w:shd w:val="clear" w:color="auto" w:fill="FFFFFF"/>
+        <w:spacing w:after="120"/>
+        <w:jc w:val="both"/>
+        <w:rPr>
+          <w:rFonts w:ascii="Times New Roman" w:hAnsi="Times New Roman"/>
+          <w:sz w:val="24"/>
+          <w:szCs w:val="24"/>
+        </w:rPr>
+      </w:pPr>
+      <w:r>
+        <w:rPr>
+          <w:rFonts w:ascii="Times New Roman" w:hAnsi="Times New Roman"/>
+          <w:i/>
+          <w:color w:val="FF0000"/>
+          <w:sz w:val="24"/>
+          <w:szCs w:val="24"/>
+        </w:rPr>
+        <w:t>Приспів:</w:t>
+      </w:r>
+      <w:r>
+        <w:rPr>
+          <w:rFonts w:ascii="Times New Roman" w:hAnsi="Times New Roman"/>
+          <w:i/>
+          <w:color w:val="000000"/>
+          <w:sz w:val="24"/>
+          <w:szCs w:val="24"/>
+        </w:rPr>
+        <w:t xml:space="preserve"> </w:t>
+      </w:r>
+      <w:r>
+        <w:rPr>
+          <w:rFonts w:ascii="Times New Roman" w:hAnsi="Times New Roman"/>
+          <w:color w:val="000000"/>
+          <w:sz w:val="24"/>
+          <w:szCs w:val="24"/>
+          <w:u w:val="single"/>
+        </w:rPr>
+        <w:t>Христос воскрес із мертвих.</w:t>
+      </w:r>
+    </w:p>
+    <w:p>
+      <w:pPr>
+        <w:shd w:val="clear" w:color="auto" w:fill="FFFFFF"/>
+        <w:spacing w:after="120"/>
+        <w:jc w:val="both"/>
+        <w:rPr>
+          <w:rFonts w:ascii="Times New Roman" w:hAnsi="Times New Roman"/>
+          <w:sz w:val="24"/>
+          <w:szCs w:val="24"/>
+        </w:rPr>
+      </w:pPr>
+      <w:r>
+        <w:rPr>
+          <w:rFonts w:ascii="Times New Roman" w:hAnsi="Times New Roman"/>
+          <w:color w:val="000000"/>
+          <w:sz w:val="24"/>
+          <w:szCs w:val="24"/>
+        </w:rPr>
+        <w:t>Як однорічний агнець,* благословенний нам вінець – Христос,* добровільно за всіх заколений був – Пасха очищення,* і знову з гробу нам засяяв – чудове Сонце правди.</w:t>
+      </w:r>
+    </w:p>
+    <w:p>
+      <w:pPr>
+        <w:shd w:val="clear" w:color="auto" w:fill="FFFFFF"/>
+        <w:spacing w:after="120"/>
+        <w:jc w:val="both"/>
+        <w:rPr>
+          <w:rFonts w:ascii="Times New Roman" w:hAnsi="Times New Roman"/>
+          <w:sz w:val="24"/>
+          <w:szCs w:val="24"/>
+        </w:rPr>
+      </w:pPr>
+      <w:r>
+        <w:rPr>
+          <w:rFonts w:ascii="Times New Roman" w:hAnsi="Times New Roman"/>
+          <w:i/>
+          <w:color w:val="FF0000"/>
+          <w:sz w:val="24"/>
+          <w:szCs w:val="24"/>
+        </w:rPr>
+        <w:t>Приспів:</w:t>
+      </w:r>
+      <w:r>
+        <w:rPr>
+          <w:rFonts w:ascii="Times New Roman" w:hAnsi="Times New Roman"/>
+          <w:i/>
+          <w:color w:val="000000"/>
+          <w:sz w:val="24"/>
+          <w:szCs w:val="24"/>
+        </w:rPr>
+        <w:t xml:space="preserve"> </w:t>
+      </w:r>
+      <w:r>
+        <w:rPr>
+          <w:rFonts w:ascii="Times New Roman" w:hAnsi="Times New Roman"/>
+          <w:color w:val="000000"/>
+          <w:sz w:val="24"/>
+          <w:szCs w:val="24"/>
+          <w:u w:val="single"/>
+        </w:rPr>
+        <w:t>Христос воскрес із мертвих.</w:t>
+      </w:r>
+    </w:p>
+    <w:p>
+      <w:pPr>
+        <w:shd w:val="clear" w:color="auto" w:fill="FFFFFF"/>
+        <w:spacing w:after="120"/>
+        <w:jc w:val="both"/>
+        <w:rPr>
+          <w:rFonts w:ascii="Times New Roman" w:hAnsi="Times New Roman"/>
+          <w:sz w:val="24"/>
+          <w:szCs w:val="24"/>
+        </w:rPr>
+      </w:pPr>
+      <w:r>
+        <w:rPr>
+          <w:rFonts w:ascii="Times New Roman" w:hAnsi="Times New Roman"/>
+          <w:color w:val="000000"/>
+          <w:sz w:val="24"/>
+          <w:szCs w:val="24"/>
+        </w:rPr>
+        <w:t>Богоотець же Давид перед отіненим ковчегом граючи веселився;* ми ж, народ Божий, святий, прообразів здійснення бачивши,* веселімся у Бозі,* бо воскрес Христос, як всемогутній.</w:t>
+      </w:r>
+    </w:p>
+    <w:p>
+      <w:pPr>
+        <w:shd w:val="clear" w:color="auto" w:fill="FFFFFF"/>
+        <w:spacing w:after="120"/>
+        <w:jc w:val="both"/>
+        <w:rPr>
+          <w:rFonts w:ascii="Times New Roman" w:hAnsi="Times New Roman"/>
+          <w:sz w:val="24"/>
+          <w:szCs w:val="24"/>
+        </w:rPr>
+      </w:pPr>
+      <w:r>
+        <w:rPr>
+          <w:rFonts w:ascii="Times New Roman" w:hAnsi="Times New Roman"/>
+          <w:i/>
+          <w:color w:val="FF0000"/>
+          <w:sz w:val="24"/>
+          <w:szCs w:val="24"/>
+        </w:rPr>
+        <w:t>Катавасія:</w:t>
+      </w:r>
+      <w:r>
+        <w:rPr>
+          <w:rFonts w:ascii="Times New Roman" w:hAnsi="Times New Roman"/>
+          <w:i/>
+          <w:color w:val="000000"/>
+          <w:sz w:val="24"/>
+          <w:szCs w:val="24"/>
+        </w:rPr>
+        <w:t xml:space="preserve"> </w:t>
       </w:r>
       <w:r>
         <w:rPr>
@@ -11381,7 +10804,7 @@
           <w:sz w:val="24"/>
           <w:szCs w:val="24"/>
         </w:rPr>
-        <w:t xml:space="preserve"> божественній сторожі богонатхнений Авакум хай стане з нами, і покаже світлоносця-ангела, що ясно звіщає: нині спасіння світові, бо воскрес Христос, як всемогутній.</w:t>
+        <w:t>На божественній сторожі богонатхнений Авакум хай стане з нами, і покаже світлоносця-ангела, що ясно звіщає: нині спасіння світові, бо воскрес Христос, як всемогутній.</w:t>
       </w:r>
     </w:p>
     <w:p>
@@ -11398,6 +10821,91 @@
       <w:r>
         <w:rPr>
           <w:rFonts w:ascii="Times New Roman" w:hAnsi="Times New Roman"/>
+          <w:sz w:val="24"/>
+          <w:szCs w:val="24"/>
+        </w:rPr>
+        <w:t xml:space="preserve"> </w:t>
+      </w:r>
+    </w:p>
+    <w:p>
+      <w:pPr>
+        <w:spacing w:after="120"/>
+        <w:jc w:val="center"/>
+        <w:rPr>
+          <w:rFonts w:ascii="Times New Roman" w:hAnsi="Times New Roman"/>
+          <w:b/>
+          <w:sz w:val="24"/>
+          <w:szCs w:val="24"/>
+        </w:rPr>
+      </w:pPr>
+      <w:r>
+        <w:rPr>
+          <w:rFonts w:ascii="Times New Roman" w:hAnsi="Times New Roman"/>
+          <w:b/>
+          <w:i/>
+          <w:color w:val="FF0000"/>
+          <w:sz w:val="24"/>
+          <w:szCs w:val="24"/>
+        </w:rPr>
+        <w:t>Пісня 5</w:t>
+      </w:r>
+    </w:p>
+    <w:p>
+      <w:pPr>
+        <w:shd w:val="clear" w:color="auto" w:fill="FFFFFF"/>
+        <w:spacing w:after="120"/>
+        <w:jc w:val="both"/>
+        <w:rPr>
+          <w:rFonts w:ascii="Times New Roman" w:hAnsi="Times New Roman"/>
+          <w:sz w:val="24"/>
+          <w:szCs w:val="24"/>
+        </w:rPr>
+      </w:pPr>
+      <w:r>
+        <w:rPr>
+          <w:rFonts w:ascii="Times New Roman" w:hAnsi="Times New Roman"/>
+          <w:i/>
+          <w:color w:val="FF0000"/>
+          <w:sz w:val="24"/>
+          <w:szCs w:val="24"/>
+        </w:rPr>
+        <w:t>Ірмос:</w:t>
+      </w:r>
+      <w:r>
+        <w:rPr>
+          <w:rFonts w:ascii="Times New Roman" w:hAnsi="Times New Roman"/>
+          <w:i/>
+          <w:color w:val="000000"/>
+          <w:sz w:val="24"/>
+          <w:szCs w:val="24"/>
+        </w:rPr>
+        <w:t xml:space="preserve"> </w:t>
+      </w:r>
+      <w:r>
+        <w:rPr>
+          <w:rFonts w:ascii="Times New Roman" w:hAnsi="Times New Roman"/>
+          <w:b/>
+          <w:color w:val="000000"/>
+          <w:sz w:val="24"/>
+          <w:szCs w:val="24"/>
+        </w:rPr>
+        <w:t>Від раннього ранку чуваймо, і замість мира, пісню принесімо Владиці, і Христа побачимо – правди Сонце, що всім життя освітлює.</w:t>
+      </w:r>
+    </w:p>
+    <w:p>
+      <w:pPr>
+        <w:shd w:val="clear" w:color="auto" w:fill="FFFFFF"/>
+        <w:spacing w:after="120"/>
+        <w:jc w:val="both"/>
+        <w:rPr>
+          <w:rFonts w:ascii="Times New Roman" w:hAnsi="Times New Roman"/>
+          <w:sz w:val="24"/>
+          <w:szCs w:val="24"/>
+        </w:rPr>
+      </w:pPr>
+      <w:r>
+        <w:rPr>
+          <w:rFonts w:ascii="Times New Roman" w:hAnsi="Times New Roman"/>
           <w:i/>
           <w:color w:val="FF0000"/>
           <w:sz w:val="24"/>
@@ -11444,7 +10952,7 @@
           <w:sz w:val="24"/>
           <w:szCs w:val="24"/>
         </w:rPr>
-        <w:t>З дівственого лона з’явився первенець – Христос,* якого, як людину, Агнцем названо* і непорочним, бо не зазнав гріховної скверни.* Він – наша Пасха, і як Бог істинний – досконалим зветься.</w:t>
+        <w:t>Ті, що були в оковах адових,* побачивши безмірне твоє милосердя,* до Світла радісно поспішали,* Пасху хвалячи вічную.</w:t>
       </w:r>
     </w:p>
     <w:p>
@@ -11507,16 +11015,7 @@
           <w:sz w:val="24"/>
           <w:szCs w:val="24"/>
         </w:rPr>
-        <w:t>Як однорічний агнець,* благосл</w:t>
-      </w:r>
-      <w:r>
-        <w:rPr>
-          <w:rFonts w:ascii="Times New Roman" w:hAnsi="Times New Roman"/>
-          <w:color w:val="000000"/>
-          <w:sz w:val="24"/>
-          <w:szCs w:val="24"/>
-        </w:rPr>
-        <w:t>овенний нам вінець – Христос,* добровільно за всіх заколений був – Пасха очищення,* і знову з гробу нам засяяв – чудове Сонце правди.</w:t>
+        <w:t>Приступім зі свічками до Христа, що виходить із гробу,* немов ідучи назустріч женихові,* і радісно з усіма прославляємо* Пасху Божу спасительну.</w:t>
       </w:r>
     </w:p>
     <w:p>
@@ -11538,6 +11037,133 @@
           <w:sz w:val="24"/>
           <w:szCs w:val="24"/>
         </w:rPr>
+        <w:t>Катавасія:</w:t>
+      </w:r>
+      <w:r>
+        <w:rPr>
+          <w:rFonts w:ascii="Times New Roman" w:hAnsi="Times New Roman"/>
+          <w:i/>
+          <w:color w:val="000000"/>
+          <w:sz w:val="24"/>
+          <w:szCs w:val="24"/>
+        </w:rPr>
+        <w:t xml:space="preserve"> </w:t>
+      </w:r>
+      <w:r>
+        <w:rPr>
+          <w:rFonts w:ascii="Times New Roman" w:hAnsi="Times New Roman"/>
+          <w:b/>
+          <w:color w:val="000000"/>
+          <w:sz w:val="24"/>
+          <w:szCs w:val="24"/>
+        </w:rPr>
+        <w:t>Від раннього ранку чуваймо, і замість мира, пісню принесім Владиці, і Христа побачимо – правди Сонце, що всім життя освітлює.</w:t>
+      </w:r>
+    </w:p>
+    <w:p>
+      <w:pPr>
+        <w:shd w:val="clear" w:color="auto" w:fill="FFFFFF"/>
+        <w:spacing w:after="120"/>
+        <w:jc w:val="both"/>
+        <w:rPr>
+          <w:rFonts w:ascii="Times New Roman" w:hAnsi="Times New Roman"/>
+          <w:sz w:val="24"/>
+          <w:szCs w:val="24"/>
+        </w:rPr>
+      </w:pPr>
+      <w:r>
+        <w:rPr>
+          <w:rFonts w:ascii="Times New Roman" w:hAnsi="Times New Roman"/>
+          <w:sz w:val="24"/>
+          <w:szCs w:val="24"/>
+        </w:rPr>
+        <w:t xml:space="preserve"> </w:t>
+      </w:r>
+    </w:p>
+    <w:p>
+      <w:pPr>
+        <w:spacing w:after="120"/>
+        <w:jc w:val="center"/>
+        <w:rPr>
+          <w:rFonts w:ascii="Times New Roman" w:hAnsi="Times New Roman"/>
+          <w:b/>
+          <w:sz w:val="24"/>
+          <w:szCs w:val="24"/>
+        </w:rPr>
+      </w:pPr>
+      <w:r>
+        <w:rPr>
+          <w:rFonts w:ascii="Times New Roman" w:hAnsi="Times New Roman"/>
+          <w:b/>
+          <w:i/>
+          <w:color w:val="FF0000"/>
+          <w:sz w:val="24"/>
+          <w:szCs w:val="24"/>
+        </w:rPr>
+        <w:t>Пісня 6</w:t>
+      </w:r>
+    </w:p>
+    <w:p>
+      <w:pPr>
+        <w:shd w:val="clear" w:color="auto" w:fill="FFFFFF"/>
+        <w:spacing w:after="120"/>
+        <w:jc w:val="both"/>
+        <w:rPr>
+          <w:rFonts w:ascii="Times New Roman" w:hAnsi="Times New Roman"/>
+          <w:sz w:val="24"/>
+          <w:szCs w:val="24"/>
+        </w:rPr>
+      </w:pPr>
+      <w:r>
+        <w:rPr>
+          <w:rFonts w:ascii="Times New Roman" w:hAnsi="Times New Roman"/>
+          <w:i/>
+          <w:color w:val="FF0000"/>
+          <w:sz w:val="24"/>
+          <w:szCs w:val="24"/>
+        </w:rPr>
+        <w:t>Ірмос:</w:t>
+      </w:r>
+      <w:r>
+        <w:rPr>
+          <w:rFonts w:ascii="Times New Roman" w:hAnsi="Times New Roman"/>
+          <w:i/>
+          <w:color w:val="000000"/>
+          <w:sz w:val="24"/>
+          <w:szCs w:val="24"/>
+        </w:rPr>
+        <w:t xml:space="preserve"> </w:t>
+      </w:r>
+      <w:r>
+        <w:rPr>
+          <w:rFonts w:ascii="Times New Roman" w:hAnsi="Times New Roman"/>
+          <w:b/>
+          <w:color w:val="000000"/>
+          <w:sz w:val="24"/>
+          <w:szCs w:val="24"/>
+        </w:rPr>
+        <w:t>Зійшов ти, Христе, в глибини підземні і розбив кайдани вічні, що держали ув’язнених, і на третій день, як із кита Йона, воскрес ти із гробу.</w:t>
+      </w:r>
+    </w:p>
+    <w:p>
+      <w:pPr>
+        <w:shd w:val="clear" w:color="auto" w:fill="FFFFFF"/>
+        <w:spacing w:after="120"/>
+        <w:jc w:val="both"/>
+        <w:rPr>
+          <w:rFonts w:ascii="Times New Roman" w:hAnsi="Times New Roman"/>
+          <w:sz w:val="24"/>
+          <w:szCs w:val="24"/>
+        </w:rPr>
+      </w:pPr>
+      <w:r>
+        <w:rPr>
+          <w:rFonts w:ascii="Times New Roman" w:hAnsi="Times New Roman"/>
+          <w:i/>
+          <w:color w:val="FF0000"/>
+          <w:sz w:val="24"/>
+          <w:szCs w:val="24"/>
+        </w:rPr>
         <w:t>Приспів:</w:t>
       </w:r>
       <w:r>
@@ -11579,7 +11205,7 @@
           <w:sz w:val="24"/>
           <w:szCs w:val="24"/>
         </w:rPr>
-        <w:t>Богоотець же Давид перед отіненим ковчегом граючи веселився;* ми ж, народ Божий, святий, прообразів здійснення бачивши,* веселімся у Бозі,* бо воскрес Христос, як всемогутній.</w:t>
+        <w:t>Зберігши цілими печаті,* воскрес ти із гробу Христе,* що ключі Діви не порушив у Різдві твоїм,* і відчинив нам райські двері.</w:t>
       </w:r>
     </w:p>
     <w:p>
@@ -11601,7 +11227,7 @@
           <w:sz w:val="24"/>
           <w:szCs w:val="24"/>
         </w:rPr>
-        <w:t>Катавасія:</w:t>
+        <w:t>Приспів:</w:t>
       </w:r>
       <w:r>
         <w:rPr>
@@ -11616,22 +11242,12 @@
       <w:r>
         <w:rPr>
           <w:rFonts w:ascii="Times New Roman" w:hAnsi="Times New Roman"/>
-          <w:b/>
-          <w:color w:val="000000"/>
-          <w:sz w:val="24"/>
-          <w:szCs w:val="24"/>
-        </w:rPr>
-        <w:t>На божественній сторожі богонатхнений Авакум хай стане з нами, і пока</w:t>
-      </w:r>
-      <w:r>
-        <w:rPr>
-          <w:rFonts w:ascii="Times New Roman" w:hAnsi="Times New Roman"/>
-          <w:b/>
-          <w:color w:val="000000"/>
-          <w:sz w:val="24"/>
-          <w:szCs w:val="24"/>
-        </w:rPr>
-        <w:t>же світлоносця-ангела, що ясно звіщає: нині спасіння світові, бо воскрес Христос, як всемогутній.</w:t>
+          <w:color w:val="000000"/>
+          <w:sz w:val="24"/>
+          <w:szCs w:val="24"/>
+          <w:u w:val="single"/>
+        </w:rPr>
+        <w:t>Христос воскрес із мертвих.</w:t>
       </w:r>
     </w:p>
     <w:p>
@@ -11648,493 +11264,11 @@
       <w:r>
         <w:rPr>
           <w:rFonts w:ascii="Times New Roman" w:hAnsi="Times New Roman"/>
-          <w:sz w:val="24"/>
-          <w:szCs w:val="24"/>
-        </w:rPr>
-        <w:t xml:space="preserve"> </w:t>
-      </w:r>
-    </w:p>
-    <w:p>
-      <w:pPr>
-        <w:spacing w:after="120"/>
-        <w:jc w:val="center"/>
-        <w:rPr>
-          <w:rFonts w:ascii="Times New Roman" w:hAnsi="Times New Roman"/>
-          <w:b/>
-          <w:sz w:val="24"/>
-          <w:szCs w:val="24"/>
-        </w:rPr>
-      </w:pPr>
-      <w:r>
-        <w:rPr>
-          <w:rFonts w:ascii="Times New Roman" w:hAnsi="Times New Roman"/>
-          <w:b/>
-          <w:i/>
-          <w:color w:val="FF0000"/>
-          <w:sz w:val="24"/>
-          <w:szCs w:val="24"/>
-        </w:rPr>
-        <w:t>Пісня 5</w:t>
-      </w:r>
-    </w:p>
-    <w:p>
-      <w:pPr>
-        <w:shd w:val="clear" w:color="auto" w:fill="FFFFFF"/>
-        <w:spacing w:after="120"/>
-        <w:jc w:val="both"/>
-        <w:rPr>
-          <w:rFonts w:ascii="Times New Roman" w:hAnsi="Times New Roman"/>
-          <w:sz w:val="24"/>
-          <w:szCs w:val="24"/>
-        </w:rPr>
-      </w:pPr>
-      <w:r>
-        <w:rPr>
-          <w:rFonts w:ascii="Times New Roman" w:hAnsi="Times New Roman"/>
-          <w:i/>
-          <w:color w:val="FF0000"/>
-          <w:sz w:val="24"/>
-          <w:szCs w:val="24"/>
-        </w:rPr>
-        <w:t>Ірмос:</w:t>
-      </w:r>
-      <w:r>
-        <w:rPr>
-          <w:rFonts w:ascii="Times New Roman" w:hAnsi="Times New Roman"/>
-          <w:i/>
-          <w:color w:val="000000"/>
-          <w:sz w:val="24"/>
-          <w:szCs w:val="24"/>
-        </w:rPr>
-        <w:t xml:space="preserve"> </w:t>
-      </w:r>
-      <w:r>
-        <w:rPr>
-          <w:rFonts w:ascii="Times New Roman" w:hAnsi="Times New Roman"/>
-          <w:b/>
-          <w:color w:val="000000"/>
-          <w:sz w:val="24"/>
-          <w:szCs w:val="24"/>
-        </w:rPr>
-        <w:t>Від раннього ранку чуваймо, і замість мира, пісню принесімо Владиці, і Христа побачимо – правди Сонце, що всім життя освітлює.</w:t>
-      </w:r>
-    </w:p>
-    <w:p>
-      <w:pPr>
-        <w:shd w:val="clear" w:color="auto" w:fill="FFFFFF"/>
-        <w:spacing w:after="120"/>
-        <w:jc w:val="both"/>
-        <w:rPr>
-          <w:rFonts w:ascii="Times New Roman" w:hAnsi="Times New Roman"/>
-          <w:sz w:val="24"/>
-          <w:szCs w:val="24"/>
-        </w:rPr>
-      </w:pPr>
-      <w:r>
-        <w:rPr>
-          <w:rFonts w:ascii="Times New Roman" w:hAnsi="Times New Roman"/>
-          <w:i/>
-          <w:color w:val="FF0000"/>
-          <w:sz w:val="24"/>
-          <w:szCs w:val="24"/>
-        </w:rPr>
-        <w:t>Приспів:</w:t>
-      </w:r>
-      <w:r>
-        <w:rPr>
-          <w:rFonts w:ascii="Times New Roman" w:hAnsi="Times New Roman"/>
-          <w:i/>
-          <w:color w:val="000000"/>
-          <w:sz w:val="24"/>
-          <w:szCs w:val="24"/>
-        </w:rPr>
-        <w:t xml:space="preserve"> </w:t>
-      </w:r>
-      <w:r>
-        <w:rPr>
-          <w:rFonts w:ascii="Times New Roman" w:hAnsi="Times New Roman"/>
-          <w:color w:val="000000"/>
-          <w:sz w:val="24"/>
-          <w:szCs w:val="24"/>
-          <w:u w:val="single"/>
-        </w:rPr>
-        <w:t>Христ</w:t>
-      </w:r>
-      <w:r>
-        <w:rPr>
-          <w:rFonts w:ascii="Times New Roman" w:hAnsi="Times New Roman"/>
-          <w:color w:val="000000"/>
-          <w:sz w:val="24"/>
-          <w:szCs w:val="24"/>
-          <w:u w:val="single"/>
-        </w:rPr>
-        <w:t>ос воскрес із мертвих.</w:t>
-      </w:r>
-    </w:p>
-    <w:p>
-      <w:pPr>
-        <w:shd w:val="clear" w:color="auto" w:fill="FFFFFF"/>
-        <w:spacing w:after="120"/>
-        <w:jc w:val="both"/>
-        <w:rPr>
-          <w:rFonts w:ascii="Times New Roman" w:hAnsi="Times New Roman"/>
-          <w:sz w:val="24"/>
-          <w:szCs w:val="24"/>
-        </w:rPr>
-      </w:pPr>
-      <w:r>
-        <w:rPr>
-          <w:rFonts w:ascii="Times New Roman" w:hAnsi="Times New Roman"/>
-          <w:color w:val="000000"/>
-          <w:sz w:val="24"/>
-          <w:szCs w:val="24"/>
-        </w:rPr>
-        <w:t>Ті, що були в оковах адових,* побачивши безмірне твоє милосердя,* до Світла радісно поспішали,* Пасху хвалячи вічную.</w:t>
-      </w:r>
-    </w:p>
-    <w:p>
-      <w:pPr>
-        <w:shd w:val="clear" w:color="auto" w:fill="FFFFFF"/>
-        <w:spacing w:after="120"/>
-        <w:jc w:val="both"/>
-        <w:rPr>
-          <w:rFonts w:ascii="Times New Roman" w:hAnsi="Times New Roman"/>
-          <w:sz w:val="24"/>
-          <w:szCs w:val="24"/>
-        </w:rPr>
-      </w:pPr>
-      <w:r>
-        <w:rPr>
-          <w:rFonts w:ascii="Times New Roman" w:hAnsi="Times New Roman"/>
-          <w:i/>
-          <w:color w:val="FF0000"/>
-          <w:sz w:val="24"/>
-          <w:szCs w:val="24"/>
-        </w:rPr>
-        <w:t>Приспів:</w:t>
-      </w:r>
-      <w:r>
-        <w:rPr>
-          <w:rFonts w:ascii="Times New Roman" w:hAnsi="Times New Roman"/>
-          <w:i/>
-          <w:color w:val="000000"/>
-          <w:sz w:val="24"/>
-          <w:szCs w:val="24"/>
-        </w:rPr>
-        <w:t xml:space="preserve"> </w:t>
-      </w:r>
-      <w:r>
-        <w:rPr>
-          <w:rFonts w:ascii="Times New Roman" w:hAnsi="Times New Roman"/>
-          <w:color w:val="000000"/>
-          <w:sz w:val="24"/>
-          <w:szCs w:val="24"/>
-          <w:u w:val="single"/>
-        </w:rPr>
-        <w:t>Христос воскрес із мертвих.</w:t>
-      </w:r>
-    </w:p>
-    <w:p>
-      <w:pPr>
-        <w:shd w:val="clear" w:color="auto" w:fill="FFFFFF"/>
-        <w:spacing w:after="120"/>
-        <w:jc w:val="both"/>
-        <w:rPr>
-          <w:rFonts w:ascii="Times New Roman" w:hAnsi="Times New Roman"/>
-          <w:sz w:val="24"/>
-          <w:szCs w:val="24"/>
-        </w:rPr>
-      </w:pPr>
-      <w:r>
-        <w:rPr>
-          <w:rFonts w:ascii="Times New Roman" w:hAnsi="Times New Roman"/>
-          <w:color w:val="000000"/>
-          <w:sz w:val="24"/>
-          <w:szCs w:val="24"/>
-        </w:rPr>
-        <w:t>Приступім зі свічками до Христа, що виходить із гробу,* немов ідучи назустріч женихові,* і радісно з усіма прославляємо* Пасху Божу спасительну.</w:t>
-      </w:r>
-    </w:p>
-    <w:p>
-      <w:pPr>
-        <w:shd w:val="clear" w:color="auto" w:fill="FFFFFF"/>
-        <w:spacing w:after="120"/>
-        <w:jc w:val="both"/>
-        <w:rPr>
-          <w:rFonts w:ascii="Times New Roman" w:hAnsi="Times New Roman"/>
-          <w:sz w:val="24"/>
-          <w:szCs w:val="24"/>
-        </w:rPr>
-      </w:pPr>
-      <w:r>
-        <w:rPr>
-          <w:rFonts w:ascii="Times New Roman" w:hAnsi="Times New Roman"/>
-          <w:i/>
-          <w:color w:val="FF0000"/>
-          <w:sz w:val="24"/>
-          <w:szCs w:val="24"/>
-        </w:rPr>
-        <w:t>Катавасія:</w:t>
-      </w:r>
-      <w:r>
-        <w:rPr>
-          <w:rFonts w:ascii="Times New Roman" w:hAnsi="Times New Roman"/>
-          <w:i/>
-          <w:color w:val="000000"/>
-          <w:sz w:val="24"/>
-          <w:szCs w:val="24"/>
-        </w:rPr>
-        <w:t xml:space="preserve"> </w:t>
-      </w:r>
-      <w:r>
-        <w:rPr>
-          <w:rFonts w:ascii="Times New Roman" w:hAnsi="Times New Roman"/>
-          <w:b/>
-          <w:color w:val="000000"/>
-          <w:sz w:val="24"/>
-          <w:szCs w:val="24"/>
-        </w:rPr>
-        <w:t>Від раннього ранку чуваймо, і замість мира, пісню принесім Владиці, і Христа побачимо – правди Сонце</w:t>
-      </w:r>
-      <w:r>
-        <w:rPr>
-          <w:rFonts w:ascii="Times New Roman" w:hAnsi="Times New Roman"/>
-          <w:b/>
-          <w:color w:val="000000"/>
-          <w:sz w:val="24"/>
-          <w:szCs w:val="24"/>
-        </w:rPr>
-        <w:t>, що всім життя освітлює.</w:t>
-      </w:r>
-    </w:p>
-    <w:p>
-      <w:pPr>
-        <w:shd w:val="clear" w:color="auto" w:fill="FFFFFF"/>
-        <w:spacing w:after="120"/>
-        <w:jc w:val="both"/>
-        <w:rPr>
-          <w:rFonts w:ascii="Times New Roman" w:hAnsi="Times New Roman"/>
-          <w:sz w:val="24"/>
-          <w:szCs w:val="24"/>
-        </w:rPr>
-      </w:pPr>
-      <w:r>
-        <w:rPr>
-          <w:rFonts w:ascii="Times New Roman" w:hAnsi="Times New Roman"/>
-          <w:sz w:val="24"/>
-          <w:szCs w:val="24"/>
-        </w:rPr>
-        <w:t xml:space="preserve"> </w:t>
-      </w:r>
-    </w:p>
-    <w:p>
-      <w:pPr>
-        <w:spacing w:after="120"/>
-        <w:jc w:val="center"/>
-        <w:rPr>
-          <w:rFonts w:ascii="Times New Roman" w:hAnsi="Times New Roman"/>
-          <w:b/>
-          <w:sz w:val="24"/>
-          <w:szCs w:val="24"/>
-        </w:rPr>
-      </w:pPr>
-      <w:r>
-        <w:rPr>
-          <w:rFonts w:ascii="Times New Roman" w:hAnsi="Times New Roman"/>
-          <w:b/>
-          <w:i/>
-          <w:color w:val="FF0000"/>
-          <w:sz w:val="24"/>
-          <w:szCs w:val="24"/>
-        </w:rPr>
-        <w:t>Пісня 6</w:t>
-      </w:r>
-    </w:p>
-    <w:p>
-      <w:pPr>
-        <w:shd w:val="clear" w:color="auto" w:fill="FFFFFF"/>
-        <w:spacing w:after="120"/>
-        <w:jc w:val="both"/>
-        <w:rPr>
-          <w:rFonts w:ascii="Times New Roman" w:hAnsi="Times New Roman"/>
-          <w:sz w:val="24"/>
-          <w:szCs w:val="24"/>
-        </w:rPr>
-      </w:pPr>
-      <w:r>
-        <w:rPr>
-          <w:rFonts w:ascii="Times New Roman" w:hAnsi="Times New Roman"/>
-          <w:i/>
-          <w:color w:val="FF0000"/>
-          <w:sz w:val="24"/>
-          <w:szCs w:val="24"/>
-        </w:rPr>
-        <w:t>Ірмос:</w:t>
-      </w:r>
-      <w:r>
-        <w:rPr>
-          <w:rFonts w:ascii="Times New Roman" w:hAnsi="Times New Roman"/>
-          <w:i/>
-          <w:color w:val="000000"/>
-          <w:sz w:val="24"/>
-          <w:szCs w:val="24"/>
-        </w:rPr>
-        <w:t xml:space="preserve"> </w:t>
-      </w:r>
-      <w:r>
-        <w:rPr>
-          <w:rFonts w:ascii="Times New Roman" w:hAnsi="Times New Roman"/>
-          <w:b/>
-          <w:color w:val="000000"/>
-          <w:sz w:val="24"/>
-          <w:szCs w:val="24"/>
-        </w:rPr>
-        <w:t>Зійшов ти, Христе, в глибини підземні і розбив кайдани вічні, що держали ув’язнених, і на третій день, як із кита Йона, воскрес ти із гробу.</w:t>
-      </w:r>
-    </w:p>
-    <w:p>
-      <w:pPr>
-        <w:shd w:val="clear" w:color="auto" w:fill="FFFFFF"/>
-        <w:spacing w:after="120"/>
-        <w:jc w:val="both"/>
-        <w:rPr>
-          <w:rFonts w:ascii="Times New Roman" w:hAnsi="Times New Roman"/>
-          <w:sz w:val="24"/>
-          <w:szCs w:val="24"/>
-        </w:rPr>
-      </w:pPr>
-      <w:r>
-        <w:rPr>
-          <w:rFonts w:ascii="Times New Roman" w:hAnsi="Times New Roman"/>
-          <w:i/>
-          <w:color w:val="FF0000"/>
-          <w:sz w:val="24"/>
-          <w:szCs w:val="24"/>
-        </w:rPr>
-        <w:t>Приспів:</w:t>
-      </w:r>
-      <w:r>
-        <w:rPr>
-          <w:rFonts w:ascii="Times New Roman" w:hAnsi="Times New Roman"/>
-          <w:i/>
-          <w:color w:val="000000"/>
-          <w:sz w:val="24"/>
-          <w:szCs w:val="24"/>
-        </w:rPr>
-        <w:t xml:space="preserve"> </w:t>
-      </w:r>
-      <w:r>
-        <w:rPr>
-          <w:rFonts w:ascii="Times New Roman" w:hAnsi="Times New Roman"/>
-          <w:color w:val="000000"/>
-          <w:sz w:val="24"/>
-          <w:szCs w:val="24"/>
-          <w:u w:val="single"/>
-        </w:rPr>
-        <w:t>Христос воскрес із мертвих.</w:t>
-      </w:r>
-    </w:p>
-    <w:p>
-      <w:pPr>
-        <w:shd w:val="clear" w:color="auto" w:fill="FFFFFF"/>
-        <w:spacing w:after="120"/>
-        <w:jc w:val="both"/>
-        <w:rPr>
-          <w:rFonts w:ascii="Times New Roman" w:hAnsi="Times New Roman"/>
-          <w:sz w:val="24"/>
-          <w:szCs w:val="24"/>
-        </w:rPr>
-      </w:pPr>
-      <w:r>
-        <w:rPr>
-          <w:rFonts w:ascii="Times New Roman" w:hAnsi="Times New Roman"/>
-          <w:color w:val="000000"/>
-          <w:sz w:val="24"/>
-          <w:szCs w:val="24"/>
-        </w:rPr>
-        <w:lastRenderedPageBreak/>
-        <w:t>Зберігши цілими печаті,* воскрес ти</w:t>
-      </w:r>
-      <w:r>
-        <w:rPr>
-          <w:rFonts w:ascii="Times New Roman" w:hAnsi="Times New Roman"/>
-          <w:color w:val="000000"/>
-          <w:sz w:val="24"/>
-          <w:szCs w:val="24"/>
-        </w:rPr>
-        <w:t xml:space="preserve"> із гробу Христе,* що ключі Діви не порушив у Різдві твоїм,* і відчинив нам райські двері.</w:t>
-      </w:r>
-    </w:p>
-    <w:p>
-      <w:pPr>
-        <w:shd w:val="clear" w:color="auto" w:fill="FFFFFF"/>
-        <w:spacing w:after="120"/>
-        <w:jc w:val="both"/>
-        <w:rPr>
-          <w:rFonts w:ascii="Times New Roman" w:hAnsi="Times New Roman"/>
-          <w:sz w:val="24"/>
-          <w:szCs w:val="24"/>
-        </w:rPr>
-      </w:pPr>
-      <w:r>
-        <w:rPr>
-          <w:rFonts w:ascii="Times New Roman" w:hAnsi="Times New Roman"/>
-          <w:i/>
-          <w:color w:val="FF0000"/>
-          <w:sz w:val="24"/>
-          <w:szCs w:val="24"/>
-        </w:rPr>
-        <w:t>Приспів:</w:t>
-      </w:r>
-      <w:r>
-        <w:rPr>
-          <w:rFonts w:ascii="Times New Roman" w:hAnsi="Times New Roman"/>
-          <w:i/>
-          <w:color w:val="000000"/>
-          <w:sz w:val="24"/>
-          <w:szCs w:val="24"/>
-        </w:rPr>
-        <w:t xml:space="preserve"> </w:t>
-      </w:r>
-      <w:r>
-        <w:rPr>
-          <w:rFonts w:ascii="Times New Roman" w:hAnsi="Times New Roman"/>
-          <w:color w:val="000000"/>
-          <w:sz w:val="24"/>
-          <w:szCs w:val="24"/>
-          <w:u w:val="single"/>
-        </w:rPr>
-        <w:t>Христос воскрес із мертвих.</w:t>
-      </w:r>
-    </w:p>
-    <w:p>
-      <w:pPr>
-        <w:shd w:val="clear" w:color="auto" w:fill="FFFFFF"/>
-        <w:spacing w:after="120"/>
-        <w:jc w:val="both"/>
-        <w:rPr>
-          <w:rFonts w:ascii="Times New Roman" w:hAnsi="Times New Roman"/>
-          <w:sz w:val="24"/>
-          <w:szCs w:val="24"/>
-        </w:rPr>
-      </w:pPr>
-      <w:r>
-        <w:rPr>
-          <w:rFonts w:ascii="Times New Roman" w:hAnsi="Times New Roman"/>
-          <w:color w:val="000000"/>
-          <w:sz w:val="24"/>
-          <w:szCs w:val="24"/>
-        </w:rPr>
-        <w:t>Спасе мій, жива і незаколена жертва,* як Бог ти сам себе приніс добровільно Отцеві,* а з собою воскресив ти праотця всіх – Адама</w:t>
-      </w:r>
-      <w:r>
-        <w:rPr>
-          <w:rFonts w:ascii="Times New Roman" w:hAnsi="Times New Roman"/>
-          <w:color w:val="000000"/>
-          <w:sz w:val="24"/>
-          <w:szCs w:val="24"/>
-        </w:rPr>
-        <w:t>,* воскреснувши із гробу.</w:t>
+          <w:color w:val="000000"/>
+          <w:sz w:val="24"/>
+          <w:szCs w:val="24"/>
+        </w:rPr>
+        <w:t>Спасе мій, жива і незаколена жертва,* як Бог ти сам себе приніс добровільно Отцеві,* а з собою воскресив ти праотця всіх – Адама,* воскреснувши із гробу.</w:t>
       </w:r>
     </w:p>
     <w:p>
@@ -12200,6 +11334,7 @@
           <w:b/>
           <w:i/>
           <w:color w:val="FF0000"/>
+          <w:sz w:val="24"/>
         </w:rPr>
         <w:t>Мала єктенія</w:t>
       </w:r>
@@ -12424,15 +11559,7 @@
           <w:sz w:val="24"/>
           <w:szCs w:val="24"/>
         </w:rPr>
-        <w:t xml:space="preserve"> Бо ти цар миру і Спас душ наших, і то</w:t>
-      </w:r>
-      <w:r>
-        <w:rPr>
-          <w:rFonts w:ascii="Times New Roman" w:hAnsi="Times New Roman"/>
-          <w:sz w:val="24"/>
-          <w:szCs w:val="24"/>
-        </w:rPr>
-        <w:t>бі славу возсилаємо, Отцю, і Сину, і Святому Духові, нині і повсякчас, і на віки віків.</w:t>
+        <w:t xml:space="preserve"> Бо ти цар миру і Спас душ наших, і тобі славу возсилаємо, Отцю, і Сину, і Святому Духові, нині і повсякчас, і на віки віків.</w:t>
       </w:r>
     </w:p>
     <w:p>
@@ -12527,16 +11654,7 @@
           <w:sz w:val="24"/>
           <w:szCs w:val="24"/>
         </w:rPr>
-        <w:t>Хоч і до гробу зійшов ти, Безсмертний,* то адову зруйнував ти силу,* і воскрес, як переможець, Христе Боже,* жінкам мироносицям звістивши:</w:t>
-      </w:r>
-      <w:r>
-        <w:rPr>
-          <w:rFonts w:ascii="Times New Roman" w:hAnsi="Times New Roman"/>
-          <w:color w:val="000000"/>
-          <w:sz w:val="24"/>
-          <w:szCs w:val="24"/>
-        </w:rPr>
-        <w:t xml:space="preserve"> Радуйтеся!* і мир дарував ти своїм апостолам,* упалим же подав воскресіння.</w:t>
+        <w:t>Хоч і до гробу зійшов ти, Безсмертний,* то адову зруйнував ти силу,* і воскрес, як переможець, Христе Боже,* жінкам мироносицям звістивши: Радуйтеся!* і мир дарував ти своїм апостолам,* упалим же подав воскресіння.</w:t>
       </w:r>
     </w:p>
     <w:p>
@@ -12578,16 +11696,7 @@
           <w:sz w:val="24"/>
           <w:szCs w:val="24"/>
         </w:rPr>
-        <w:t>Тебе – Сонце, що перед сонця зайшло колись у гріб,* рано-вранці, як дня шукали жінки мироносиці* й одна до одної кликали:* О другині, прийдіте,* пахощами намастимо тіло живоносне і поховане,* що лежить у гробі,* – тіло того, що воскресив упалого Адама!* Ід</w:t>
-      </w:r>
-      <w:r>
-        <w:rPr>
-          <w:rFonts w:ascii="Times New Roman" w:hAnsi="Times New Roman"/>
-          <w:color w:val="000000"/>
-          <w:sz w:val="24"/>
-          <w:szCs w:val="24"/>
-        </w:rPr>
-        <w:t>ім, поспішімся, як мудреці,* і принесім миро в дарі* обвитому не пеленами, а плащаницею,* і заплачмо та закличмо: О Владико устань! Впалим подаєш воскресіння.</w:t>
+        <w:t>Тебе – Сонце, що перед сонця зайшло колись у гріб,* рано-вранці, як дня шукали жінки мироносиці* й одна до одної кликали:* О другині, прийдіте,* пахощами намастимо тіло живоносне і поховане,* що лежить у гробі,* – тіло того, що воскресив упалого Адама!* Ідім, поспішімся, як мудреці,* і принесім миро в дарі* обвитому не пеленами, а плащаницею,* і заплачмо та закличмо: О Владико устань! Впалим подаєш воскресіння.</w:t>
       </w:r>
     </w:p>
     <w:p>
@@ -12631,17 +11740,7 @@
           <w:sz w:val="24"/>
           <w:szCs w:val="24"/>
         </w:rPr>
-        <w:t>(</w:t>
-      </w:r>
-      <w:r>
-        <w:rPr>
-          <w:rFonts w:ascii="Times New Roman" w:hAnsi="Times New Roman"/>
-          <w:i/>
-          <w:color w:val="FF0000"/>
-          <w:sz w:val="24"/>
-          <w:szCs w:val="24"/>
-        </w:rPr>
-        <w:t>3 р.)</w:t>
+        <w:t>(3 р.)</w:t>
       </w:r>
     </w:p>
     <w:p>
@@ -12782,16 +11881,7 @@
           <w:sz w:val="24"/>
           <w:szCs w:val="24"/>
         </w:rPr>
-        <w:t>Богомудрі жінки з миром слі</w:t>
-      </w:r>
-      <w:r>
-        <w:rPr>
-          <w:rFonts w:ascii="Times New Roman" w:hAnsi="Times New Roman"/>
-          <w:color w:val="000000"/>
-          <w:sz w:val="24"/>
-          <w:szCs w:val="24"/>
-        </w:rPr>
-        <w:t>дом за тобою поспішали,* і тебе, як померлого, зі сльозами шукали;* поклонились же, радіючи, живому Богові* і Пасху таємну твоїм учням, Христе, благовістили.</w:t>
+        <w:t>Богомудрі жінки з миром слідом за тобою поспішали,* і тебе, як померлого, зі сльозами шукали;* поклонились же, радіючи, живому Богові* і Пасху таємну твоїм учням, Христе, благовістили.</w:t>
       </w:r>
     </w:p>
     <w:p>
@@ -12854,17 +11944,7 @@
           <w:sz w:val="24"/>
           <w:szCs w:val="24"/>
         </w:rPr>
-        <w:lastRenderedPageBreak/>
-        <w:t>Святкуємо перемогу над смертю, знищення аду,* іншого життя ві</w:t>
-      </w:r>
-      <w:r>
-        <w:rPr>
-          <w:rFonts w:ascii="Times New Roman" w:hAnsi="Times New Roman"/>
-          <w:color w:val="000000"/>
-          <w:sz w:val="24"/>
-          <w:szCs w:val="24"/>
-        </w:rPr>
-        <w:t>чного початок,* і радіючи, оспівуємо того, що це вчинив,* – єдиного благословенного отців Бога і препрославленого.</w:t>
+        <w:t>Святкуємо перемогу над смертю, знищення аду,* іншого життя вічного початок,* і радіючи, оспівуємо того, що це вчинив,* – єдиного благословенного отців Бога і препрославленого.</w:t>
       </w:r>
     </w:p>
     <w:p>
@@ -12968,22 +12048,87 @@
           <w:sz w:val="24"/>
           <w:szCs w:val="24"/>
         </w:rPr>
-        <w:t>Той, хто юнаків із печі визволив, ставши людиною, терпить, як смертн</w:t>
+        <w:t>Той, хто юнаків із печі визволив, ставши людиною, терпить, як смертний, і стражданням зодягає смертне красою нетління, єдиний благословенний Отців Бог і препрославлений.</w:t>
       </w:r>
       <w:r>
         <w:rPr>
           <w:rFonts w:ascii="Times New Roman" w:hAnsi="Times New Roman"/>
           <w:b/>
-          <w:color w:val="000000"/>
-          <w:sz w:val="24"/>
-          <w:szCs w:val="24"/>
-        </w:rPr>
-        <w:t>ий, і стражданням зодягає смертне красою нетління, єдиний благословенний Отців Бог і препрославлений.</w:t>
-      </w:r>
-      <w:r>
+          <w:i/>
+          <w:color w:val="000000"/>
+          <w:sz w:val="24"/>
+          <w:szCs w:val="24"/>
+        </w:rPr>
+        <w:t xml:space="preserve"> </w:t>
+      </w:r>
+    </w:p>
+    <w:p>
+      <w:pPr>
+        <w:shd w:val="clear" w:color="auto" w:fill="FFFFFF"/>
+        <w:spacing w:after="120"/>
+        <w:jc w:val="both"/>
+        <w:rPr>
+          <w:rFonts w:ascii="Times New Roman" w:hAnsi="Times New Roman"/>
+          <w:sz w:val="24"/>
+          <w:szCs w:val="24"/>
+        </w:rPr>
+      </w:pPr>
+      <w:r>
+        <w:rPr>
+          <w:rFonts w:ascii="Times New Roman" w:hAnsi="Times New Roman"/>
+          <w:sz w:val="24"/>
+          <w:szCs w:val="24"/>
+        </w:rPr>
+        <w:t xml:space="preserve"> </w:t>
+      </w:r>
+    </w:p>
+    <w:p>
+      <w:pPr>
+        <w:spacing w:after="120"/>
+        <w:jc w:val="center"/>
         <w:rPr>
           <w:rFonts w:ascii="Times New Roman" w:hAnsi="Times New Roman"/>
           <w:b/>
+          <w:sz w:val="24"/>
+          <w:szCs w:val="24"/>
+        </w:rPr>
+      </w:pPr>
+      <w:r>
+        <w:rPr>
+          <w:rFonts w:ascii="Times New Roman" w:hAnsi="Times New Roman"/>
+          <w:b/>
+          <w:i/>
+          <w:color w:val="FF0000"/>
+          <w:sz w:val="24"/>
+          <w:szCs w:val="24"/>
+        </w:rPr>
+        <w:t>Пісня 8</w:t>
+      </w:r>
+    </w:p>
+    <w:p>
+      <w:pPr>
+        <w:shd w:val="clear" w:color="auto" w:fill="FFFFFF"/>
+        <w:spacing w:after="120"/>
+        <w:jc w:val="both"/>
+        <w:rPr>
+          <w:rFonts w:ascii="Times New Roman" w:hAnsi="Times New Roman"/>
+          <w:sz w:val="24"/>
+          <w:szCs w:val="24"/>
+        </w:rPr>
+      </w:pPr>
+      <w:r>
+        <w:rPr>
+          <w:rFonts w:ascii="Times New Roman" w:hAnsi="Times New Roman"/>
+          <w:i/>
+          <w:color w:val="FF0000"/>
+          <w:sz w:val="24"/>
+          <w:szCs w:val="24"/>
+        </w:rPr>
+        <w:t>Ірмос:</w:t>
+      </w:r>
+      <w:r>
+        <w:rPr>
+          <w:rFonts w:ascii="Times New Roman" w:hAnsi="Times New Roman"/>
           <w:i/>
           <w:color w:val="000000"/>
           <w:sz w:val="24"/>
@@ -12991,100 +12136,15 @@
         </w:rPr>
         <w:t xml:space="preserve"> </w:t>
       </w:r>
-    </w:p>
-    <w:p>
-      <w:pPr>
-        <w:shd w:val="clear" w:color="auto" w:fill="FFFFFF"/>
-        <w:spacing w:after="120"/>
-        <w:jc w:val="both"/>
-        <w:rPr>
-          <w:rFonts w:ascii="Times New Roman" w:hAnsi="Times New Roman"/>
-          <w:sz w:val="24"/>
-          <w:szCs w:val="24"/>
-        </w:rPr>
-      </w:pPr>
-      <w:r>
-        <w:rPr>
-          <w:rFonts w:ascii="Times New Roman" w:hAnsi="Times New Roman"/>
-          <w:sz w:val="24"/>
-          <w:szCs w:val="24"/>
-        </w:rPr>
-        <w:t xml:space="preserve"> </w:t>
-      </w:r>
-    </w:p>
-    <w:p>
-      <w:pPr>
-        <w:spacing w:after="120"/>
-        <w:jc w:val="center"/>
+      <w:r>
         <w:rPr>
           <w:rFonts w:ascii="Times New Roman" w:hAnsi="Times New Roman"/>
           <w:b/>
-          <w:sz w:val="24"/>
-          <w:szCs w:val="24"/>
-        </w:rPr>
-      </w:pPr>
-      <w:r>
-        <w:rPr>
-          <w:rFonts w:ascii="Times New Roman" w:hAnsi="Times New Roman"/>
-          <w:b/>
-          <w:i/>
-          <w:color w:val="FF0000"/>
-          <w:sz w:val="24"/>
-          <w:szCs w:val="24"/>
-        </w:rPr>
-        <w:t>Пісня 8</w:t>
-      </w:r>
-    </w:p>
-    <w:p>
-      <w:pPr>
-        <w:shd w:val="clear" w:color="auto" w:fill="FFFFFF"/>
-        <w:spacing w:after="120"/>
-        <w:jc w:val="both"/>
-        <w:rPr>
-          <w:rFonts w:ascii="Times New Roman" w:hAnsi="Times New Roman"/>
-          <w:sz w:val="24"/>
-          <w:szCs w:val="24"/>
-        </w:rPr>
-      </w:pPr>
-      <w:r>
-        <w:rPr>
-          <w:rFonts w:ascii="Times New Roman" w:hAnsi="Times New Roman"/>
-          <w:i/>
-          <w:color w:val="FF0000"/>
-          <w:sz w:val="24"/>
-          <w:szCs w:val="24"/>
-        </w:rPr>
-        <w:t>Ірмос:</w:t>
-      </w:r>
-      <w:r>
-        <w:rPr>
-          <w:rFonts w:ascii="Times New Roman" w:hAnsi="Times New Roman"/>
-          <w:i/>
-          <w:color w:val="000000"/>
-          <w:sz w:val="24"/>
-          <w:szCs w:val="24"/>
-        </w:rPr>
-        <w:t xml:space="preserve"> </w:t>
-      </w:r>
-      <w:r>
-        <w:rPr>
-          <w:rFonts w:ascii="Times New Roman" w:hAnsi="Times New Roman"/>
-          <w:b/>
-          <w:color w:val="000000"/>
-          <w:sz w:val="24"/>
-          <w:szCs w:val="24"/>
-        </w:rPr>
-        <w:t>Цей провіщений і святий день, перший по суботі, царський і Господній, свято над святами і торжество всіх торжеств; в цей день прославляй</w:t>
-      </w:r>
-      <w:r>
-        <w:rPr>
-          <w:rFonts w:ascii="Times New Roman" w:hAnsi="Times New Roman"/>
-          <w:b/>
-          <w:color w:val="000000"/>
-          <w:sz w:val="24"/>
-          <w:szCs w:val="24"/>
-        </w:rPr>
-        <w:t>мо Христа на віки.</w:t>
+          <w:color w:val="000000"/>
+          <w:sz w:val="24"/>
+          <w:szCs w:val="24"/>
+        </w:rPr>
+        <w:t>Цей провіщений і святий день, перший по суботі, царський і Господній, свято над святами і торжество всіх торжеств; в цей день прославляймо Христа на віки.</w:t>
       </w:r>
     </w:p>
     <w:p>
@@ -13191,17 +12251,7 @@
           <w:szCs w:val="24"/>
           <w:u w:val="single"/>
         </w:rPr>
-        <w:t>Христос воскрес із мер</w:t>
-      </w:r>
-      <w:r>
-        <w:rPr>
-          <w:rFonts w:ascii="Times New Roman" w:hAnsi="Times New Roman"/>
-          <w:color w:val="000000"/>
-          <w:sz w:val="24"/>
-          <w:szCs w:val="24"/>
-          <w:u w:val="single"/>
-        </w:rPr>
-        <w:t>твих.</w:t>
+        <w:t>Христос воскрес із мертвих.</w:t>
       </w:r>
     </w:p>
     <w:p>
@@ -13421,6 +12471,7 @@
           <w:b/>
           <w:i/>
           <w:color w:val="FF0000"/>
+          <w:sz w:val="24"/>
         </w:rPr>
         <w:t>Пісня 9</w:t>
       </w:r>
@@ -13465,7 +12516,81 @@
           <w:szCs w:val="24"/>
           <w:u w:val="single"/>
         </w:rPr>
-        <w:t>Ангел звістив благодатній: Чистая Діво, радуйся, і знову кажу: Радуйся, Твій Син во</w:t>
+        <w:t>Ангел звістив благодатній: Чистая Діво, радуйся, і знову кажу: Радуйся, Твій Син воскрес на третій день із гробу, і мертвих воскресив. Люди, веселіться.</w:t>
+      </w:r>
+    </w:p>
+    <w:p>
+      <w:pPr>
+        <w:shd w:val="clear" w:color="auto" w:fill="FFFFFF"/>
+        <w:spacing w:after="120"/>
+        <w:jc w:val="both"/>
+        <w:rPr>
+          <w:rFonts w:ascii="Times New Roman" w:hAnsi="Times New Roman"/>
+          <w:sz w:val="24"/>
+          <w:szCs w:val="24"/>
+        </w:rPr>
+      </w:pPr>
+      <w:r>
+        <w:rPr>
+          <w:rFonts w:ascii="Times New Roman" w:hAnsi="Times New Roman"/>
+          <w:i/>
+          <w:color w:val="FF0000"/>
+          <w:sz w:val="24"/>
+          <w:szCs w:val="24"/>
+        </w:rPr>
+        <w:t>Ірмос:</w:t>
+      </w:r>
+      <w:r>
+        <w:rPr>
+          <w:rFonts w:ascii="Times New Roman" w:hAnsi="Times New Roman"/>
+          <w:i/>
+          <w:color w:val="000000"/>
+          <w:sz w:val="24"/>
+          <w:szCs w:val="24"/>
+        </w:rPr>
+        <w:t xml:space="preserve"> </w:t>
+      </w:r>
+      <w:r>
+        <w:rPr>
+          <w:rFonts w:ascii="Times New Roman" w:hAnsi="Times New Roman"/>
+          <w:b/>
+          <w:color w:val="000000"/>
+          <w:sz w:val="24"/>
+          <w:szCs w:val="24"/>
+        </w:rPr>
+        <w:t>Світися, світися, новий Єрусалиме, слава бо Господня на тобі засяяла. Радій нині і веселися, Сіоне, а ти, Чистая Богородице, втішайся воскресінням Сина твого.</w:t>
+      </w:r>
+    </w:p>
+    <w:p>
+      <w:pPr>
+        <w:shd w:val="clear" w:color="auto" w:fill="FFFFFF"/>
+        <w:spacing w:after="120"/>
+        <w:jc w:val="both"/>
+        <w:rPr>
+          <w:rFonts w:ascii="Times New Roman" w:hAnsi="Times New Roman"/>
+          <w:sz w:val="24"/>
+          <w:szCs w:val="24"/>
+        </w:rPr>
+      </w:pPr>
+      <w:r>
+        <w:rPr>
+          <w:rFonts w:ascii="Times New Roman" w:hAnsi="Times New Roman"/>
+          <w:i/>
+          <w:color w:val="FF0000"/>
+          <w:sz w:val="24"/>
+          <w:szCs w:val="24"/>
+        </w:rPr>
+        <w:t>Приспів:</w:t>
+      </w:r>
+      <w:r>
+        <w:rPr>
+          <w:rFonts w:ascii="Times New Roman" w:hAnsi="Times New Roman"/>
+          <w:i/>
+          <w:color w:val="000000"/>
+          <w:sz w:val="24"/>
+          <w:szCs w:val="24"/>
+        </w:rPr>
+        <w:t xml:space="preserve"> </w:t>
       </w:r>
       <w:r>
         <w:rPr>
@@ -13475,7 +12600,7 @@
           <w:szCs w:val="24"/>
           <w:u w:val="single"/>
         </w:rPr>
-        <w:t>скрес на третій день із гробу, і мертвих воскресив. Люди, веселіться.</w:t>
+        <w:t>Христос воскрес із мертвих.</w:t>
       </w:r>
     </w:p>
     <w:p>
@@ -13492,12 +12617,84 @@
       <w:r>
         <w:rPr>
           <w:rFonts w:ascii="Times New Roman" w:hAnsi="Times New Roman"/>
-          <w:i/>
-          <w:color w:val="FF0000"/>
-          <w:sz w:val="24"/>
-          <w:szCs w:val="24"/>
-        </w:rPr>
-        <w:t>Ірмос:</w:t>
+          <w:color w:val="000000"/>
+          <w:sz w:val="24"/>
+          <w:szCs w:val="24"/>
+        </w:rPr>
+        <w:t xml:space="preserve">О, божественне </w:t>
+      </w:r>
+      <w:r>
+        <w:rPr>
+          <w:rFonts w:ascii="Times New Roman" w:hAnsi="Times New Roman"/>
+          <w:sz w:val="24"/>
+          <w:szCs w:val="24"/>
+        </w:rPr>
+        <w:t>і</w:t>
+      </w:r>
+      <w:r>
+        <w:rPr>
+          <w:rFonts w:ascii="Times New Roman" w:hAnsi="Times New Roman"/>
+          <w:color w:val="000000"/>
+          <w:sz w:val="24"/>
+          <w:szCs w:val="24"/>
+        </w:rPr>
+        <w:t xml:space="preserve"> любе,* і пресолодке твоє слово!* </w:t>
+      </w:r>
+      <w:r>
+        <w:rPr>
+          <w:rFonts w:ascii="Times New Roman" w:hAnsi="Times New Roman"/>
+          <w:sz w:val="24"/>
+          <w:szCs w:val="24"/>
+        </w:rPr>
+        <w:t>З</w:t>
+      </w:r>
+      <w:r>
+        <w:rPr>
+          <w:rFonts w:ascii="Times New Roman" w:hAnsi="Times New Roman"/>
+          <w:color w:val="000000"/>
+          <w:sz w:val="24"/>
+          <w:szCs w:val="24"/>
+        </w:rPr>
+        <w:t xml:space="preserve"> нами бо справді ти обіцяв бути до кінця віку, Христе.* Маючи його основою надії, ми, вірні, рад</w:t>
+      </w:r>
+      <w:r>
+        <w:rPr>
+          <w:rFonts w:ascii="Times New Roman" w:hAnsi="Times New Roman"/>
+          <w:sz w:val="24"/>
+          <w:szCs w:val="24"/>
+        </w:rPr>
+        <w:t>і</w:t>
+      </w:r>
+      <w:r>
+        <w:rPr>
+          <w:rFonts w:ascii="Times New Roman" w:hAnsi="Times New Roman"/>
+          <w:color w:val="000000"/>
+          <w:sz w:val="24"/>
+          <w:szCs w:val="24"/>
+        </w:rPr>
+        <w:t>ємо!</w:t>
+      </w:r>
+    </w:p>
+    <w:p>
+      <w:pPr>
+        <w:shd w:val="clear" w:color="auto" w:fill="FFFFFF"/>
+        <w:spacing w:after="120"/>
+        <w:jc w:val="both"/>
+        <w:rPr>
+          <w:rFonts w:ascii="Times New Roman" w:hAnsi="Times New Roman"/>
+          <w:sz w:val="24"/>
+          <w:szCs w:val="24"/>
+        </w:rPr>
+      </w:pPr>
+      <w:r>
+        <w:rPr>
+          <w:rFonts w:ascii="Times New Roman" w:hAnsi="Times New Roman"/>
+          <w:i/>
+          <w:color w:val="FF0000"/>
+          <w:sz w:val="24"/>
+          <w:szCs w:val="24"/>
+        </w:rPr>
+        <w:t>Приспів:</w:t>
       </w:r>
       <w:r>
         <w:rPr>
@@ -13512,6 +12709,128 @@
       <w:r>
         <w:rPr>
           <w:rFonts w:ascii="Times New Roman" w:hAnsi="Times New Roman"/>
+          <w:color w:val="000000"/>
+          <w:sz w:val="24"/>
+          <w:szCs w:val="24"/>
+          <w:u w:val="single"/>
+        </w:rPr>
+        <w:t>Христос воскрес із мертвих.</w:t>
+      </w:r>
+    </w:p>
+    <w:p>
+      <w:pPr>
+        <w:shd w:val="clear" w:color="auto" w:fill="FFFFFF"/>
+        <w:spacing w:after="120"/>
+        <w:jc w:val="both"/>
+        <w:rPr>
+          <w:rFonts w:ascii="Times New Roman" w:hAnsi="Times New Roman"/>
+          <w:sz w:val="24"/>
+          <w:szCs w:val="24"/>
+        </w:rPr>
+      </w:pPr>
+      <w:r>
+        <w:rPr>
+          <w:rFonts w:ascii="Times New Roman" w:hAnsi="Times New Roman"/>
+          <w:color w:val="000000"/>
+          <w:sz w:val="24"/>
+          <w:szCs w:val="24"/>
+        </w:rPr>
+        <w:t xml:space="preserve">О, Пасхо велика </w:t>
+      </w:r>
+      <w:r>
+        <w:rPr>
+          <w:rFonts w:ascii="Times New Roman" w:hAnsi="Times New Roman"/>
+          <w:sz w:val="24"/>
+          <w:szCs w:val="24"/>
+        </w:rPr>
+        <w:t>і</w:t>
+      </w:r>
+      <w:r>
+        <w:rPr>
+          <w:rFonts w:ascii="Times New Roman" w:hAnsi="Times New Roman"/>
+          <w:color w:val="000000"/>
+          <w:sz w:val="24"/>
+          <w:szCs w:val="24"/>
+        </w:rPr>
+        <w:t xml:space="preserve"> найсвятіша, Христе!* О, Мудросте, і Слово Боже й Сило!* Подай нам з тобою справді участи брати* у невечірнім дні царства твого.</w:t>
+      </w:r>
+    </w:p>
+    <w:p>
+      <w:pPr>
+        <w:shd w:val="clear" w:color="auto" w:fill="FFFFFF"/>
+        <w:spacing w:after="120"/>
+        <w:jc w:val="both"/>
+        <w:rPr>
+          <w:rFonts w:ascii="Times New Roman" w:hAnsi="Times New Roman"/>
+          <w:sz w:val="24"/>
+          <w:szCs w:val="24"/>
+          <w:u w:val="single"/>
+        </w:rPr>
+      </w:pPr>
+      <w:r>
+        <w:rPr>
+          <w:rFonts w:ascii="Times New Roman" w:hAnsi="Times New Roman"/>
+          <w:i/>
+          <w:color w:val="FF0000"/>
+          <w:sz w:val="24"/>
+          <w:szCs w:val="24"/>
+        </w:rPr>
+        <w:t>Приспів:</w:t>
+      </w:r>
+      <w:r>
+        <w:rPr>
+          <w:rFonts w:ascii="Times New Roman" w:hAnsi="Times New Roman"/>
+          <w:i/>
+          <w:color w:val="000000"/>
+          <w:sz w:val="24"/>
+          <w:szCs w:val="24"/>
+        </w:rPr>
+        <w:t xml:space="preserve"> </w:t>
+      </w:r>
+      <w:r>
+        <w:rPr>
+          <w:rFonts w:ascii="Times New Roman" w:hAnsi="Times New Roman"/>
+          <w:color w:val="000000"/>
+          <w:sz w:val="24"/>
+          <w:szCs w:val="24"/>
+          <w:u w:val="single"/>
+        </w:rPr>
+        <w:t>Ангел звістив благодатній: Чистая Діво, радуйся, і знову кажу: Радуйся, Твій Син воскрес на третій день із гробу, і мертвих воскресив. Люди, веселіться.</w:t>
+      </w:r>
+    </w:p>
+    <w:p>
+      <w:pPr>
+        <w:shd w:val="clear" w:color="auto" w:fill="FFFFFF"/>
+        <w:spacing w:after="120"/>
+        <w:jc w:val="both"/>
+        <w:rPr>
+          <w:rFonts w:ascii="Times New Roman" w:hAnsi="Times New Roman"/>
+          <w:sz w:val="24"/>
+          <w:szCs w:val="24"/>
+        </w:rPr>
+      </w:pPr>
+      <w:r>
+        <w:rPr>
+          <w:rFonts w:ascii="Times New Roman" w:hAnsi="Times New Roman"/>
+          <w:i/>
+          <w:color w:val="FF0000"/>
+          <w:sz w:val="24"/>
+          <w:szCs w:val="24"/>
+        </w:rPr>
+        <w:t>Катавасія:</w:t>
+      </w:r>
+      <w:r>
+        <w:rPr>
+          <w:rFonts w:ascii="Times New Roman" w:hAnsi="Times New Roman"/>
+          <w:color w:val="000000"/>
+          <w:sz w:val="24"/>
+          <w:szCs w:val="24"/>
+        </w:rPr>
+        <w:t xml:space="preserve"> </w:t>
+      </w:r>
+      <w:r>
+        <w:rPr>
+          <w:rFonts w:ascii="Times New Roman" w:hAnsi="Times New Roman"/>
           <w:b/>
           <w:color w:val="000000"/>
           <w:sz w:val="24"/>
@@ -13527,23 +12846,53 @@
         <w:jc w:val="both"/>
         <w:rPr>
           <w:rFonts w:ascii="Times New Roman" w:hAnsi="Times New Roman"/>
-          <w:sz w:val="24"/>
-          <w:szCs w:val="24"/>
-        </w:rPr>
-      </w:pPr>
-      <w:r>
-        <w:rPr>
-          <w:rFonts w:ascii="Times New Roman" w:hAnsi="Times New Roman"/>
-          <w:i/>
-          <w:color w:val="FF0000"/>
-          <w:sz w:val="24"/>
-          <w:szCs w:val="24"/>
-        </w:rPr>
-        <w:t>Приспів:</w:t>
-      </w:r>
-      <w:r>
-        <w:rPr>
-          <w:rFonts w:ascii="Times New Roman" w:hAnsi="Times New Roman"/>
+          <w:color w:val="FF0000"/>
+          <w:sz w:val="24"/>
+          <w:szCs w:val="24"/>
+        </w:rPr>
+      </w:pPr>
+    </w:p>
+    <w:p>
+      <w:pPr>
+        <w:shd w:val="clear" w:color="auto" w:fill="FFFFFF"/>
+        <w:spacing w:after="120"/>
+        <w:jc w:val="center"/>
+        <w:rPr>
+          <w:rFonts w:ascii="Times New Roman" w:hAnsi="Times New Roman"/>
+          <w:i/>
+          <w:color w:val="FF0000"/>
+          <w:sz w:val="24"/>
+          <w:szCs w:val="24"/>
+        </w:rPr>
+      </w:pPr>
+      <w:r>
+        <w:rPr>
+          <w:rFonts w:ascii="Times New Roman" w:hAnsi="Times New Roman"/>
+          <w:b/>
+          <w:i/>
+          <w:color w:val="FF0000"/>
+          <w:sz w:val="24"/>
+          <w:szCs w:val="24"/>
+        </w:rPr>
+        <w:t>Мала єктенія</w:t>
+      </w:r>
+    </w:p>
+    <w:p>
+      <w:pPr>
+        <w:shd w:val="clear" w:color="auto" w:fill="FFFFFF"/>
+        <w:spacing w:after="120"/>
+        <w:jc w:val="both"/>
+        <w:rPr>
+          <w:rFonts w:ascii="Times New Roman" w:hAnsi="Times New Roman"/>
+          <w:color w:val="000000"/>
+          <w:sz w:val="24"/>
+          <w:szCs w:val="24"/>
+        </w:rPr>
+      </w:pPr>
+      <w:r>
+        <w:rPr>
+          <w:rFonts w:ascii="Times New Roman" w:hAnsi="Times New Roman"/>
+          <w:b/>
           <w:i/>
           <w:color w:val="000000"/>
           <w:sz w:val="24"/>
@@ -13557,19 +12906,8 @@
           <w:color w:val="000000"/>
           <w:sz w:val="24"/>
           <w:szCs w:val="24"/>
-          <w:u w:val="single"/>
-        </w:rPr>
-        <w:t>Христос вос</w:t>
-      </w:r>
-      <w:r>
-        <w:rPr>
-          <w:rFonts w:ascii="Times New Roman" w:hAnsi="Times New Roman"/>
-          <w:color w:val="000000"/>
-          <w:sz w:val="24"/>
-          <w:szCs w:val="24"/>
-          <w:u w:val="single"/>
-        </w:rPr>
-        <w:t>крес із мертвих.</w:t>
+        </w:rPr>
+        <w:t>Ще і ще в мирі Господеві помолімся.</w:t>
       </w:r>
     </w:p>
     <w:p>
@@ -13586,62 +12924,49 @@
       <w:r>
         <w:rPr>
           <w:rFonts w:ascii="Times New Roman" w:hAnsi="Times New Roman"/>
-          <w:color w:val="000000"/>
-          <w:sz w:val="24"/>
-          <w:szCs w:val="24"/>
-        </w:rPr>
-        <w:t xml:space="preserve">О, божественне </w:t>
-      </w:r>
-      <w:r>
-        <w:rPr>
-          <w:rFonts w:ascii="Times New Roman" w:hAnsi="Times New Roman"/>
-          <w:sz w:val="24"/>
-          <w:szCs w:val="24"/>
-        </w:rPr>
-        <w:t>і</w:t>
-      </w:r>
-      <w:r>
-        <w:rPr>
-          <w:rFonts w:ascii="Times New Roman" w:hAnsi="Times New Roman"/>
-          <w:color w:val="000000"/>
-          <w:sz w:val="24"/>
-          <w:szCs w:val="24"/>
-        </w:rPr>
-        <w:t xml:space="preserve"> любе,* і пресолодке твоє слово!* </w:t>
-      </w:r>
-      <w:r>
-        <w:rPr>
-          <w:rFonts w:ascii="Times New Roman" w:hAnsi="Times New Roman"/>
-          <w:sz w:val="24"/>
-          <w:szCs w:val="24"/>
-        </w:rPr>
-        <w:t>З</w:t>
-      </w:r>
-      <w:r>
-        <w:rPr>
-          <w:rFonts w:ascii="Times New Roman" w:hAnsi="Times New Roman"/>
-          <w:color w:val="000000"/>
-          <w:sz w:val="24"/>
-          <w:szCs w:val="24"/>
-        </w:rPr>
-        <w:t xml:space="preserve"> нами бо справді ти обіцяв бути до кінця віку, Христе.* Маючи його основою надії, ми, вірні, рад</w:t>
-      </w:r>
-      <w:r>
-        <w:rPr>
-          <w:rFonts w:ascii="Times New Roman" w:hAnsi="Times New Roman"/>
-          <w:sz w:val="24"/>
-          <w:szCs w:val="24"/>
-        </w:rPr>
-        <w:t>і</w:t>
-      </w:r>
-      <w:r>
-        <w:rPr>
-          <w:rFonts w:ascii="Times New Roman" w:hAnsi="Times New Roman"/>
-          <w:color w:val="000000"/>
-          <w:sz w:val="24"/>
-          <w:szCs w:val="24"/>
-        </w:rPr>
-        <w:t>ємо!</w:t>
+          <w:i/>
+          <w:color w:val="FF0000"/>
+          <w:sz w:val="24"/>
+          <w:szCs w:val="24"/>
+        </w:rPr>
+        <w:t>Люди:</w:t>
+      </w:r>
+      <w:r>
+        <w:rPr>
+          <w:rFonts w:ascii="Times New Roman" w:hAnsi="Times New Roman"/>
+          <w:i/>
+          <w:color w:val="000000"/>
+          <w:sz w:val="24"/>
+          <w:szCs w:val="24"/>
+        </w:rPr>
+        <w:t xml:space="preserve"> </w:t>
+      </w:r>
+      <w:r>
+        <w:rPr>
+          <w:rFonts w:ascii="Times New Roman" w:hAnsi="Times New Roman"/>
+          <w:color w:val="000000"/>
+          <w:sz w:val="24"/>
+          <w:szCs w:val="24"/>
+        </w:rPr>
+        <w:t>Господи, помилуй.</w:t>
+      </w:r>
+    </w:p>
+    <w:p>
+      <w:pPr>
+        <w:spacing w:after="120"/>
+        <w:rPr>
+          <w:rFonts w:ascii="Times New Roman" w:hAnsi="Times New Roman"/>
+          <w:sz w:val="24"/>
+          <w:szCs w:val="24"/>
+        </w:rPr>
+      </w:pPr>
+      <w:r>
+        <w:rPr>
+          <w:rFonts w:ascii="Times New Roman" w:hAnsi="Times New Roman"/>
+          <w:sz w:val="24"/>
+          <w:szCs w:val="24"/>
+        </w:rPr>
+        <w:t>Заступи, спаси, помилуй і охорони нас, Боже, Твоєю благодаттю</w:t>
       </w:r>
     </w:p>
     <w:p>
@@ -13663,7 +12988,7 @@
           <w:sz w:val="24"/>
           <w:szCs w:val="24"/>
         </w:rPr>
-        <w:t>Приспів:</w:t>
+        <w:t>Люди:</w:t>
       </w:r>
       <w:r>
         <w:rPr>
@@ -13681,9 +13006,8 @@
           <w:color w:val="000000"/>
           <w:sz w:val="24"/>
           <w:szCs w:val="24"/>
-          <w:u w:val="single"/>
-        </w:rPr>
-        <w:t>Христос воскрес із мертвих.</w:t>
+        </w:rPr>
+        <w:t>Господи, помилуй.</w:t>
       </w:r>
     </w:p>
     <w:p>
@@ -13704,329 +13028,7 @@
           <w:sz w:val="24"/>
           <w:szCs w:val="24"/>
         </w:rPr>
-        <w:t xml:space="preserve">О, Пасхо велика </w:t>
-      </w:r>
-      <w:r>
-        <w:rPr>
-          <w:rFonts w:ascii="Times New Roman" w:hAnsi="Times New Roman"/>
-          <w:sz w:val="24"/>
-          <w:szCs w:val="24"/>
-        </w:rPr>
-        <w:t>і</w:t>
-      </w:r>
-      <w:r>
-        <w:rPr>
-          <w:rFonts w:ascii="Times New Roman" w:hAnsi="Times New Roman"/>
-          <w:color w:val="000000"/>
-          <w:sz w:val="24"/>
-          <w:szCs w:val="24"/>
-        </w:rPr>
-        <w:t xml:space="preserve"> найсвятіша, Христе!* О, Мудросте, і Слово Боже й Сило!* Подай нам з тобою справді участи брати* у н</w:t>
-      </w:r>
-      <w:r>
-        <w:rPr>
-          <w:rFonts w:ascii="Times New Roman" w:hAnsi="Times New Roman"/>
-          <w:color w:val="000000"/>
-          <w:sz w:val="24"/>
-          <w:szCs w:val="24"/>
-        </w:rPr>
-        <w:t>евечірнім дні царства твого.</w:t>
-      </w:r>
-    </w:p>
-    <w:p>
-      <w:pPr>
-        <w:shd w:val="clear" w:color="auto" w:fill="FFFFFF"/>
-        <w:spacing w:after="120"/>
-        <w:jc w:val="both"/>
-        <w:rPr>
-          <w:rFonts w:ascii="Times New Roman" w:hAnsi="Times New Roman"/>
-          <w:sz w:val="24"/>
-          <w:szCs w:val="24"/>
-          <w:u w:val="single"/>
-        </w:rPr>
-      </w:pPr>
-      <w:r>
-        <w:rPr>
-          <w:rFonts w:ascii="Times New Roman" w:hAnsi="Times New Roman"/>
-          <w:i/>
-          <w:color w:val="FF0000"/>
-          <w:sz w:val="24"/>
-          <w:szCs w:val="24"/>
-        </w:rPr>
-        <w:t>Приспів:</w:t>
-      </w:r>
-      <w:r>
-        <w:rPr>
-          <w:rFonts w:ascii="Times New Roman" w:hAnsi="Times New Roman"/>
-          <w:i/>
-          <w:color w:val="000000"/>
-          <w:sz w:val="24"/>
-          <w:szCs w:val="24"/>
-        </w:rPr>
-        <w:t xml:space="preserve"> </w:t>
-      </w:r>
-      <w:r>
-        <w:rPr>
-          <w:rFonts w:ascii="Times New Roman" w:hAnsi="Times New Roman"/>
-          <w:color w:val="000000"/>
-          <w:sz w:val="24"/>
-          <w:szCs w:val="24"/>
-          <w:u w:val="single"/>
-        </w:rPr>
-        <w:t>Ангел звістив благодатній: Чистая Діво, радуйся, і знову кажу: Радуйся, Твій Син воскрес на третій день із гробу, і мертвих воскресив. Люди, веселіться.</w:t>
-      </w:r>
-    </w:p>
-    <w:p>
-      <w:pPr>
-        <w:shd w:val="clear" w:color="auto" w:fill="FFFFFF"/>
-        <w:spacing w:after="120"/>
-        <w:jc w:val="both"/>
-        <w:rPr>
-          <w:rFonts w:ascii="Times New Roman" w:hAnsi="Times New Roman"/>
-          <w:sz w:val="24"/>
-          <w:szCs w:val="24"/>
-        </w:rPr>
-      </w:pPr>
-      <w:r>
-        <w:rPr>
-          <w:rFonts w:ascii="Times New Roman" w:hAnsi="Times New Roman"/>
-          <w:i/>
-          <w:color w:val="FF0000"/>
-          <w:sz w:val="24"/>
-          <w:szCs w:val="24"/>
-        </w:rPr>
-        <w:lastRenderedPageBreak/>
-        <w:t>Катавасія:</w:t>
-      </w:r>
-      <w:r>
-        <w:rPr>
-          <w:rFonts w:ascii="Times New Roman" w:hAnsi="Times New Roman"/>
-          <w:color w:val="000000"/>
-          <w:sz w:val="24"/>
-          <w:szCs w:val="24"/>
-        </w:rPr>
-        <w:t xml:space="preserve"> </w:t>
-      </w:r>
-      <w:r>
-        <w:rPr>
-          <w:rFonts w:ascii="Times New Roman" w:hAnsi="Times New Roman"/>
-          <w:b/>
-          <w:color w:val="000000"/>
-          <w:sz w:val="24"/>
-          <w:szCs w:val="24"/>
-        </w:rPr>
-        <w:t>Світися, світися, новий Єрусалиме, слава бо Господня н</w:t>
-      </w:r>
-      <w:r>
-        <w:rPr>
-          <w:rFonts w:ascii="Times New Roman" w:hAnsi="Times New Roman"/>
-          <w:b/>
-          <w:color w:val="000000"/>
-          <w:sz w:val="24"/>
-          <w:szCs w:val="24"/>
-        </w:rPr>
-        <w:t>а тобі засяяла. Радій нині і веселися, Сіоне, а ти, Чистая Богородице, втішайся воскресінням Сина твого.</w:t>
-      </w:r>
-    </w:p>
-    <w:p>
-      <w:pPr>
-        <w:shd w:val="clear" w:color="auto" w:fill="FFFFFF"/>
-        <w:spacing w:after="120"/>
-        <w:jc w:val="both"/>
-        <w:rPr>
-          <w:rFonts w:ascii="Times New Roman" w:hAnsi="Times New Roman"/>
-          <w:color w:val="FF0000"/>
-          <w:sz w:val="24"/>
-          <w:szCs w:val="24"/>
-        </w:rPr>
-      </w:pPr>
-    </w:p>
-    <w:p>
-      <w:pPr>
-        <w:shd w:val="clear" w:color="auto" w:fill="FFFFFF"/>
-        <w:spacing w:after="120"/>
-        <w:jc w:val="center"/>
-        <w:rPr>
-          <w:rFonts w:ascii="Times New Roman" w:hAnsi="Times New Roman"/>
-          <w:i/>
-          <w:color w:val="FF0000"/>
-          <w:sz w:val="24"/>
-          <w:szCs w:val="24"/>
-        </w:rPr>
-      </w:pPr>
-      <w:r>
-        <w:rPr>
-          <w:rFonts w:ascii="Times New Roman" w:hAnsi="Times New Roman"/>
-          <w:b/>
-          <w:i/>
-          <w:color w:val="FF0000"/>
-          <w:sz w:val="24"/>
-          <w:szCs w:val="24"/>
-        </w:rPr>
-        <w:t>Мала єктенія</w:t>
-      </w:r>
-    </w:p>
-    <w:p>
-      <w:pPr>
-        <w:shd w:val="clear" w:color="auto" w:fill="FFFFFF"/>
-        <w:spacing w:after="120"/>
-        <w:jc w:val="both"/>
-        <w:rPr>
-          <w:rFonts w:ascii="Times New Roman" w:hAnsi="Times New Roman"/>
-          <w:color w:val="000000"/>
-          <w:sz w:val="24"/>
-          <w:szCs w:val="24"/>
-        </w:rPr>
-      </w:pPr>
-      <w:r>
-        <w:rPr>
-          <w:rFonts w:ascii="Times New Roman" w:hAnsi="Times New Roman"/>
-          <w:b/>
-          <w:i/>
-          <w:color w:val="000000"/>
-          <w:sz w:val="24"/>
-          <w:szCs w:val="24"/>
-        </w:rPr>
-        <w:t xml:space="preserve"> </w:t>
-      </w:r>
-      <w:r>
-        <w:rPr>
-          <w:rFonts w:ascii="Times New Roman" w:hAnsi="Times New Roman"/>
-          <w:color w:val="000000"/>
-          <w:sz w:val="24"/>
-          <w:szCs w:val="24"/>
-        </w:rPr>
-        <w:t>Ще і ще в мирі Господеві помолімся.</w:t>
-      </w:r>
-    </w:p>
-    <w:p>
-      <w:pPr>
-        <w:shd w:val="clear" w:color="auto" w:fill="FFFFFF"/>
-        <w:spacing w:after="120"/>
-        <w:jc w:val="both"/>
-        <w:rPr>
-          <w:rFonts w:ascii="Times New Roman" w:hAnsi="Times New Roman"/>
-          <w:sz w:val="24"/>
-          <w:szCs w:val="24"/>
-        </w:rPr>
-      </w:pPr>
-      <w:r>
-        <w:rPr>
-          <w:rFonts w:ascii="Times New Roman" w:hAnsi="Times New Roman"/>
-          <w:i/>
-          <w:color w:val="FF0000"/>
-          <w:sz w:val="24"/>
-          <w:szCs w:val="24"/>
-        </w:rPr>
-        <w:t>Люди:</w:t>
-      </w:r>
-      <w:r>
-        <w:rPr>
-          <w:rFonts w:ascii="Times New Roman" w:hAnsi="Times New Roman"/>
-          <w:i/>
-          <w:color w:val="000000"/>
-          <w:sz w:val="24"/>
-          <w:szCs w:val="24"/>
-        </w:rPr>
-        <w:t xml:space="preserve"> </w:t>
-      </w:r>
-      <w:r>
-        <w:rPr>
-          <w:rFonts w:ascii="Times New Roman" w:hAnsi="Times New Roman"/>
-          <w:color w:val="000000"/>
-          <w:sz w:val="24"/>
-          <w:szCs w:val="24"/>
-        </w:rPr>
-        <w:t>Господи, помилуй.</w:t>
-      </w:r>
-    </w:p>
-    <w:p>
-      <w:pPr>
-        <w:spacing w:after="120"/>
-        <w:rPr>
-          <w:rFonts w:ascii="Times New Roman" w:hAnsi="Times New Roman"/>
-          <w:sz w:val="24"/>
-          <w:szCs w:val="24"/>
-        </w:rPr>
-      </w:pPr>
-      <w:r>
-        <w:rPr>
-          <w:rFonts w:ascii="Times New Roman" w:hAnsi="Times New Roman"/>
-          <w:sz w:val="24"/>
-          <w:szCs w:val="24"/>
-        </w:rPr>
-        <w:t>Заступи, спаси, помилуй і охорони нас, Боже, Твоєю благодаттю</w:t>
-      </w:r>
-    </w:p>
-    <w:p>
-      <w:pPr>
-        <w:shd w:val="clear" w:color="auto" w:fill="FFFFFF"/>
-        <w:spacing w:after="120"/>
-        <w:jc w:val="both"/>
-        <w:rPr>
-          <w:rFonts w:ascii="Times New Roman" w:hAnsi="Times New Roman"/>
-          <w:sz w:val="24"/>
-          <w:szCs w:val="24"/>
-        </w:rPr>
-      </w:pPr>
-      <w:r>
-        <w:rPr>
-          <w:rFonts w:ascii="Times New Roman" w:hAnsi="Times New Roman"/>
-          <w:i/>
-          <w:color w:val="FF0000"/>
-          <w:sz w:val="24"/>
-          <w:szCs w:val="24"/>
-        </w:rPr>
-        <w:t>Люди:</w:t>
-      </w:r>
-      <w:r>
-        <w:rPr>
-          <w:rFonts w:ascii="Times New Roman" w:hAnsi="Times New Roman"/>
-          <w:i/>
-          <w:color w:val="000000"/>
-          <w:sz w:val="24"/>
-          <w:szCs w:val="24"/>
-        </w:rPr>
-        <w:t xml:space="preserve"> </w:t>
-      </w:r>
-      <w:r>
-        <w:rPr>
-          <w:rFonts w:ascii="Times New Roman" w:hAnsi="Times New Roman"/>
-          <w:color w:val="000000"/>
-          <w:sz w:val="24"/>
-          <w:szCs w:val="24"/>
-        </w:rPr>
-        <w:t>Господи, помилуй.</w:t>
-      </w:r>
-    </w:p>
-    <w:p>
-      <w:pPr>
-        <w:shd w:val="clear" w:color="auto" w:fill="FFFFFF"/>
-        <w:spacing w:after="120"/>
-        <w:jc w:val="both"/>
-        <w:rPr>
-          <w:rFonts w:ascii="Times New Roman" w:hAnsi="Times New Roman"/>
-          <w:sz w:val="24"/>
-          <w:szCs w:val="24"/>
-        </w:rPr>
-      </w:pPr>
-      <w:r>
-        <w:rPr>
-          <w:rFonts w:ascii="Times New Roman" w:hAnsi="Times New Roman"/>
-          <w:color w:val="000000"/>
-          <w:sz w:val="24"/>
-          <w:szCs w:val="24"/>
-        </w:rPr>
-        <w:t xml:space="preserve">Пресвяту, пречисту, преблагословенну, славну Владичицю нашу Богородицю і приснодіву Марію, з усіма святими, пом’янувши, самі себе, і один одного, і все життя наше Христу </w:t>
-      </w:r>
-      <w:r>
-        <w:rPr>
-          <w:rFonts w:ascii="Times New Roman" w:hAnsi="Times New Roman"/>
-          <w:color w:val="000000"/>
-          <w:sz w:val="24"/>
-          <w:szCs w:val="24"/>
-        </w:rPr>
-        <w:t>Богові віддаймо.</w:t>
+        <w:t>Пресвяту, пречисту, преблагословенну, славну Владичицю нашу Богородицю і приснодіву Марію, з усіма святими, пом’янувши, самі себе, і один одного, і все життя наше Христу Богові віддаймо.</w:t>
       </w:r>
     </w:p>
     <w:p>
@@ -14172,6 +13174,7 @@
           <w:b/>
           <w:i/>
           <w:color w:val="FF0000"/>
+          <w:sz w:val="24"/>
         </w:rPr>
         <w:t>Світильний</w:t>
       </w:r>
@@ -14315,288 +13318,272 @@
           <w:sz w:val="24"/>
           <w:szCs w:val="24"/>
         </w:rPr>
-        <w:t>Усе, що живе, нехай хвалить Господа.* Хв</w:t>
-      </w:r>
-      <w:r>
+        <w:t>Усе, що живе, нехай хвалить Господа.* Хваліте Господа з неба,* хваліте його на висотах.* Тобі належить пісня, о Боже.</w:t>
+      </w:r>
+    </w:p>
+    <w:p>
+      <w:pPr>
+        <w:spacing w:after="120"/>
+        <w:jc w:val="both"/>
         <w:rPr>
           <w:rFonts w:ascii="Times New Roman" w:hAnsi="Times New Roman"/>
           <w:b/>
           <w:sz w:val="24"/>
           <w:szCs w:val="24"/>
         </w:rPr>
-        <w:t>аліте Господа з неба,* хваліте його на висотах.* Тобі належить пісня, о Боже.</w:t>
-      </w:r>
-    </w:p>
-    <w:p>
-      <w:pPr>
-        <w:spacing w:after="120"/>
-        <w:jc w:val="both"/>
+      </w:pPr>
+      <w:r>
         <w:rPr>
           <w:rFonts w:ascii="Times New Roman" w:hAnsi="Times New Roman"/>
           <w:b/>
           <w:sz w:val="24"/>
           <w:szCs w:val="24"/>
         </w:rPr>
-      </w:pPr>
-      <w:r>
+        <w:t>Хваліте його, всі ангели його,* хваліте його, всі воїнства небесні.* Тобі належить пісня, о Боже.</w:t>
+      </w:r>
+    </w:p>
+    <w:p>
+      <w:pPr>
+        <w:spacing w:after="120"/>
+        <w:jc w:val="both"/>
+        <w:rPr>
+          <w:rFonts w:ascii="Times New Roman" w:hAnsi="Times New Roman"/>
+          <w:sz w:val="24"/>
+          <w:szCs w:val="24"/>
+        </w:rPr>
+      </w:pPr>
+      <w:r>
+        <w:rPr>
+          <w:rFonts w:ascii="Times New Roman" w:eastAsia="Gungsuh" w:hAnsi="Times New Roman" w:cs="Gungsuh"/>
+          <w:sz w:val="24"/>
+          <w:szCs w:val="24"/>
+        </w:rPr>
+        <w:t>Хваліте його, ви − сонце й місяцю,* хваліте його, всі ясні зорі.</w:t>
+      </w:r>
+    </w:p>
+    <w:p>
+      <w:pPr>
+        <w:spacing w:after="120"/>
+        <w:jc w:val="both"/>
+        <w:rPr>
+          <w:rFonts w:ascii="Times New Roman" w:hAnsi="Times New Roman"/>
+          <w:sz w:val="24"/>
+          <w:szCs w:val="24"/>
+        </w:rPr>
+      </w:pPr>
+      <w:r>
+        <w:rPr>
+          <w:rFonts w:ascii="Times New Roman" w:hAnsi="Times New Roman"/>
+          <w:sz w:val="24"/>
+          <w:szCs w:val="24"/>
+        </w:rPr>
+        <w:t>Хваліте його, ви – небеса небес* і води, що над небесами.</w:t>
+      </w:r>
+    </w:p>
+    <w:p>
+      <w:pPr>
+        <w:spacing w:after="120"/>
+        <w:jc w:val="both"/>
+        <w:rPr>
+          <w:rFonts w:ascii="Times New Roman" w:hAnsi="Times New Roman"/>
+          <w:sz w:val="24"/>
+          <w:szCs w:val="24"/>
+        </w:rPr>
+      </w:pPr>
+      <w:r>
+        <w:rPr>
+          <w:rFonts w:ascii="Times New Roman" w:hAnsi="Times New Roman"/>
+          <w:sz w:val="24"/>
+          <w:szCs w:val="24"/>
+        </w:rPr>
+        <w:t>Нехай вони ім'я Господнє хвалять,* бо він повелів, і створились.</w:t>
+      </w:r>
+    </w:p>
+    <w:p>
+      <w:pPr>
+        <w:spacing w:after="120"/>
+        <w:jc w:val="both"/>
+        <w:rPr>
+          <w:rFonts w:ascii="Times New Roman" w:hAnsi="Times New Roman"/>
+          <w:sz w:val="24"/>
+          <w:szCs w:val="24"/>
+        </w:rPr>
+      </w:pPr>
+      <w:r>
+        <w:rPr>
+          <w:rFonts w:ascii="Times New Roman" w:hAnsi="Times New Roman"/>
+          <w:sz w:val="24"/>
+          <w:szCs w:val="24"/>
+        </w:rPr>
+        <w:t>Поставив їх на віки віків* і дав закон, що не перейде.</w:t>
+      </w:r>
+    </w:p>
+    <w:p>
+      <w:pPr>
+        <w:spacing w:after="120"/>
+        <w:jc w:val="both"/>
+        <w:rPr>
+          <w:rFonts w:ascii="Times New Roman" w:hAnsi="Times New Roman"/>
+          <w:sz w:val="24"/>
+          <w:szCs w:val="24"/>
+        </w:rPr>
+      </w:pPr>
+      <w:r>
+        <w:rPr>
+          <w:rFonts w:ascii="Times New Roman" w:hAnsi="Times New Roman"/>
+          <w:sz w:val="24"/>
+          <w:szCs w:val="24"/>
+        </w:rPr>
+        <w:t>Хваліте Господа з землі,* кити і всі морські безодні;</w:t>
+      </w:r>
+    </w:p>
+    <w:p>
+      <w:pPr>
+        <w:spacing w:after="120"/>
+        <w:jc w:val="both"/>
+        <w:rPr>
+          <w:rFonts w:ascii="Times New Roman" w:hAnsi="Times New Roman"/>
+          <w:sz w:val="24"/>
+          <w:szCs w:val="24"/>
+        </w:rPr>
+      </w:pPr>
+      <w:r>
+        <w:rPr>
+          <w:rFonts w:ascii="Times New Roman" w:hAnsi="Times New Roman"/>
+          <w:sz w:val="24"/>
+          <w:szCs w:val="24"/>
+        </w:rPr>
+        <w:t>Вогонь і град, сніг і туман,* і буйний вітер, який виконує його слово;</w:t>
+      </w:r>
+    </w:p>
+    <w:p>
+      <w:pPr>
+        <w:spacing w:after="120"/>
+        <w:jc w:val="both"/>
+        <w:rPr>
+          <w:rFonts w:ascii="Times New Roman" w:hAnsi="Times New Roman"/>
+          <w:sz w:val="24"/>
+          <w:szCs w:val="24"/>
+        </w:rPr>
+      </w:pPr>
+      <w:r>
+        <w:rPr>
+          <w:rFonts w:ascii="Times New Roman" w:hAnsi="Times New Roman"/>
+          <w:sz w:val="24"/>
+          <w:szCs w:val="24"/>
+        </w:rPr>
+        <w:t>Гори й усі пагорби,* садовина й усі кедри;</w:t>
+      </w:r>
+    </w:p>
+    <w:p>
+      <w:pPr>
+        <w:spacing w:after="120"/>
+        <w:jc w:val="both"/>
+        <w:rPr>
+          <w:rFonts w:ascii="Times New Roman" w:hAnsi="Times New Roman"/>
+          <w:sz w:val="24"/>
+          <w:szCs w:val="24"/>
+        </w:rPr>
+      </w:pPr>
+      <w:r>
+        <w:rPr>
+          <w:rFonts w:ascii="Times New Roman" w:hAnsi="Times New Roman"/>
+          <w:sz w:val="24"/>
+          <w:szCs w:val="24"/>
+        </w:rPr>
+        <w:t>Звір дикий і скот усілякий,* гад і птах крилатий;</w:t>
+      </w:r>
+    </w:p>
+    <w:p>
+      <w:pPr>
+        <w:spacing w:after="120"/>
+        <w:jc w:val="both"/>
+        <w:rPr>
+          <w:rFonts w:ascii="Times New Roman" w:hAnsi="Times New Roman"/>
+          <w:sz w:val="24"/>
+          <w:szCs w:val="24"/>
+        </w:rPr>
+      </w:pPr>
+      <w:r>
+        <w:rPr>
+          <w:rFonts w:ascii="Times New Roman" w:hAnsi="Times New Roman"/>
+          <w:sz w:val="24"/>
+          <w:szCs w:val="24"/>
+        </w:rPr>
+        <w:t>Царі землі й усі народи,* князі й усі земні судді;</w:t>
+      </w:r>
+    </w:p>
+    <w:p>
+      <w:pPr>
+        <w:spacing w:after="120"/>
+        <w:jc w:val="both"/>
+        <w:rPr>
+          <w:rFonts w:ascii="Times New Roman" w:hAnsi="Times New Roman"/>
+          <w:sz w:val="24"/>
+          <w:szCs w:val="24"/>
+        </w:rPr>
+      </w:pPr>
+      <w:r>
+        <w:rPr>
+          <w:rFonts w:ascii="Times New Roman" w:hAnsi="Times New Roman"/>
+          <w:sz w:val="24"/>
+          <w:szCs w:val="24"/>
+        </w:rPr>
+        <w:t>Хлопці й дівчата,* старі разом з юнацтвом.</w:t>
+      </w:r>
+    </w:p>
+    <w:p>
+      <w:pPr>
+        <w:spacing w:after="120"/>
+        <w:jc w:val="both"/>
+        <w:rPr>
+          <w:rFonts w:ascii="Times New Roman" w:hAnsi="Times New Roman"/>
+          <w:sz w:val="24"/>
+          <w:szCs w:val="24"/>
+        </w:rPr>
+      </w:pPr>
+      <w:r>
+        <w:rPr>
+          <w:rFonts w:ascii="Times New Roman" w:hAnsi="Times New Roman"/>
+          <w:sz w:val="24"/>
+          <w:szCs w:val="24"/>
+        </w:rPr>
+        <w:t>Нехай ім'я Господнє хвалять, високе бо ім'я його єдине.* Велич його понад землю й небо.</w:t>
+      </w:r>
+    </w:p>
+    <w:p>
+      <w:pPr>
+        <w:spacing w:after="120"/>
+        <w:jc w:val="both"/>
+        <w:rPr>
+          <w:rFonts w:ascii="Times New Roman" w:hAnsi="Times New Roman"/>
+          <w:sz w:val="24"/>
+          <w:szCs w:val="24"/>
+        </w:rPr>
+      </w:pPr>
+      <w:r>
+        <w:rPr>
+          <w:rFonts w:ascii="Times New Roman" w:hAnsi="Times New Roman"/>
+          <w:sz w:val="24"/>
+          <w:szCs w:val="24"/>
+        </w:rPr>
+        <w:t>Він підняв ріг народу свого.* Хвала всім його святим, синам Ізраїля, народові, що йому близький.</w:t>
+      </w:r>
+    </w:p>
+    <w:p>
+      <w:pPr>
+        <w:spacing w:after="120"/>
+        <w:jc w:val="center"/>
         <w:rPr>
           <w:rFonts w:ascii="Times New Roman" w:hAnsi="Times New Roman"/>
           <w:b/>
-          <w:sz w:val="24"/>
-          <w:szCs w:val="24"/>
-        </w:rPr>
-        <w:t>Хваліте його, всі ангели його,* хваліте його, всі воїнства небесні.* Тобі належить пісня, о Боже.</w:t>
-      </w:r>
-    </w:p>
-    <w:p>
-      <w:pPr>
-        <w:spacing w:after="120"/>
-        <w:jc w:val="both"/>
-        <w:rPr>
-          <w:rFonts w:ascii="Times New Roman" w:hAnsi="Times New Roman"/>
-          <w:sz w:val="24"/>
-          <w:szCs w:val="24"/>
-        </w:rPr>
-      </w:pPr>
-      <w:r>
-        <w:rPr>
-          <w:rFonts w:ascii="Times New Roman" w:eastAsia="Gungsuh" w:hAnsi="Times New Roman"/>
-          <w:sz w:val="24"/>
-          <w:szCs w:val="24"/>
-        </w:rPr>
-        <w:t>Хваліте його, ви − сонце й місяцю,* хваліте його, всі ясні зорі.</w:t>
-      </w:r>
-    </w:p>
-    <w:p>
-      <w:pPr>
-        <w:spacing w:after="120"/>
-        <w:jc w:val="both"/>
-        <w:rPr>
-          <w:rFonts w:ascii="Times New Roman" w:hAnsi="Times New Roman"/>
-          <w:sz w:val="24"/>
-          <w:szCs w:val="24"/>
-        </w:rPr>
-      </w:pPr>
-      <w:r>
-        <w:rPr>
-          <w:rFonts w:ascii="Times New Roman" w:hAnsi="Times New Roman"/>
-          <w:sz w:val="24"/>
-          <w:szCs w:val="24"/>
-        </w:rPr>
-        <w:t>Хваліте його,</w:t>
-      </w:r>
-      <w:r>
-        <w:rPr>
-          <w:rFonts w:ascii="Times New Roman" w:hAnsi="Times New Roman"/>
-          <w:sz w:val="24"/>
-          <w:szCs w:val="24"/>
-        </w:rPr>
-        <w:t xml:space="preserve"> ви – небеса небес* і води, що над небесами.</w:t>
-      </w:r>
-    </w:p>
-    <w:p>
-      <w:pPr>
-        <w:spacing w:after="120"/>
-        <w:jc w:val="both"/>
-        <w:rPr>
-          <w:rFonts w:ascii="Times New Roman" w:hAnsi="Times New Roman"/>
-          <w:sz w:val="24"/>
-          <w:szCs w:val="24"/>
-        </w:rPr>
-      </w:pPr>
-      <w:r>
-        <w:rPr>
-          <w:rFonts w:ascii="Times New Roman" w:hAnsi="Times New Roman"/>
-          <w:sz w:val="24"/>
-          <w:szCs w:val="24"/>
-        </w:rPr>
-        <w:t>Нехай вони ім'я Господнє хвалять,* бо він повелів, і створились.</w:t>
-      </w:r>
-    </w:p>
-    <w:p>
-      <w:pPr>
-        <w:spacing w:after="120"/>
-        <w:jc w:val="both"/>
-        <w:rPr>
-          <w:rFonts w:ascii="Times New Roman" w:hAnsi="Times New Roman"/>
-          <w:sz w:val="24"/>
-          <w:szCs w:val="24"/>
-        </w:rPr>
-      </w:pPr>
-      <w:r>
-        <w:rPr>
-          <w:rFonts w:ascii="Times New Roman" w:hAnsi="Times New Roman"/>
-          <w:sz w:val="24"/>
-          <w:szCs w:val="24"/>
-        </w:rPr>
-        <w:t>Поставив їх на віки віків* і дав закон, що не перейде.</w:t>
-      </w:r>
-    </w:p>
-    <w:p>
-      <w:pPr>
-        <w:spacing w:after="120"/>
-        <w:jc w:val="both"/>
-        <w:rPr>
-          <w:rFonts w:ascii="Times New Roman" w:hAnsi="Times New Roman"/>
-          <w:sz w:val="24"/>
-          <w:szCs w:val="24"/>
-        </w:rPr>
-      </w:pPr>
-      <w:r>
-        <w:rPr>
-          <w:rFonts w:ascii="Times New Roman" w:hAnsi="Times New Roman"/>
-          <w:sz w:val="24"/>
-          <w:szCs w:val="24"/>
-        </w:rPr>
-        <w:t>Хваліте Господа з землі,* кити і всі морські безодні;</w:t>
-      </w:r>
-    </w:p>
-    <w:p>
-      <w:pPr>
-        <w:spacing w:after="120"/>
-        <w:jc w:val="both"/>
-        <w:rPr>
-          <w:rFonts w:ascii="Times New Roman" w:hAnsi="Times New Roman"/>
-          <w:sz w:val="24"/>
-          <w:szCs w:val="24"/>
-        </w:rPr>
-      </w:pPr>
-      <w:r>
-        <w:rPr>
-          <w:rFonts w:ascii="Times New Roman" w:hAnsi="Times New Roman"/>
-          <w:sz w:val="24"/>
-          <w:szCs w:val="24"/>
-        </w:rPr>
-        <w:t>Вогонь і град, сніг і туман,* і буйний вітер, який виконує його слово;</w:t>
-      </w:r>
-    </w:p>
-    <w:p>
-      <w:pPr>
-        <w:spacing w:after="120"/>
-        <w:jc w:val="both"/>
-        <w:rPr>
-          <w:rFonts w:ascii="Times New Roman" w:hAnsi="Times New Roman"/>
-          <w:sz w:val="24"/>
-          <w:szCs w:val="24"/>
-        </w:rPr>
-      </w:pPr>
-      <w:r>
-        <w:rPr>
-          <w:rFonts w:ascii="Times New Roman" w:hAnsi="Times New Roman"/>
-          <w:sz w:val="24"/>
-          <w:szCs w:val="24"/>
-        </w:rPr>
-        <w:t>Гори й усі пагорби,* садовина й усі кедри;</w:t>
-      </w:r>
-    </w:p>
-    <w:p>
-      <w:pPr>
-        <w:spacing w:after="120"/>
-        <w:jc w:val="both"/>
-        <w:rPr>
-          <w:rFonts w:ascii="Times New Roman" w:hAnsi="Times New Roman"/>
-          <w:sz w:val="24"/>
-          <w:szCs w:val="24"/>
-        </w:rPr>
-      </w:pPr>
-      <w:r>
-        <w:rPr>
-          <w:rFonts w:ascii="Times New Roman" w:hAnsi="Times New Roman"/>
-          <w:sz w:val="24"/>
-          <w:szCs w:val="24"/>
-        </w:rPr>
-        <w:t>Звір дикий і скот усілякий,* гад і птах крилатий;</w:t>
-      </w:r>
-    </w:p>
-    <w:p>
-      <w:pPr>
-        <w:spacing w:after="120"/>
-        <w:jc w:val="both"/>
-        <w:rPr>
-          <w:rFonts w:ascii="Times New Roman" w:hAnsi="Times New Roman"/>
-          <w:sz w:val="24"/>
-          <w:szCs w:val="24"/>
-        </w:rPr>
-      </w:pPr>
-      <w:r>
-        <w:rPr>
-          <w:rFonts w:ascii="Times New Roman" w:hAnsi="Times New Roman"/>
-          <w:sz w:val="24"/>
-          <w:szCs w:val="24"/>
-        </w:rPr>
-        <w:t>Царі землі й усі народи,* князі й усі земні судді;</w:t>
-      </w:r>
-    </w:p>
-    <w:p>
-      <w:pPr>
-        <w:spacing w:after="120"/>
-        <w:jc w:val="both"/>
-        <w:rPr>
-          <w:rFonts w:ascii="Times New Roman" w:hAnsi="Times New Roman"/>
-          <w:sz w:val="24"/>
-          <w:szCs w:val="24"/>
-        </w:rPr>
-      </w:pPr>
-      <w:r>
-        <w:rPr>
-          <w:rFonts w:ascii="Times New Roman" w:hAnsi="Times New Roman"/>
-          <w:sz w:val="24"/>
-          <w:szCs w:val="24"/>
-        </w:rPr>
-        <w:t>Хлопці й дівчата,* старі разом з юнацтвом</w:t>
-      </w:r>
-      <w:r>
-        <w:rPr>
-          <w:rFonts w:ascii="Times New Roman" w:hAnsi="Times New Roman"/>
-          <w:sz w:val="24"/>
-          <w:szCs w:val="24"/>
-        </w:rPr>
-        <w:t>.</w:t>
-      </w:r>
-    </w:p>
-    <w:p>
-      <w:pPr>
-        <w:spacing w:after="120"/>
-        <w:jc w:val="both"/>
-        <w:rPr>
-          <w:rFonts w:ascii="Times New Roman" w:hAnsi="Times New Roman"/>
-          <w:sz w:val="24"/>
-          <w:szCs w:val="24"/>
-        </w:rPr>
-      </w:pPr>
-      <w:r>
-        <w:rPr>
-          <w:rFonts w:ascii="Times New Roman" w:hAnsi="Times New Roman"/>
-          <w:sz w:val="24"/>
-          <w:szCs w:val="24"/>
-        </w:rPr>
-        <w:t>Нехай ім'я Господнє хвалять, високе бо ім'я його єдине.* Велич його понад землю й небо.</w:t>
-      </w:r>
-    </w:p>
-    <w:p>
-      <w:pPr>
-        <w:spacing w:after="120"/>
-        <w:jc w:val="both"/>
-        <w:rPr>
-          <w:rFonts w:ascii="Times New Roman" w:hAnsi="Times New Roman"/>
-          <w:sz w:val="24"/>
-          <w:szCs w:val="24"/>
-        </w:rPr>
-      </w:pPr>
-      <w:r>
-        <w:rPr>
-          <w:rFonts w:ascii="Times New Roman" w:hAnsi="Times New Roman"/>
-          <w:sz w:val="24"/>
-          <w:szCs w:val="24"/>
-        </w:rPr>
-        <w:lastRenderedPageBreak/>
-        <w:t>Він підняв ріг народу свого.* Хвала всім його святим, синам Ізраїля, народові, що йому близький.</w:t>
-      </w:r>
-    </w:p>
-    <w:p>
-      <w:pPr>
-        <w:spacing w:after="120"/>
-        <w:jc w:val="center"/>
+          <w:i/>
+          <w:color w:val="FF0000"/>
+          <w:sz w:val="24"/>
+          <w:szCs w:val="24"/>
+        </w:rPr>
+      </w:pPr>
+      <w:r>
         <w:rPr>
           <w:rFonts w:ascii="Times New Roman" w:hAnsi="Times New Roman"/>
           <w:b/>
@@ -14605,16 +13592,6 @@
           <w:sz w:val="24"/>
           <w:szCs w:val="24"/>
         </w:rPr>
-      </w:pPr>
-      <w:r>
-        <w:rPr>
-          <w:rFonts w:ascii="Times New Roman" w:hAnsi="Times New Roman"/>
-          <w:b/>
-          <w:i/>
-          <w:color w:val="FF0000"/>
-          <w:sz w:val="24"/>
-          <w:szCs w:val="24"/>
-        </w:rPr>
         <w:t>Псалом 149</w:t>
       </w:r>
     </w:p>
@@ -14672,15 +13649,7 @@
           <w:sz w:val="24"/>
           <w:szCs w:val="24"/>
         </w:rPr>
-        <w:t>Неха</w:t>
-      </w:r>
-      <w:r>
-        <w:rPr>
-          <w:rFonts w:ascii="Times New Roman" w:hAnsi="Times New Roman"/>
-          <w:sz w:val="24"/>
-          <w:szCs w:val="24"/>
-        </w:rPr>
-        <w:t>й хвалять ім'я його танком,* при бубні й при гарфі нехай йому співають.</w:t>
+        <w:t>Нехай хвалять ім'я його танком,* при бубні й при гарфі нехай йому співають.</w:t>
       </w:r>
     </w:p>
     <w:p>
@@ -14737,15 +13706,7 @@
           <w:sz w:val="24"/>
           <w:szCs w:val="24"/>
         </w:rPr>
-        <w:t>Нехай хвала Божа буде на устах у них,* і двосічни</w:t>
-      </w:r>
-      <w:r>
-        <w:rPr>
-          <w:rFonts w:ascii="Times New Roman" w:hAnsi="Times New Roman"/>
-          <w:sz w:val="24"/>
-          <w:szCs w:val="24"/>
-        </w:rPr>
-        <w:t>й меч у руці в них.</w:t>
+        <w:t>Нехай хвала Божа буде на устах у них,* і двосічний меч у руці в них.</w:t>
       </w:r>
     </w:p>
     <w:p>
@@ -14804,6 +13765,7 @@
           <w:b/>
           <w:i/>
           <w:color w:val="FF0000"/>
+          <w:sz w:val="24"/>
         </w:rPr>
         <w:t>Стихири</w:t>
       </w:r>
@@ -14865,15 +13827,7 @@
           <w:sz w:val="24"/>
           <w:szCs w:val="24"/>
         </w:rPr>
-        <w:t xml:space="preserve"> Хрест твій, </w:t>
-      </w:r>
-      <w:r>
-        <w:rPr>
-          <w:rFonts w:ascii="Times New Roman" w:hAnsi="Times New Roman"/>
-          <w:sz w:val="24"/>
-          <w:szCs w:val="24"/>
-        </w:rPr>
-        <w:t>Господи,* є для твоїх людей життям і воскресінням,* тож надіючись на нього,* тебе, воскреслого Бога нашого, оспівуємо:* Помилуй нас!</w:t>
+        <w:t xml:space="preserve"> Хрест твій, Господи,* є для твоїх людей життям і воскресінням,* тож надіючись на нього,* тебе, воскреслого Бога нашого, оспівуємо:* Помилуй нас!</w:t>
       </w:r>
     </w:p>
     <w:p>
@@ -14978,47 +13932,99 @@
           <w:szCs w:val="24"/>
           <w:u w:val="single"/>
         </w:rPr>
-        <w:t>Хваліте його за його подвиги великі,* х</w:t>
-      </w:r>
-      <w:r>
+        <w:t>Хваліте його за його подвиги великі,* хваліте його в його величі безмежній.</w:t>
+      </w:r>
+    </w:p>
+    <w:p>
+      <w:pPr>
+        <w:spacing w:after="120"/>
+        <w:jc w:val="both"/>
+        <w:rPr>
+          <w:rFonts w:ascii="Times New Roman" w:hAnsi="Times New Roman"/>
+          <w:sz w:val="24"/>
+          <w:szCs w:val="24"/>
+        </w:rPr>
+      </w:pPr>
+      <w:r>
+        <w:rPr>
+          <w:rFonts w:ascii="Times New Roman" w:hAnsi="Times New Roman"/>
+          <w:sz w:val="24"/>
+          <w:szCs w:val="24"/>
+        </w:rPr>
+        <w:t>З Отцем і Духом Христа, що воскрес із мертвих, прославляємо,* і до нього кличемо:* Ти наше життя і воскресіння, – помилуй нас!</w:t>
+      </w:r>
+    </w:p>
+    <w:p>
+      <w:pPr>
+        <w:spacing w:after="120"/>
+        <w:jc w:val="both"/>
         <w:rPr>
           <w:rFonts w:ascii="Times New Roman" w:hAnsi="Times New Roman"/>
           <w:sz w:val="24"/>
           <w:szCs w:val="24"/>
           <w:u w:val="single"/>
         </w:rPr>
-        <w:t>валіте його в його величі безмежній.</w:t>
-      </w:r>
-    </w:p>
-    <w:p>
-      <w:pPr>
-        <w:spacing w:after="120"/>
-        <w:jc w:val="both"/>
-        <w:rPr>
-          <w:rFonts w:ascii="Times New Roman" w:hAnsi="Times New Roman"/>
-          <w:sz w:val="24"/>
-          <w:szCs w:val="24"/>
-        </w:rPr>
-      </w:pPr>
-      <w:r>
-        <w:rPr>
-          <w:rFonts w:ascii="Times New Roman" w:hAnsi="Times New Roman"/>
-          <w:sz w:val="24"/>
-          <w:szCs w:val="24"/>
-        </w:rPr>
-        <w:t>З Отцем і Духом Христа, що воскрес із мертвих, прославляємо,* і до нього кличемо:* Ти наше життя і воскресіння, – помилуй нас!</w:t>
-      </w:r>
-    </w:p>
-    <w:p>
-      <w:pPr>
-        <w:spacing w:after="120"/>
-        <w:jc w:val="both"/>
+      </w:pPr>
+      <w:r>
+        <w:rPr>
+          <w:rFonts w:ascii="Times New Roman" w:hAnsi="Times New Roman"/>
+          <w:i/>
+          <w:color w:val="FF0000"/>
+          <w:sz w:val="24"/>
+          <w:szCs w:val="24"/>
+        </w:rPr>
+        <w:t xml:space="preserve">Стих: </w:t>
+      </w:r>
+      <w:r>
         <w:rPr>
           <w:rFonts w:ascii="Times New Roman" w:hAnsi="Times New Roman"/>
           <w:sz w:val="24"/>
           <w:szCs w:val="24"/>
           <w:u w:val="single"/>
         </w:rPr>
+        <w:t>Хваліте його звуком рогу,* хваліте його на гарфі й на гуслах.</w:t>
+      </w:r>
+    </w:p>
+    <w:p>
+      <w:pPr>
+        <w:spacing w:after="120"/>
+        <w:jc w:val="both"/>
+        <w:rPr>
+          <w:rFonts w:ascii="Times New Roman" w:hAnsi="Times New Roman"/>
+          <w:sz w:val="24"/>
+          <w:szCs w:val="24"/>
+        </w:rPr>
+      </w:pPr>
+      <w:r>
+        <w:rPr>
+          <w:rFonts w:ascii="Times New Roman" w:hAnsi="Times New Roman"/>
+          <w:i/>
+          <w:color w:val="FF0000"/>
+          <w:sz w:val="24"/>
+          <w:szCs w:val="24"/>
+        </w:rPr>
+        <w:t>(г. 1, подібний: Преславні мученики):</w:t>
+      </w:r>
+      <w:r>
+        <w:rPr>
+          <w:rFonts w:ascii="Times New Roman" w:hAnsi="Times New Roman"/>
+          <w:sz w:val="24"/>
+          <w:szCs w:val="24"/>
+        </w:rPr>
+        <w:t xml:space="preserve"> О Марку богомудрий!* Ти був тростиною* премудрого книжника і скорописця,* Христове воплочення* богонатхненно записуючи* і ясно звістуючи глаголи нескінченного життя,* – молися, щоб у ньому записалися* ті, що оспівують тебе* і вшановують славну пам’ять твою.</w:t>
+      </w:r>
+    </w:p>
+    <w:p>
+      <w:pPr>
+        <w:spacing w:after="120"/>
+        <w:jc w:val="both"/>
+        <w:rPr>
+          <w:rFonts w:ascii="Times New Roman" w:hAnsi="Times New Roman"/>
+          <w:i/>
+          <w:sz w:val="24"/>
+          <w:szCs w:val="24"/>
+          <w:u w:val="single"/>
+        </w:rPr>
       </w:pPr>
       <w:r>
         <w:rPr>
@@ -15037,63 +14043,34 @@
           <w:szCs w:val="24"/>
           <w:u w:val="single"/>
         </w:rPr>
-        <w:t>Хваліте його звуком рогу,* хваліте його на гарфі й на гуслах.</w:t>
-      </w:r>
-    </w:p>
-    <w:p>
-      <w:pPr>
-        <w:spacing w:after="120"/>
-        <w:jc w:val="both"/>
-        <w:rPr>
-          <w:rFonts w:ascii="Times New Roman" w:hAnsi="Times New Roman"/>
-          <w:sz w:val="24"/>
-          <w:szCs w:val="24"/>
-        </w:rPr>
-      </w:pPr>
-      <w:r>
-        <w:rPr>
-          <w:rFonts w:ascii="Times New Roman" w:hAnsi="Times New Roman"/>
-          <w:i/>
-          <w:color w:val="FF0000"/>
-          <w:sz w:val="24"/>
-          <w:szCs w:val="24"/>
-        </w:rPr>
-        <w:t>(г. 1, подібний: Преслав</w:t>
-      </w:r>
-      <w:r>
-        <w:rPr>
-          <w:rFonts w:ascii="Times New Roman" w:hAnsi="Times New Roman"/>
-          <w:i/>
-          <w:color w:val="FF0000"/>
-          <w:sz w:val="24"/>
-          <w:szCs w:val="24"/>
-        </w:rPr>
-        <w:t>ні мученики):</w:t>
-      </w:r>
-      <w:r>
-        <w:rPr>
-          <w:rFonts w:ascii="Times New Roman" w:hAnsi="Times New Roman"/>
-          <w:sz w:val="24"/>
-          <w:szCs w:val="24"/>
-        </w:rPr>
-        <w:t xml:space="preserve"> О Марку богомудрий!* Ти був тростиною* премудрого книжника і скорописця,* Христове воплочення* богонатхненно записуючи* і ясно звістуючи глаголи нескінченного життя,* – молися, щоб у ньому записалися* ті, що оспівують тебе* і вшановують славн</w:t>
-      </w:r>
-      <w:r>
-        <w:rPr>
-          <w:rFonts w:ascii="Times New Roman" w:hAnsi="Times New Roman"/>
-          <w:sz w:val="24"/>
-          <w:szCs w:val="24"/>
-        </w:rPr>
-        <w:t>у пам’ять твою.</w:t>
-      </w:r>
-    </w:p>
-    <w:p>
-      <w:pPr>
-        <w:spacing w:after="120"/>
-        <w:jc w:val="both"/>
-        <w:rPr>
-          <w:rFonts w:ascii="Times New Roman" w:hAnsi="Times New Roman"/>
-          <w:i/>
+        <w:t>Хваліте його на бубні й танком,* хваліте його на струнах і сопілці.</w:t>
+      </w:r>
+    </w:p>
+    <w:p>
+      <w:pPr>
+        <w:spacing w:after="120"/>
+        <w:jc w:val="both"/>
+        <w:rPr>
+          <w:rFonts w:ascii="Times New Roman" w:hAnsi="Times New Roman"/>
+          <w:sz w:val="24"/>
+          <w:szCs w:val="24"/>
+        </w:rPr>
+      </w:pPr>
+      <w:r>
+        <w:rPr>
+          <w:rFonts w:ascii="Times New Roman" w:hAnsi="Times New Roman"/>
+          <w:sz w:val="24"/>
+          <w:szCs w:val="24"/>
+        </w:rPr>
+        <w:t>О Марку всехвальний!* Христа благовістуючи,* ти пробіг вселенну,* неначе сонце,* випалюючи променями віри* всю безмісячну ніч багатобожжя.* І нині молися,* щоб даровано душам нашим* мир і велику милість.</w:t>
+      </w:r>
+    </w:p>
+    <w:p>
+      <w:pPr>
+        <w:spacing w:after="120"/>
+        <w:jc w:val="both"/>
+        <w:rPr>
+          <w:rFonts w:ascii="Times New Roman" w:hAnsi="Times New Roman"/>
           <w:sz w:val="24"/>
           <w:szCs w:val="24"/>
           <w:u w:val="single"/>
@@ -15116,64 +14093,6 @@
           <w:szCs w:val="24"/>
           <w:u w:val="single"/>
         </w:rPr>
-        <w:t>Хваліте його на бубні й танком,* хваліте його на струнах і сопілці.</w:t>
-      </w:r>
-    </w:p>
-    <w:p>
-      <w:pPr>
-        <w:spacing w:after="120"/>
-        <w:jc w:val="both"/>
-        <w:rPr>
-          <w:rFonts w:ascii="Times New Roman" w:hAnsi="Times New Roman"/>
-          <w:sz w:val="24"/>
-          <w:szCs w:val="24"/>
-        </w:rPr>
-      </w:pPr>
-      <w:r>
-        <w:rPr>
-          <w:rFonts w:ascii="Times New Roman" w:hAnsi="Times New Roman"/>
-          <w:sz w:val="24"/>
-          <w:szCs w:val="24"/>
-        </w:rPr>
-        <w:t>О Марку всехвальний!* Христа благовістуючи,* ти пробіг вселенну,* неначе сонце,* випалюючи променями віри* всю безмісячну ніч багатобожжя.* І нині молися,* щоб дарова</w:t>
-      </w:r>
-      <w:r>
-        <w:rPr>
-          <w:rFonts w:ascii="Times New Roman" w:hAnsi="Times New Roman"/>
-          <w:sz w:val="24"/>
-          <w:szCs w:val="24"/>
-        </w:rPr>
-        <w:t>но душам нашим* мир і велику милість.</w:t>
-      </w:r>
-    </w:p>
-    <w:p>
-      <w:pPr>
-        <w:spacing w:after="120"/>
-        <w:jc w:val="both"/>
-        <w:rPr>
-          <w:rFonts w:ascii="Times New Roman" w:hAnsi="Times New Roman"/>
-          <w:sz w:val="24"/>
-          <w:szCs w:val="24"/>
-          <w:u w:val="single"/>
-        </w:rPr>
-      </w:pPr>
-      <w:r>
-        <w:rPr>
-          <w:rFonts w:ascii="Times New Roman" w:hAnsi="Times New Roman"/>
-          <w:i/>
-          <w:color w:val="FF0000"/>
-          <w:sz w:val="24"/>
-          <w:szCs w:val="24"/>
-        </w:rPr>
-        <w:t xml:space="preserve">Стих: </w:t>
-      </w:r>
-      <w:r>
-        <w:rPr>
-          <w:rFonts w:ascii="Times New Roman" w:hAnsi="Times New Roman"/>
-          <w:sz w:val="24"/>
-          <w:szCs w:val="24"/>
-          <w:u w:val="single"/>
-        </w:rPr>
         <w:t>Хваліте його на дзвінких цимбалах, хваліте його на гучних цимбалах.* Усе, що живе, нехай хвалить Господа.</w:t>
       </w:r>
     </w:p>
@@ -15193,15 +14112,7 @@
           <w:sz w:val="24"/>
           <w:szCs w:val="24"/>
         </w:rPr>
-        <w:t>О Марку Апостоле!* Ти проповідував серед тих,* у кого примножилося безумство злочестя,* проганяючи темряву</w:t>
-      </w:r>
-      <w:r>
-        <w:rPr>
-          <w:rFonts w:ascii="Times New Roman" w:hAnsi="Times New Roman"/>
-          <w:sz w:val="24"/>
-          <w:szCs w:val="24"/>
-        </w:rPr>
-        <w:t xml:space="preserve"> єгипетську* просвітою слів твоїх,* Боговіснику пребагатий.* І нині молися,* щоб даровано душам нашим* мир і велику милість.</w:t>
+        <w:t>О Марку Апостоле!* Ти проповідував серед тих,* у кого примножилося безумство злочестя,* проганяючи темряву єгипетську* просвітою слів твоїх,* Боговіснику пребагатий.* І нині молися,* щоб даровано душам нашим* мир і велику милість.</w:t>
       </w:r>
     </w:p>
     <w:p>
@@ -15221,6 +14132,7 @@
           <w:b/>
           <w:i/>
           <w:color w:val="FF0000"/>
+          <w:sz w:val="24"/>
         </w:rPr>
         <w:t>Стихири Пасхи</w:t>
       </w:r>
@@ -15330,7 +14242,6 @@
           <w:sz w:val="24"/>
           <w:szCs w:val="24"/>
         </w:rPr>
-        <w:lastRenderedPageBreak/>
         <w:t>Стих:</w:t>
       </w:r>
       <w:r>
@@ -15351,17 +14262,71 @@
           <w:szCs w:val="24"/>
           <w:u w:val="single"/>
         </w:rPr>
-        <w:t>Як щеза</w:t>
-      </w:r>
-      <w:r>
-        <w:rPr>
-          <w:rFonts w:ascii="Times New Roman" w:hAnsi="Times New Roman"/>
-          <w:color w:val="000000"/>
+        <w:t>Як щезає дим, нехай щезнуть.</w:t>
+      </w:r>
+    </w:p>
+    <w:p>
+      <w:pPr>
+        <w:shd w:val="clear" w:color="auto" w:fill="FFFFFF"/>
+        <w:spacing w:after="120"/>
+        <w:jc w:val="both"/>
+        <w:rPr>
+          <w:rFonts w:ascii="Times New Roman" w:hAnsi="Times New Roman"/>
+          <w:sz w:val="24"/>
+          <w:szCs w:val="24"/>
+        </w:rPr>
+      </w:pPr>
+      <w:r>
+        <w:rPr>
+          <w:rFonts w:ascii="Times New Roman" w:hAnsi="Times New Roman"/>
+          <w:color w:val="000000"/>
+          <w:sz w:val="24"/>
+          <w:szCs w:val="24"/>
+        </w:rPr>
+        <w:t>Прийдіте,* після видіння, жінки благовісниці,* і скажіте Сіонові:* Прийми від нас радісну новину* про Воскресіння Христове!* Веселися, торжествуй* і радуйся, Єрусалиме, побачивши Царя Христа, що немов жених із гробу виходить.</w:t>
+      </w:r>
+    </w:p>
+    <w:p>
+      <w:pPr>
+        <w:shd w:val="clear" w:color="auto" w:fill="FFFFFF"/>
+        <w:spacing w:after="120"/>
+        <w:jc w:val="both"/>
+        <w:rPr>
+          <w:rFonts w:ascii="Times New Roman" w:hAnsi="Times New Roman"/>
           <w:sz w:val="24"/>
           <w:szCs w:val="24"/>
           <w:u w:val="single"/>
         </w:rPr>
-        <w:t>є дим, нехай щезнуть.</w:t>
+      </w:pPr>
+      <w:r>
+        <w:rPr>
+          <w:rFonts w:ascii="Times New Roman" w:hAnsi="Times New Roman"/>
+          <w:i/>
+          <w:color w:val="FF0000"/>
+          <w:sz w:val="24"/>
+          <w:szCs w:val="24"/>
+        </w:rPr>
+        <w:t>Стих:</w:t>
+      </w:r>
+      <w:r>
+        <w:rPr>
+          <w:rFonts w:ascii="Times New Roman" w:hAnsi="Times New Roman"/>
+          <w:i/>
+          <w:color w:val="000000"/>
+          <w:sz w:val="24"/>
+          <w:szCs w:val="24"/>
+        </w:rPr>
+        <w:t xml:space="preserve"> </w:t>
+      </w:r>
+      <w:r>
+        <w:rPr>
+          <w:rFonts w:ascii="Times New Roman" w:hAnsi="Times New Roman"/>
+          <w:color w:val="000000"/>
+          <w:sz w:val="24"/>
+          <w:szCs w:val="24"/>
+          <w:u w:val="single"/>
+        </w:rPr>
+        <w:t>Так нехай погибнуть грішники від лиця Божого,* а праведники хай возвеселяться.</w:t>
       </w:r>
     </w:p>
     <w:p>
@@ -15382,7 +14347,7 @@
           <w:sz w:val="24"/>
           <w:szCs w:val="24"/>
         </w:rPr>
-        <w:t>Прийдіте,* після видіння, жінки благовісниці,* і скажіте Сіонові:* Прийми від нас радісну новину* про Воскресіння Христове!* Веселися, торжествуй* і радуйся, Єрусалиме, побачивши Царя Христа, що немов жених із гробу виходить.</w:t>
+        <w:t>Мироносиці жінки,* рано-вранці прийшовши* до гробу Життєдавця,* знайшли ангела,* що сидів на камені,* а він, провістивши їм, так мовив:* Чому шукаєте Живого між померлими?* Чому оплакуєте у тлінні Нетлінного? Ідіть, і проповідуйте його учням.</w:t>
       </w:r>
     </w:p>
     <w:p>
@@ -15425,17 +14390,7 @@
           <w:szCs w:val="24"/>
           <w:u w:val="single"/>
         </w:rPr>
-        <w:t>Та</w:t>
-      </w:r>
-      <w:r>
-        <w:rPr>
-          <w:rFonts w:ascii="Times New Roman" w:hAnsi="Times New Roman"/>
-          <w:color w:val="000000"/>
-          <w:sz w:val="24"/>
-          <w:szCs w:val="24"/>
-          <w:u w:val="single"/>
-        </w:rPr>
-        <w:t>к нехай погибнуть грішники від лиця Божого,* а праведники хай возвеселяться.</w:t>
+        <w:t>Це день, що його створив Господь,* тож радіймо і веселімся в нім.</w:t>
       </w:r>
     </w:p>
     <w:p>
@@ -15456,16 +14411,54 @@
           <w:sz w:val="24"/>
           <w:szCs w:val="24"/>
         </w:rPr>
-        <w:t>Мироносиці жінки,* рано-вранці прийшовши* до гробу Життєдавця,* знайшли ангела,* що сидів на камені,* а він, провістивши їм, так мовив:* Чому шукаєте Живого між померлими?* Чому о</w:t>
-      </w:r>
-      <w:r>
-        <w:rPr>
-          <w:rFonts w:ascii="Times New Roman" w:hAnsi="Times New Roman"/>
-          <w:color w:val="000000"/>
-          <w:sz w:val="24"/>
-          <w:szCs w:val="24"/>
-        </w:rPr>
-        <w:t>плакуєте у тлінні Нетлінного? Ідіть, і проповідуйте його учням.</w:t>
+        <w:t>Пасха красна,* Пасха Господня;* Пасха, Пасха преславная нам засіяла;* Пасха! Радісно одні одних обнімімо!* О Пасхо, визволення від скорбот!* Нині бо з гробу,* наче зо світлиці, засіяв Христос,* і жінок же радістю наповнив, мовивши:* Проповідуйте апостолам.</w:t>
+      </w:r>
+    </w:p>
+    <w:p>
+      <w:pPr>
+        <w:spacing w:after="120"/>
+        <w:jc w:val="both"/>
+        <w:rPr>
+          <w:rFonts w:ascii="Times New Roman" w:hAnsi="Times New Roman"/>
+          <w:smallCaps/>
+          <w:sz w:val="24"/>
+          <w:szCs w:val="24"/>
+        </w:rPr>
+      </w:pPr>
+      <w:r>
+        <w:rPr>
+          <w:rFonts w:ascii="Times New Roman" w:hAnsi="Times New Roman"/>
+          <w:b/>
+          <w:sz w:val="24"/>
+          <w:szCs w:val="24"/>
+        </w:rPr>
+        <w:t>Слава</w:t>
+      </w:r>
+      <w:r>
+        <w:rPr>
+          <w:rFonts w:ascii="Times New Roman" w:hAnsi="Times New Roman"/>
+          <w:sz w:val="24"/>
+          <w:szCs w:val="24"/>
+        </w:rPr>
+        <w:t xml:space="preserve"> </w:t>
+      </w:r>
+      <w:r>
+        <w:rPr>
+          <w:rFonts w:ascii="Times New Roman" w:hAnsi="Times New Roman"/>
+          <w:i/>
+          <w:color w:val="FF0000"/>
+          <w:sz w:val="24"/>
+          <w:szCs w:val="24"/>
+        </w:rPr>
+        <w:t xml:space="preserve">(г. 8): </w:t>
+      </w:r>
+      <w:r>
+        <w:rPr>
+          <w:rFonts w:ascii="Times New Roman" w:hAnsi="Times New Roman"/>
+          <w:sz w:val="24"/>
+          <w:szCs w:val="24"/>
+        </w:rPr>
+        <w:t>Прийдіте, восхвалімо псалмами й піснеспівами* Марка – проповідника небесного тайновведення* і речника Євангелія!* Він бо явився рікою мисленного Раю,* напоюючи небесними зливами* душевні борозни* і показуючи їх плодоносними Христу Богові,* Який подає всім його молитвами* очищення, і просвічення,* і велику милість.</w:t>
       </w:r>
     </w:p>
     <w:p>
@@ -15477,24 +14470,22 @@
           <w:rFonts w:ascii="Times New Roman" w:hAnsi="Times New Roman"/>
           <w:sz w:val="24"/>
           <w:szCs w:val="24"/>
-          <w:u w:val="single"/>
-        </w:rPr>
-      </w:pPr>
-      <w:r>
-        <w:rPr>
-          <w:rFonts w:ascii="Times New Roman" w:hAnsi="Times New Roman"/>
-          <w:i/>
-          <w:color w:val="FF0000"/>
-          <w:sz w:val="24"/>
-          <w:szCs w:val="24"/>
-        </w:rPr>
-        <w:t>Стих:</w:t>
-      </w:r>
-      <w:r>
-        <w:rPr>
-          <w:rFonts w:ascii="Times New Roman" w:hAnsi="Times New Roman"/>
-          <w:i/>
-          <w:color w:val="000000"/>
+        </w:rPr>
+      </w:pPr>
+      <w:r>
+        <w:rPr>
+          <w:rFonts w:ascii="Times New Roman" w:hAnsi="Times New Roman"/>
+          <w:b/>
+          <w:color w:val="000000"/>
+          <w:sz w:val="24"/>
+          <w:szCs w:val="24"/>
+        </w:rPr>
+        <w:t>І нині</w:t>
+      </w:r>
+      <w:r>
+        <w:rPr>
+          <w:rFonts w:ascii="Times New Roman" w:hAnsi="Times New Roman"/>
+          <w:b/>
           <w:sz w:val="24"/>
           <w:szCs w:val="24"/>
         </w:rPr>
@@ -15503,12 +14494,21 @@
       <w:r>
         <w:rPr>
           <w:rFonts w:ascii="Times New Roman" w:hAnsi="Times New Roman"/>
-          <w:color w:val="000000"/>
-          <w:sz w:val="24"/>
-          <w:szCs w:val="24"/>
-          <w:u w:val="single"/>
-        </w:rPr>
-        <w:t>Це день, що його створив Господь,* тож радіймо і веселімся в нім.</w:t>
+          <w:i/>
+          <w:color w:val="FF0000"/>
+          <w:sz w:val="24"/>
+          <w:szCs w:val="24"/>
+        </w:rPr>
+        <w:t xml:space="preserve">(г. 5): </w:t>
+      </w:r>
+      <w:r>
+        <w:rPr>
+          <w:rFonts w:ascii="Times New Roman" w:hAnsi="Times New Roman"/>
+          <w:color w:val="000000"/>
+          <w:sz w:val="24"/>
+          <w:szCs w:val="24"/>
+        </w:rPr>
+        <w:t>Воскресіння день!* Просвітімся торжеством,* і одні одних обнімімо,* та скажімо: Браття!* І тим, що ненавидять нас,* простім усе з Воскресінням,* і так усі заспіваймо:</w:t>
       </w:r>
     </w:p>
     <w:p>
@@ -15518,36 +14518,8 @@
         <w:jc w:val="both"/>
         <w:rPr>
           <w:rFonts w:ascii="Times New Roman" w:hAnsi="Times New Roman"/>
-          <w:sz w:val="24"/>
-          <w:szCs w:val="24"/>
-        </w:rPr>
-      </w:pPr>
-      <w:r>
-        <w:rPr>
-          <w:rFonts w:ascii="Times New Roman" w:hAnsi="Times New Roman"/>
-          <w:color w:val="000000"/>
-          <w:sz w:val="24"/>
-          <w:szCs w:val="24"/>
-        </w:rPr>
-        <w:t>Пасха красна,* Пасха Господня;* Пасха, Пасха преславная нам засіяла;* Пасха! Радісно одні одних обнімімо!* О Пасхо, визв</w:t>
-      </w:r>
-      <w:r>
-        <w:rPr>
-          <w:rFonts w:ascii="Times New Roman" w:hAnsi="Times New Roman"/>
-          <w:color w:val="000000"/>
-          <w:sz w:val="24"/>
-          <w:szCs w:val="24"/>
-        </w:rPr>
-        <w:t>олення від скорбот!* Нині бо з гробу,* наче зо світлиці, засіяв Христос,* і жінок же радістю наповнив, мовивши:* Проповідуйте апостолам.</w:t>
-      </w:r>
-    </w:p>
-    <w:p>
-      <w:pPr>
-        <w:spacing w:after="120"/>
-        <w:jc w:val="both"/>
-        <w:rPr>
-          <w:rFonts w:ascii="Times New Roman" w:hAnsi="Times New Roman"/>
-          <w:smallCaps/>
+          <w:i/>
+          <w:color w:val="FF0000"/>
           <w:sz w:val="24"/>
           <w:szCs w:val="24"/>
         </w:rPr>
@@ -15556,113 +14528,6 @@
         <w:rPr>
           <w:rFonts w:ascii="Times New Roman" w:hAnsi="Times New Roman"/>
           <w:b/>
-          <w:sz w:val="24"/>
-          <w:szCs w:val="24"/>
-        </w:rPr>
-        <w:t>Слава</w:t>
-      </w:r>
-      <w:r>
-        <w:rPr>
-          <w:rFonts w:ascii="Times New Roman" w:hAnsi="Times New Roman"/>
-          <w:sz w:val="24"/>
-          <w:szCs w:val="24"/>
-        </w:rPr>
-        <w:t xml:space="preserve"> </w:t>
-      </w:r>
-      <w:r>
-        <w:rPr>
-          <w:rFonts w:ascii="Times New Roman" w:hAnsi="Times New Roman"/>
-          <w:i/>
-          <w:color w:val="FF0000"/>
-          <w:sz w:val="24"/>
-          <w:szCs w:val="24"/>
-        </w:rPr>
-        <w:t xml:space="preserve">(г. 8): </w:t>
-      </w:r>
-      <w:r>
-        <w:rPr>
-          <w:rFonts w:ascii="Times New Roman" w:hAnsi="Times New Roman"/>
-          <w:sz w:val="24"/>
-          <w:szCs w:val="24"/>
-        </w:rPr>
-        <w:t>Прийдіте, восхвалімо псалмами й піснеспівами* Марка – проповідника небесного тайновведення* і речника Єва</w:t>
-      </w:r>
-      <w:r>
-        <w:rPr>
-          <w:rFonts w:ascii="Times New Roman" w:hAnsi="Times New Roman"/>
-          <w:sz w:val="24"/>
-          <w:szCs w:val="24"/>
-        </w:rPr>
-        <w:t>нгелія!* Він бо явився рікою мисленного Раю,* напоюючи небесними зливами* душевні борозни* і показуючи їх плодоносними Христу Богові,* Який подає всім його молитвами* очищення, і просвічення,* і велику милість.</w:t>
-      </w:r>
-    </w:p>
-    <w:p>
-      <w:pPr>
-        <w:shd w:val="clear" w:color="auto" w:fill="FFFFFF"/>
-        <w:spacing w:after="120"/>
-        <w:jc w:val="both"/>
-        <w:rPr>
-          <w:rFonts w:ascii="Times New Roman" w:hAnsi="Times New Roman"/>
-          <w:sz w:val="24"/>
-          <w:szCs w:val="24"/>
-        </w:rPr>
-      </w:pPr>
-      <w:r>
-        <w:rPr>
-          <w:rFonts w:ascii="Times New Roman" w:hAnsi="Times New Roman"/>
-          <w:b/>
-          <w:color w:val="000000"/>
-          <w:sz w:val="24"/>
-          <w:szCs w:val="24"/>
-        </w:rPr>
-        <w:t>І нині</w:t>
-      </w:r>
-      <w:r>
-        <w:rPr>
-          <w:rFonts w:ascii="Times New Roman" w:hAnsi="Times New Roman"/>
-          <w:b/>
-          <w:sz w:val="24"/>
-          <w:szCs w:val="24"/>
-        </w:rPr>
-        <w:t xml:space="preserve"> </w:t>
-      </w:r>
-      <w:r>
-        <w:rPr>
-          <w:rFonts w:ascii="Times New Roman" w:hAnsi="Times New Roman"/>
-          <w:i/>
-          <w:color w:val="FF0000"/>
-          <w:sz w:val="24"/>
-          <w:szCs w:val="24"/>
-        </w:rPr>
-        <w:t xml:space="preserve">(г. 5): </w:t>
-      </w:r>
-      <w:r>
-        <w:rPr>
-          <w:rFonts w:ascii="Times New Roman" w:hAnsi="Times New Roman"/>
-          <w:color w:val="000000"/>
-          <w:sz w:val="24"/>
-          <w:szCs w:val="24"/>
-        </w:rPr>
-        <w:t>Воскресіння день!* Просвітімся торжеством,* і одні одних обнімімо,* та скажімо: Браття!* І тим, що ненавидять нас,* простім усе з Воскресінням,* і так усі заспіваймо:</w:t>
-      </w:r>
-    </w:p>
-    <w:p>
-      <w:pPr>
-        <w:shd w:val="clear" w:color="auto" w:fill="FFFFFF"/>
-        <w:spacing w:after="120"/>
-        <w:jc w:val="both"/>
-        <w:rPr>
-          <w:rFonts w:ascii="Times New Roman" w:hAnsi="Times New Roman"/>
-          <w:i/>
-          <w:color w:val="FF0000"/>
-          <w:sz w:val="24"/>
-          <w:szCs w:val="24"/>
-        </w:rPr>
-      </w:pPr>
-      <w:r>
-        <w:rPr>
-          <w:rFonts w:ascii="Times New Roman" w:hAnsi="Times New Roman"/>
-          <w:b/>
           <w:color w:val="000000"/>
           <w:sz w:val="24"/>
           <w:szCs w:val="24"/>
@@ -15677,17 +14542,7 @@
           <w:sz w:val="24"/>
           <w:szCs w:val="24"/>
         </w:rPr>
-        <w:t xml:space="preserve">(3 </w:t>
-      </w:r>
-      <w:r>
-        <w:rPr>
-          <w:rFonts w:ascii="Times New Roman" w:hAnsi="Times New Roman"/>
-          <w:i/>
-          <w:color w:val="FF0000"/>
-          <w:sz w:val="24"/>
-          <w:szCs w:val="24"/>
-        </w:rPr>
-        <w:t>р.)</w:t>
+        <w:t>(3 р.)</w:t>
       </w:r>
     </w:p>
     <w:p>
@@ -15723,6 +14578,7 @@
           <w:b/>
           <w:i/>
           <w:color w:val="FF0000"/>
+          <w:sz w:val="24"/>
         </w:rPr>
         <w:t>Тропарі</w:t>
       </w:r>
@@ -15781,16 +14637,7 @@
           <w:sz w:val="24"/>
           <w:szCs w:val="24"/>
         </w:rPr>
-        <w:t xml:space="preserve">У верховного Петра ти навчався,* апостолом Христовим був ти і, як сонце, засяяв Ти країнам:* олександрійцям був ти прикрасою, блаженний,* Єгипет від лести через тебе звільнився,* євангельським твоїм ученням просвітив ти все, як </w:t>
-      </w:r>
-      <w:r>
-        <w:rPr>
-          <w:rFonts w:ascii="Times New Roman" w:hAnsi="Times New Roman"/>
-          <w:color w:val="000000"/>
-          <w:sz w:val="24"/>
-          <w:szCs w:val="24"/>
-        </w:rPr>
-        <w:t>світло, стовпе церковний.* Ради цього, пам’ять твою вшановуючи, світло празнуємо, Марку богогласний.* Моли Бога, що Його ти благовістуєш,* щоб прогрішень відпущення подав душам нашим.</w:t>
+        <w:t>У верховного Петра ти навчався,* апостолом Христовим був ти і, як сонце, засяяв Ти країнам:* олександрійцям був ти прикрасою, блаженний,* Єгипет від лести через тебе звільнився,* євангельським твоїм ученням просвітив ти все, як світло, стовпе церковний.* Ради цього, пам’ять твою вшановуючи, світло празнуємо, Марку богогласний.* Моли Бога, що Його ти благовістуєш,* щоб прогрішень відпущення подав душам нашим.</w:t>
       </w:r>
     </w:p>
     <w:p>
@@ -15818,15 +14665,7 @@
           <w:sz w:val="24"/>
           <w:szCs w:val="24"/>
         </w:rPr>
-        <w:t xml:space="preserve"> Тебе, що стала посередницею спасіння роду нашого,* оспівуємо, Бо</w:t>
-      </w:r>
-      <w:r>
-        <w:rPr>
-          <w:rFonts w:ascii="Times New Roman" w:hAnsi="Times New Roman"/>
-          <w:sz w:val="24"/>
-          <w:szCs w:val="24"/>
-        </w:rPr>
-        <w:t>городице Діво;* бо тілом, яке від тебе прийняв Син твій і Бог наш,* зазнав на хресті страждань* і визволив нас із тління, як людинолюбний.</w:t>
+        <w:t xml:space="preserve"> Тебе, що стала посередницею спасіння роду нашого,* оспівуємо, Богородице Діво;* бо тілом, яке від тебе прийняв Син твій і Бог наш,* зазнав на хресті страждань* і визволив нас із тління, як людинолюбний.</w:t>
       </w:r>
     </w:p>
     <w:p>
@@ -15860,6 +14699,7 @@
           <w:b/>
           <w:i/>
           <w:color w:val="FF0000"/>
+          <w:sz w:val="24"/>
         </w:rPr>
         <w:t>Єктенія усильного благання</w:t>
       </w:r>
@@ -15935,7 +14775,7 @@
           <w:sz w:val="24"/>
           <w:szCs w:val="24"/>
         </w:rPr>
-        <w:t xml:space="preserve">Ще молимось за святішого вселенського архиєрея Франциска, папу Римського, і за блаженнішого патріярха нашого Святослава, і за преосвященнішого архиєпископа і митрополита нашого кир </w:t>
+        <w:t xml:space="preserve">Ще молимось за блаженнішого патріярха нашого Святослава, і за преосвященнішого архиєпископа і митрополита нашого кир </w:t>
       </w:r>
       <w:r>
         <w:rPr>
@@ -15989,15 +14829,7 @@
           <w:sz w:val="24"/>
           <w:szCs w:val="24"/>
         </w:rPr>
-        <w:t xml:space="preserve"> за тих, що служать і посл</w:t>
-      </w:r>
-      <w:r>
-        <w:rPr>
-          <w:rFonts w:ascii="Times New Roman" w:hAnsi="Times New Roman"/>
-          <w:sz w:val="24"/>
-          <w:szCs w:val="24"/>
-        </w:rPr>
-        <w:t>ужили у святім храмі цьому, і за отців наших духовних, і всіх у Христі братів і сестер наших.</w:t>
+        <w:t xml:space="preserve"> за тих, що служать і послужили у святім храмі цьому, і за отців наших духовних, і всіх у Христі братів і сестер наших.</w:t>
       </w:r>
     </w:p>
     <w:p>
@@ -16109,16 +14941,7 @@
           <w:sz w:val="24"/>
           <w:szCs w:val="24"/>
         </w:rPr>
-        <w:lastRenderedPageBreak/>
-        <w:t>Ще молимось за тут пр</w:t>
-      </w:r>
-      <w:r>
-        <w:rPr>
-          <w:rFonts w:ascii="Times New Roman" w:hAnsi="Times New Roman"/>
-          <w:sz w:val="24"/>
-          <w:szCs w:val="24"/>
-        </w:rPr>
-        <w:t>исутніх людей, що очікують від Тебе великої і багатої милости, за тих, що творять нам милостиню, і за всіх православних християн.</w:t>
+        <w:t>Ще молимось за тут присутніх людей, що очікують від Тебе великої і багатої милости, за тих, що творять нам милостиню, і за всіх православних християн.</w:t>
       </w:r>
     </w:p>
     <w:p>
@@ -16184,15 +15007,7 @@
           <w:sz w:val="24"/>
           <w:szCs w:val="24"/>
         </w:rPr>
-        <w:t xml:space="preserve"> Бо милостивий і людинолюбний Бог єси, і Тобі славу возсилаємо, Отцю, і Сину, і Св</w:t>
-      </w:r>
-      <w:r>
-        <w:rPr>
-          <w:rFonts w:ascii="Times New Roman" w:hAnsi="Times New Roman"/>
-          <w:sz w:val="24"/>
-          <w:szCs w:val="24"/>
-        </w:rPr>
-        <w:t>ятому Духові, нині, і повсякчас, і на віки віків.</w:t>
+        <w:t xml:space="preserve"> Бо милостивий і людинолюбний Бог єси, і Тобі славу возсилаємо, Отцю, і Сину, і Святому Духові, нині, і повсякчас, і на віки віків.</w:t>
       </w:r>
     </w:p>
     <w:p>
@@ -16250,6 +15065,7 @@
           <w:b/>
           <w:i/>
           <w:color w:val="FF0000"/>
+          <w:sz w:val="24"/>
         </w:rPr>
         <w:t>Прохальна єктенія</w:t>
       </w:r>
@@ -16457,15 +15273,7 @@
           <w:sz w:val="24"/>
           <w:szCs w:val="24"/>
         </w:rPr>
-        <w:t>Прощення й відпущення гріхів, і прогрішень наших у Господ</w:t>
-      </w:r>
-      <w:r>
-        <w:rPr>
-          <w:rFonts w:ascii="Times New Roman" w:hAnsi="Times New Roman"/>
-          <w:sz w:val="24"/>
-          <w:szCs w:val="24"/>
-        </w:rPr>
-        <w:t>а просім.</w:t>
+        <w:t>Прощення й відпущення гріхів, і прогрішень наших у Господа просім.</w:t>
       </w:r>
     </w:p>
     <w:p>
@@ -16603,15 +15411,7 @@
           <w:sz w:val="24"/>
           <w:szCs w:val="24"/>
         </w:rPr>
-        <w:t>Християнської кончини життя нашог</w:t>
-      </w:r>
-      <w:r>
-        <w:rPr>
-          <w:rFonts w:ascii="Times New Roman" w:hAnsi="Times New Roman"/>
-          <w:sz w:val="24"/>
-          <w:szCs w:val="24"/>
-        </w:rPr>
-        <w:t>о – безболізної, бездоганної, мирної – і оправдання на страшному суді Христовому просім.</w:t>
+        <w:t>Християнської кончини життя нашого – безболізної, бездоганної, мирної – і оправдання на страшному суді Христовому просім.</w:t>
       </w:r>
     </w:p>
     <w:p>
@@ -16657,15 +15457,7 @@
           <w:sz w:val="24"/>
           <w:szCs w:val="24"/>
         </w:rPr>
-        <w:t>Пресвяту, пречисту, преблагословенну, славну Владичицю нашу Богородицю і приснодіву Марію, з усіма святими пом’янувши, самих себе, і один одно</w:t>
-      </w:r>
-      <w:r>
-        <w:rPr>
-          <w:rFonts w:ascii="Times New Roman" w:hAnsi="Times New Roman"/>
-          <w:sz w:val="24"/>
-          <w:szCs w:val="24"/>
-        </w:rPr>
-        <w:t>го, і все життя наше Христу Богові віддаймо.</w:t>
+        <w:t>Пресвяту, пречисту, преблагословенну, славну Владичицю нашу Богородицю і приснодіву Марію, з усіма святими пом’янувши, самих себе, і один одного, і все життя наше Христу Богові віддаймо.</w:t>
       </w:r>
     </w:p>
     <w:p>
@@ -16905,42 +15697,15 @@
           <w:sz w:val="24"/>
           <w:szCs w:val="24"/>
         </w:rPr>
-        <w:t>С</w:t>
-      </w:r>
-      <w:r>
-        <w:rPr>
-          <w:rFonts w:ascii="Times New Roman" w:hAnsi="Times New Roman"/>
-          <w:i/>
-          <w:color w:val="FF0000"/>
-          <w:sz w:val="24"/>
-          <w:szCs w:val="24"/>
-        </w:rPr>
-        <w:t>вященник читає молитву:</w:t>
-      </w:r>
-      <w:r>
-        <w:rPr>
-          <w:rFonts w:ascii="Times New Roman" w:hAnsi="Times New Roman"/>
-          <w:sz w:val="24"/>
-          <w:szCs w:val="24"/>
-        </w:rPr>
-        <w:t xml:space="preserve"> Господи святий, ти на висоті живеш і всевидючим оком твоїм споглядаєш на всяке створіння! Перед тобою схилили ми голови, душі й тіла, і молимося до тебе, Святий святих: Простягни руку твою невидиму від святого житла твого і </w:t>
-      </w:r>
-      <w:r>
-        <w:rPr>
-          <w:rFonts w:ascii="Times New Roman" w:hAnsi="Times New Roman"/>
-          <w:sz w:val="24"/>
-          <w:szCs w:val="24"/>
-        </w:rPr>
-        <w:lastRenderedPageBreak/>
-        <w:t>благосло</w:t>
-      </w:r>
-      <w:r>
-        <w:rPr>
-          <w:rFonts w:ascii="Times New Roman" w:hAnsi="Times New Roman"/>
-          <w:sz w:val="24"/>
-          <w:szCs w:val="24"/>
-        </w:rPr>
-        <w:t>ви всіх нас; а якщо ми де в чому згрішили добровільно чи недобровільно, як благий і людинолюбний Бог, прости і даруй нам земні й небесні добра твої:</w:t>
+        <w:t>Священник читає молитву:</w:t>
+      </w:r>
+      <w:r>
+        <w:rPr>
+          <w:rFonts w:ascii="Times New Roman" w:hAnsi="Times New Roman"/>
+          <w:sz w:val="24"/>
+          <w:szCs w:val="24"/>
+        </w:rPr>
+        <w:t xml:space="preserve"> Господи святий, ти на висоті живеш і всевидючим оком твоїм споглядаєш на всяке створіння! Перед тобою схилили ми голови, душі й тіла, і молимося до тебе, Святий святих: Простягни руку твою невидиму від святого житла твого і благослови всіх нас; а якщо ми де в чому згрішили добровільно чи недобровільно, як благий і людинолюбний Бог, прости і даруй нам земні й небесні добра твої:</w:t>
       </w:r>
     </w:p>
     <w:p>
@@ -16968,15 +15733,7 @@
           <w:sz w:val="24"/>
           <w:szCs w:val="24"/>
         </w:rPr>
-        <w:t xml:space="preserve"> Бо до Тебе належить милувати і спасати нас, Боже наш, і Тобі славу возсилаємо, Отцю, і Сину, і С</w:t>
-      </w:r>
-      <w:r>
-        <w:rPr>
-          <w:rFonts w:ascii="Times New Roman" w:hAnsi="Times New Roman"/>
-          <w:sz w:val="24"/>
-          <w:szCs w:val="24"/>
-        </w:rPr>
-        <w:t>вятому Духові, нині, і повсякчас, і на віки віків.</w:t>
+        <w:t xml:space="preserve"> Бо до Тебе належить милувати і спасати нас, Боже наш, і Тобі славу возсилаємо, Отцю, і Сину, і Святому Духові, нині, і повсякчас, і на віки віків.</w:t>
       </w:r>
     </w:p>
     <w:p>
@@ -17222,7 +15979,16 @@
           <w:sz w:val="24"/>
           <w:szCs w:val="24"/>
         </w:rPr>
-        <w:t>Світи́ся, світи́ся, нови́й Єрусали́ме,* сла́ва бо Госпо́дня на</w:t>
+        <w:t>Світи́ся, світи́ся, нови́й Єрусали́ме,* сла́ва бо Госпо́дня на то</w:t>
+      </w:r>
+      <w:r>
+        <w:rPr>
+          <w:rFonts w:ascii="Times New Roman" w:hAnsi="Times New Roman"/>
+          <w:color w:val="000000"/>
+          <w:sz w:val="24"/>
+          <w:szCs w:val="24"/>
+        </w:rPr>
+        <w:t>́</w:t>
       </w:r>
       <w:r>
         <w:rPr>
@@ -17231,7 +15997,7 @@
           <w:sz w:val="24"/>
           <w:szCs w:val="24"/>
         </w:rPr>
-        <w:t xml:space="preserve"> то</w:t>
+        <w:t>бі возсія́ла!* Раді́й ни</w:t>
       </w:r>
       <w:r>
         <w:rPr>
@@ -17249,24 +16015,6 @@
           <w:sz w:val="24"/>
           <w:szCs w:val="24"/>
         </w:rPr>
-        <w:t>бі возсія́ла!* Раді́й ни</w:t>
-      </w:r>
-      <w:r>
-        <w:rPr>
-          <w:rFonts w:ascii="Times New Roman" w:hAnsi="Times New Roman"/>
-          <w:color w:val="000000"/>
-          <w:sz w:val="24"/>
-          <w:szCs w:val="24"/>
-        </w:rPr>
-        <w:t>́</w:t>
-      </w:r>
-      <w:r>
-        <w:rPr>
-          <w:rFonts w:ascii="Times New Roman" w:hAnsi="Times New Roman"/>
-          <w:color w:val="333333"/>
-          <w:sz w:val="24"/>
-          <w:szCs w:val="24"/>
-        </w:rPr>
         <w:t>ні й весели́ся, Сіо́не.* А ти, чи́ста Богоро́дице, втіша́йся воскресі́нням Си́на свого́.</w:t>
       </w:r>
     </w:p>
@@ -17327,16 +16075,7 @@
           <w:sz w:val="24"/>
           <w:szCs w:val="24"/>
         </w:rPr>
-        <w:t xml:space="preserve"> Христос воскрес із мертвих, смертю смерть подолав* і тим, що в гроба</w:t>
-      </w:r>
-      <w:r>
-        <w:rPr>
-          <w:rFonts w:ascii="Times New Roman" w:hAnsi="Times New Roman"/>
-          <w:color w:val="000000"/>
-          <w:sz w:val="24"/>
-          <w:szCs w:val="24"/>
-        </w:rPr>
-        <w:t xml:space="preserve">х, життя дарував. Господи, помилуй </w:t>
+        <w:t xml:space="preserve"> Христос воскрес із мертвих, смертю смерть подолав* і тим, що в гробах, життя дарував. Господи, помилуй </w:t>
       </w:r>
       <w:r>
         <w:rPr>
@@ -17401,15 +16140,7 @@
           <w:sz w:val="24"/>
           <w:szCs w:val="24"/>
         </w:rPr>
-        <w:t>, і святого апостола і євангелиста Марка, якого п</w:t>
-      </w:r>
-      <w:r>
-        <w:rPr>
-          <w:rFonts w:ascii="Times New Roman" w:hAnsi="Times New Roman"/>
-          <w:sz w:val="24"/>
-          <w:szCs w:val="24"/>
-        </w:rPr>
-        <w:t>ам'ять звершуємо, і всіх святих - помилує і спасе нас як благий і людинолюбний.</w:t>
+        <w:t>, і святого апостола і євангелиста Марка, якого пам'ять звершуємо, і всіх святих - помилує і спасе нас як благий і людинолюбний.</w:t>
       </w:r>
     </w:p>
     <w:p>
@@ -17536,16 +16267,7 @@
           <w:sz w:val="24"/>
           <w:szCs w:val="24"/>
         </w:rPr>
-        <w:t>Воісти</w:t>
-      </w:r>
-      <w:r>
-        <w:rPr>
-          <w:rFonts w:ascii="Times New Roman" w:hAnsi="Times New Roman"/>
-          <w:color w:val="000000"/>
-          <w:sz w:val="24"/>
-          <w:szCs w:val="24"/>
-        </w:rPr>
-        <w:t>ну воскрес!</w:t>
+        <w:t>Воістину воскрес!</w:t>
       </w:r>
     </w:p>
     <w:p>
@@ -17662,8 +16384,6 @@
     <w:rPrDefault>
       <w:rPr>
         <w:rFonts w:ascii="PeterCyr" w:eastAsia="PeterCyr" w:hAnsi="PeterCyr" w:cs="PeterCyr"/>
-        <w:sz w:val="36"/>
-        <w:szCs w:val="36"/>
         <w:lang w:val="uk-UA" w:eastAsia="uk-UA" w:bidi="ar-SA"/>
       </w:rPr>
     </w:rPrDefault>
@@ -18053,6 +16773,8 @@
     <w:rsid w:val="00F536D8"/>
     <w:rPr>
       <w:rFonts w:eastAsia="Times New Roman" w:cs="Times New Roman"/>
+      <w:sz w:val="36"/>
+      <w:szCs w:val="36"/>
     </w:rPr>
   </w:style>
   <w:style w:type="paragraph" w:styleId="Heading1">
@@ -18225,6 +16947,10 @@
   </w:style>
   <w:style w:type="paragraph" w:customStyle="1" w:styleId="1">
     <w:name w:val="Звичайний1"/>
+    <w:rPr>
+      <w:sz w:val="36"/>
+      <w:szCs w:val="36"/>
+    </w:rPr>
   </w:style>
   <w:style w:type="character" w:customStyle="1" w:styleId="Heading1Char">
     <w:name w:val="Heading 1 Char"/>
@@ -18375,6 +17101,8 @@
     </w:pPr>
     <w:rPr>
       <w:rFonts w:ascii="Times New Roman" w:eastAsia="Times New Roman" w:hAnsi="Times New Roman" w:cs="Times New Roman"/>
+      <w:sz w:val="36"/>
+      <w:szCs w:val="36"/>
     </w:rPr>
   </w:style>
   <w:style w:type="paragraph" w:styleId="Subtitle">
